--- a/dosyalar/sinavlar/9-sinif/arapca-9-1d1y-klasik.docx
+++ b/dosyalar/sinavlar/9-sinif/arapca-9-1d1y-klasik.docx
@@ -32,7 +32,7 @@
           </w:tcPr>
           <w:p>
             <w:pPr>
-              <w:spacing w:after="20"/>
+              <w:spacing w:after="8"/>
               <w:jc w:val="center"/>
             </w:pPr>
             <w:r>
@@ -43,15 +43,15 @@
                 <w:i w:val="false"/>
                 <w:iCs w:val="false"/>
                 <w:color w:val="39454F"/>
-                <w:sz w:val="19"/>
-                <w:szCs w:val="19"/>
+                <w:sz w:val="17"/>
+                <w:szCs w:val="17"/>
               </w:rPr>
               <w:t xml:space="preserve">2026-2027 EĞİTİM ÖĞRETİM YILI</w:t>
             </w:r>
           </w:p>
           <w:p>
             <w:pPr>
-              <w:spacing w:after="20"/>
+              <w:spacing w:after="8"/>
               <w:jc w:val="center"/>
             </w:pPr>
             <w:r>
@@ -62,8 +62,8 @@
                 <w:i w:val="false"/>
                 <w:iCs w:val="false"/>
                 <w:color w:val="111111"/>
-                <w:sz w:val="21"/>
-                <w:szCs w:val="21"/>
+                <w:sz w:val="18"/>
+                <w:szCs w:val="18"/>
               </w:rPr>
               <w:t xml:space="preserve">……………………………………………………………… ANADOLU İMAM HATİP LİSESİ</w:t>
             </w:r>
@@ -81,8 +81,8 @@
                 <w:i w:val="false"/>
                 <w:iCs w:val="false"/>
                 <w:color w:val="15222E"/>
-                <w:sz w:val="23"/>
-                <w:szCs w:val="23"/>
+                <w:sz w:val="20"/>
+                <w:szCs w:val="20"/>
               </w:rPr>
               <w:t xml:space="preserve">9. SINIF ARAPÇA DERSİ 1. DÖNEM 1. YAZILI SINAVI</w:t>
             </w:r>
@@ -122,18 +122,18 @@
           </w:tcPr>
           <w:p>
             <w:pPr>
-              <w:spacing w:after="0" w:line="270"/>
-            </w:pPr>
-            <w:r>
-              <w:rPr>
-                <w:rFonts w:ascii="Times New Roman" w:cs="Times New Roman" w:eastAsia="Times New Roman" w:hAnsi="Times New Roman"/>
-                <w:b w:val="false"/>
-                <w:bCs w:val="false"/>
-                <w:i w:val="false"/>
-                <w:iCs w:val="false"/>
-                <w:color w:val="111111"/>
-                <w:sz w:val="20"/>
-                <w:szCs w:val="20"/>
+              <w:spacing w:after="0" w:line="220"/>
+            </w:pPr>
+            <w:r>
+              <w:rPr>
+                <w:rFonts w:ascii="Times New Roman" w:cs="Times New Roman" w:eastAsia="Times New Roman" w:hAnsi="Times New Roman"/>
+                <w:b w:val="false"/>
+                <w:bCs w:val="false"/>
+                <w:i w:val="false"/>
+                <w:iCs w:val="false"/>
+                <w:color w:val="111111"/>
+                <w:sz w:val="17"/>
+                <w:szCs w:val="17"/>
               </w:rPr>
               <w:t xml:space="preserve">Adı Soyadı :  ………………………………………………………</w:t>
             </w:r>
@@ -152,18 +152,18 @@
           </w:tcPr>
           <w:p>
             <w:pPr>
-              <w:spacing w:after="0" w:line="270"/>
-            </w:pPr>
-            <w:r>
-              <w:rPr>
-                <w:rFonts w:ascii="Times New Roman" w:cs="Times New Roman" w:eastAsia="Times New Roman" w:hAnsi="Times New Roman"/>
-                <w:b w:val="false"/>
-                <w:bCs w:val="false"/>
-                <w:i w:val="false"/>
-                <w:iCs w:val="false"/>
-                <w:color w:val="111111"/>
-                <w:sz w:val="20"/>
-                <w:szCs w:val="20"/>
+              <w:spacing w:after="0" w:line="220"/>
+            </w:pPr>
+            <w:r>
+              <w:rPr>
+                <w:rFonts w:ascii="Times New Roman" w:cs="Times New Roman" w:eastAsia="Times New Roman" w:hAnsi="Times New Roman"/>
+                <w:b w:val="false"/>
+                <w:bCs w:val="false"/>
+                <w:i w:val="false"/>
+                <w:iCs w:val="false"/>
+                <w:color w:val="111111"/>
+                <w:sz w:val="17"/>
+                <w:szCs w:val="17"/>
               </w:rPr>
               <w:t xml:space="preserve">Sınıfı :  …………</w:t>
             </w:r>
@@ -182,18 +182,18 @@
           </w:tcPr>
           <w:p>
             <w:pPr>
-              <w:spacing w:after="0" w:line="270"/>
-            </w:pPr>
-            <w:r>
-              <w:rPr>
-                <w:rFonts w:ascii="Times New Roman" w:cs="Times New Roman" w:eastAsia="Times New Roman" w:hAnsi="Times New Roman"/>
-                <w:b w:val="false"/>
-                <w:bCs w:val="false"/>
-                <w:i w:val="false"/>
-                <w:iCs w:val="false"/>
-                <w:color w:val="111111"/>
-                <w:sz w:val="20"/>
-                <w:szCs w:val="20"/>
+              <w:spacing w:after="0" w:line="220"/>
+            </w:pPr>
+            <w:r>
+              <w:rPr>
+                <w:rFonts w:ascii="Times New Roman" w:cs="Times New Roman" w:eastAsia="Times New Roman" w:hAnsi="Times New Roman"/>
+                <w:b w:val="false"/>
+                <w:bCs w:val="false"/>
+                <w:i w:val="false"/>
+                <w:iCs w:val="false"/>
+                <w:color w:val="111111"/>
+                <w:sz w:val="17"/>
+                <w:szCs w:val="17"/>
               </w:rPr>
               <w:t xml:space="preserve">No :  ………</w:t>
             </w:r>
@@ -224,27 +224,27 @@
                 <w:i w:val="false"/>
                 <w:iCs w:val="false"/>
                 <w:color w:val="39454F"/>
-                <w:sz w:val="18"/>
-                <w:szCs w:val="18"/>
+                <w:sz w:val="16"/>
+                <w:szCs w:val="16"/>
               </w:rPr>
               <w:t xml:space="preserve">PUAN</w:t>
             </w:r>
           </w:p>
           <w:p>
             <w:pPr>
-              <w:spacing w:after="40" w:before="60"/>
-              <w:jc w:val="center"/>
-            </w:pPr>
-            <w:r>
-              <w:rPr>
-                <w:rFonts w:ascii="Times New Roman" w:cs="Times New Roman" w:eastAsia="Times New Roman" w:hAnsi="Times New Roman"/>
-                <w:b w:val="false"/>
-                <w:bCs w:val="false"/>
-                <w:i w:val="false"/>
-                <w:iCs w:val="false"/>
-                <w:color w:val="111111"/>
-                <w:sz w:val="24"/>
-                <w:szCs w:val="24"/>
+              <w:spacing w:after="16" w:before="24"/>
+              <w:jc w:val="center"/>
+            </w:pPr>
+            <w:r>
+              <w:rPr>
+                <w:rFonts w:ascii="Times New Roman" w:cs="Times New Roman" w:eastAsia="Times New Roman" w:hAnsi="Times New Roman"/>
+                <w:b w:val="false"/>
+                <w:bCs w:val="false"/>
+                <w:i w:val="false"/>
+                <w:iCs w:val="false"/>
+                <w:color w:val="111111"/>
+                <w:sz w:val="21"/>
+                <w:szCs w:val="21"/>
               </w:rPr>
               <w:t xml:space="preserve"/>
             </w:r>
@@ -252,24 +252,6 @@
         </w:tc>
       </w:tr>
     </w:tbl>
-    <w:p>
-      <w:pPr>
-        <w:spacing w:after="110"/>
-      </w:pPr>
-      <w:r>
-        <w:rPr>
-          <w:rFonts w:ascii="Times New Roman" w:cs="Times New Roman" w:eastAsia="Times New Roman" w:hAnsi="Times New Roman"/>
-          <w:b w:val="false"/>
-          <w:bCs w:val="false"/>
-          <w:i w:val="false"/>
-          <w:iCs w:val="false"/>
-          <w:color w:val="111111"/>
-          <w:sz w:val="21"/>
-          <w:szCs w:val="21"/>
-        </w:rPr>
-        <w:t xml:space="preserve"/>
-      </w:r>
-    </w:p>
     <w:tbl>
       <w:tblPr>
         <w:tblW w:type="dxa" w:w="9864"/>
@@ -300,7 +282,7 @@
           </w:tcPr>
           <w:p>
             <w:pPr>
-              <w:spacing w:after="40"/>
+              <w:spacing w:after="16"/>
             </w:pPr>
             <w:r>
               <w:rPr>
@@ -310,15 +292,15 @@
                 <w:i w:val="false"/>
                 <w:iCs w:val="false"/>
                 <w:color w:val="2B3742"/>
-                <w:sz w:val="18"/>
-                <w:szCs w:val="18"/>
+                <w:sz w:val="16"/>
+                <w:szCs w:val="16"/>
               </w:rPr>
               <w:t xml:space="preserve">AÇIKLAMALAR</w:t>
             </w:r>
           </w:p>
           <w:p>
             <w:pPr>
-              <w:spacing w:after="20" w:line="250"/>
+              <w:spacing w:after="8" w:line="220"/>
               <w:ind w:left="170" w:hanging="170"/>
             </w:pPr>
             <w:r>
@@ -329,15 +311,15 @@
                 <w:i w:val="false"/>
                 <w:iCs w:val="false"/>
                 <w:color w:val="2B3742"/>
-                <w:sz w:val="18"/>
-                <w:szCs w:val="18"/>
+                <w:sz w:val="16"/>
+                <w:szCs w:val="16"/>
               </w:rPr>
               <w:t xml:space="preserve">•  Sınav süresi bir ders saatidir.</w:t>
             </w:r>
           </w:p>
           <w:p>
             <w:pPr>
-              <w:spacing w:after="20" w:line="250"/>
+              <w:spacing w:after="8" w:line="220"/>
               <w:ind w:left="170" w:hanging="170"/>
             </w:pPr>
             <w:r>
@@ -348,15 +330,15 @@
                 <w:i w:val="false"/>
                 <w:iCs w:val="false"/>
                 <w:color w:val="2B3742"/>
-                <w:sz w:val="18"/>
-                <w:szCs w:val="18"/>
+                <w:sz w:val="16"/>
+                <w:szCs w:val="16"/>
               </w:rPr>
               <w:t xml:space="preserve">•  Her sorunun puanı soru sonunda belirtilmiştir.</w:t>
             </w:r>
           </w:p>
           <w:p>
             <w:pPr>
-              <w:spacing w:after="20" w:line="250"/>
+              <w:spacing w:after="8" w:line="220"/>
               <w:ind w:left="170" w:hanging="170"/>
             </w:pPr>
             <w:r>
@@ -367,15 +349,15 @@
                 <w:i w:val="false"/>
                 <w:iCs w:val="false"/>
                 <w:color w:val="2B3742"/>
-                <w:sz w:val="18"/>
-                <w:szCs w:val="18"/>
+                <w:sz w:val="16"/>
+                <w:szCs w:val="16"/>
               </w:rPr>
               <w:t xml:space="preserve">•  Arapça yazarken harekeleri de yazmayı unutmayınız.</w:t>
             </w:r>
           </w:p>
           <w:p>
             <w:pPr>
-              <w:spacing w:after="20" w:line="250"/>
+              <w:spacing w:after="8" w:line="220"/>
               <w:ind w:left="170" w:hanging="170"/>
             </w:pPr>
             <w:r>
@@ -386,8 +368,8 @@
                 <w:i w:val="false"/>
                 <w:iCs w:val="false"/>
                 <w:color w:val="2B3742"/>
-                <w:sz w:val="18"/>
-                <w:szCs w:val="18"/>
+                <w:sz w:val="16"/>
+                <w:szCs w:val="16"/>
               </w:rPr>
               <w:t xml:space="preserve">•  Cevaplarınızı okunaklı yazınız; okunmayan cevaplar değerlendirmeye alınmaz.</w:t>
             </w:r>
@@ -400,7 +382,7 @@
         <w:tabs>
           <w:tab w:val="right" w:pos="9864"/>
         </w:tabs>
-        <w:spacing w:after="90" w:before="220" w:line="280"/>
+        <w:spacing w:after="36" w:before="88" w:line="220"/>
         <w:ind w:left="340" w:hanging="340"/>
       </w:pPr>
       <w:r>
@@ -411,16 +393,16 @@
           <w:i w:val="false"/>
           <w:iCs w:val="false"/>
           <w:color w:val="111111"/>
-          <w:sz w:val="21"/>
-          <w:szCs w:val="21"/>
+          <w:sz w:val="18"/>
+          <w:szCs w:val="18"/>
         </w:rPr>
         <w:t xml:space="preserve">1.</w:t>
       </w:r>
       <w:r>
         <w:rPr>
           <w:rFonts w:ascii="Times New Roman" w:cs="Times New Roman" w:eastAsia="Times New Roman" w:hAnsi="Times New Roman"/>
-          <w:sz w:val="21"/>
-          <w:szCs w:val="21"/>
+          <w:sz w:val="18"/>
+          <w:szCs w:val="18"/>
         </w:rPr>
         <w:tab/>
       </w:r>
@@ -432,16 +414,16 @@
           <w:i w:val="false"/>
           <w:iCs w:val="false"/>
           <w:color w:val="111111"/>
-          <w:sz w:val="21"/>
-          <w:szCs w:val="21"/>
+          <w:sz w:val="18"/>
+          <w:szCs w:val="18"/>
         </w:rPr>
         <w:t xml:space="preserve">Aşağıdaki kelimelerin Türkçe karşılıklarını yazınız.</w:t>
       </w:r>
       <w:r>
         <w:rPr>
           <w:rFonts w:ascii="Times New Roman" w:cs="Times New Roman" w:eastAsia="Times New Roman" w:hAnsi="Times New Roman"/>
-          <w:sz w:val="21"/>
-          <w:szCs w:val="21"/>
+          <w:sz w:val="18"/>
+          <w:szCs w:val="18"/>
         </w:rPr>
         <w:tab/>
       </w:r>
@@ -453,8 +435,8 @@
           <w:i w:val="false"/>
           <w:iCs w:val="false"/>
           <w:color w:val="55636F"/>
-          <w:sz w:val="18"/>
-          <w:szCs w:val="18"/>
+          <w:sz w:val="16"/>
+          <w:szCs w:val="16"/>
         </w:rPr>
         <w:t xml:space="preserve">(12 puan)</w:t>
       </w:r>
@@ -462,7 +444,7 @@
     <w:p>
       <w:pPr>
         <w:keepNext w:val="false"/>
-        <w:spacing w:after="90" w:before="0" w:line="280"/>
+        <w:spacing w:after="36" w:before="0" w:line="220"/>
         <w:ind w:left="340"/>
       </w:pPr>
       <w:r>
@@ -473,8 +455,8 @@
           <w:i/>
           <w:iCs/>
           <w:color w:val="5B6772"/>
-          <w:sz w:val="18"/>
-          <w:szCs w:val="18"/>
+          <w:sz w:val="16"/>
+          <w:szCs w:val="16"/>
         </w:rPr>
         <w:t xml:space="preserve">Her doğru cevap 2 puandır.</w:t>
       </w:r>
@@ -514,7 +496,7 @@
           </w:tcPr>
           <w:p>
             <w:pPr>
-              <w:spacing w:after="0" w:line="270"/>
+              <w:spacing w:after="0" w:line="220"/>
               <w:jc w:val="center"/>
             </w:pPr>
             <w:r>
@@ -525,8 +507,8 @@
                 <w:i w:val="false"/>
                 <w:iCs w:val="false"/>
                 <w:color w:val="111111"/>
-                <w:sz w:val="18"/>
-                <w:szCs w:val="18"/>
+                <w:sz w:val="16"/>
+                <w:szCs w:val="16"/>
               </w:rPr>
               <w:t xml:space="preserve">No</w:t>
             </w:r>
@@ -546,7 +528,7 @@
           </w:tcPr>
           <w:p>
             <w:pPr>
-              <w:spacing w:after="0" w:line="270"/>
+              <w:spacing w:after="0" w:line="220"/>
               <w:jc w:val="center"/>
             </w:pPr>
             <w:r>
@@ -557,8 +539,8 @@
                 <w:i w:val="false"/>
                 <w:iCs w:val="false"/>
                 <w:color w:val="111111"/>
-                <w:sz w:val="18"/>
-                <w:szCs w:val="18"/>
+                <w:sz w:val="16"/>
+                <w:szCs w:val="16"/>
               </w:rPr>
               <w:t xml:space="preserve">Kelime</w:t>
             </w:r>
@@ -578,7 +560,7 @@
           </w:tcPr>
           <w:p>
             <w:pPr>
-              <w:spacing w:after="0" w:line="270"/>
+              <w:spacing w:after="0" w:line="220"/>
               <w:jc w:val="center"/>
             </w:pPr>
             <w:r>
@@ -589,8 +571,8 @@
                 <w:i w:val="false"/>
                 <w:iCs w:val="false"/>
                 <w:color w:val="111111"/>
-                <w:sz w:val="18"/>
-                <w:szCs w:val="18"/>
+                <w:sz w:val="16"/>
+                <w:szCs w:val="16"/>
               </w:rPr>
               <w:t xml:space="preserve">Türkçesi</w:t>
             </w:r>
@@ -599,7 +581,7 @@
       </w:tr>
       <w:tr>
         <w:trPr>
-          <w:trHeight w:val="430" w:hRule="atLeast"/>
+          <w:trHeight w:val="301" w:hRule="atLeast"/>
         </w:trPr>
         <w:tc>
           <w:tcPr>
@@ -614,19 +596,19 @@
           </w:tcPr>
           <w:p>
             <w:pPr>
-              <w:spacing w:after="0" w:line="270"/>
-              <w:jc w:val="center"/>
-            </w:pPr>
-            <w:r>
-              <w:rPr>
-                <w:rFonts w:ascii="Times New Roman" w:cs="Times New Roman" w:eastAsia="Times New Roman" w:hAnsi="Times New Roman"/>
-                <w:b w:val="false"/>
-                <w:bCs w:val="false"/>
-                <w:i w:val="false"/>
-                <w:iCs w:val="false"/>
-                <w:color w:val="111111"/>
-                <w:sz w:val="19"/>
-                <w:szCs w:val="19"/>
+              <w:spacing w:after="0" w:line="220"/>
+              <w:jc w:val="center"/>
+            </w:pPr>
+            <w:r>
+              <w:rPr>
+                <w:rFonts w:ascii="Times New Roman" w:cs="Times New Roman" w:eastAsia="Times New Roman" w:hAnsi="Times New Roman"/>
+                <w:b w:val="false"/>
+                <w:bCs w:val="false"/>
+                <w:i w:val="false"/>
+                <w:iCs w:val="false"/>
+                <w:color w:val="111111"/>
+                <w:sz w:val="17"/>
+                <w:szCs w:val="17"/>
               </w:rPr>
               <w:t xml:space="preserve">1</w:t>
             </w:r>
@@ -646,7 +628,7 @@
           <w:p>
             <w:pPr>
               <w:bidi/>
-              <w:spacing w:after="0" w:line="320"/>
+              <w:spacing w:after="0" w:line="220"/>
             </w:pPr>
             <w:r>
               <w:rPr>
@@ -654,8 +636,8 @@
                 <w:b w:val="false"/>
                 <w:bCs w:val="false"/>
                 <w:color w:val="111111"/>
-                <w:sz w:val="30"/>
-                <w:szCs w:val="30"/>
+                <w:sz w:val="27"/>
+                <w:szCs w:val="27"/>
                 <w:rtl/>
               </w:rPr>
               <w:t xml:space="preserve">اَلْجِنْسِيَّةُ</w:t>
@@ -675,18 +657,18 @@
           </w:tcPr>
           <w:p>
             <w:pPr>
-              <w:spacing w:after="0" w:line="270"/>
-            </w:pPr>
-            <w:r>
-              <w:rPr>
-                <w:rFonts w:ascii="Times New Roman" w:cs="Times New Roman" w:eastAsia="Times New Roman" w:hAnsi="Times New Roman"/>
-                <w:b w:val="false"/>
-                <w:bCs w:val="false"/>
-                <w:i w:val="false"/>
-                <w:iCs w:val="false"/>
-                <w:color w:val="111111"/>
-                <w:sz w:val="20"/>
-                <w:szCs w:val="20"/>
+              <w:spacing w:after="0" w:line="220"/>
+            </w:pPr>
+            <w:r>
+              <w:rPr>
+                <w:rFonts w:ascii="Times New Roman" w:cs="Times New Roman" w:eastAsia="Times New Roman" w:hAnsi="Times New Roman"/>
+                <w:b w:val="false"/>
+                <w:bCs w:val="false"/>
+                <w:i w:val="false"/>
+                <w:iCs w:val="false"/>
+                <w:color w:val="111111"/>
+                <w:sz w:val="17"/>
+                <w:szCs w:val="17"/>
               </w:rPr>
               <w:t xml:space="preserve"/>
             </w:r>
@@ -695,7 +677,7 @@
       </w:tr>
       <w:tr>
         <w:trPr>
-          <w:trHeight w:val="430" w:hRule="atLeast"/>
+          <w:trHeight w:val="301" w:hRule="atLeast"/>
         </w:trPr>
         <w:tc>
           <w:tcPr>
@@ -710,19 +692,19 @@
           </w:tcPr>
           <w:p>
             <w:pPr>
-              <w:spacing w:after="0" w:line="270"/>
-              <w:jc w:val="center"/>
-            </w:pPr>
-            <w:r>
-              <w:rPr>
-                <w:rFonts w:ascii="Times New Roman" w:cs="Times New Roman" w:eastAsia="Times New Roman" w:hAnsi="Times New Roman"/>
-                <w:b w:val="false"/>
-                <w:bCs w:val="false"/>
-                <w:i w:val="false"/>
-                <w:iCs w:val="false"/>
-                <w:color w:val="111111"/>
-                <w:sz w:val="19"/>
-                <w:szCs w:val="19"/>
+              <w:spacing w:after="0" w:line="220"/>
+              <w:jc w:val="center"/>
+            </w:pPr>
+            <w:r>
+              <w:rPr>
+                <w:rFonts w:ascii="Times New Roman" w:cs="Times New Roman" w:eastAsia="Times New Roman" w:hAnsi="Times New Roman"/>
+                <w:b w:val="false"/>
+                <w:bCs w:val="false"/>
+                <w:i w:val="false"/>
+                <w:iCs w:val="false"/>
+                <w:color w:val="111111"/>
+                <w:sz w:val="17"/>
+                <w:szCs w:val="17"/>
               </w:rPr>
               <w:t xml:space="preserve">2</w:t>
             </w:r>
@@ -742,7 +724,7 @@
           <w:p>
             <w:pPr>
               <w:bidi/>
-              <w:spacing w:after="0" w:line="320"/>
+              <w:spacing w:after="0" w:line="220"/>
             </w:pPr>
             <w:r>
               <w:rPr>
@@ -750,8 +732,8 @@
                 <w:b w:val="false"/>
                 <w:bCs w:val="false"/>
                 <w:color w:val="111111"/>
-                <w:sz w:val="30"/>
-                <w:szCs w:val="30"/>
+                <w:sz w:val="27"/>
+                <w:szCs w:val="27"/>
                 <w:rtl/>
               </w:rPr>
               <w:t xml:space="preserve">اَلْمِهْنَةُ</w:t>
@@ -771,18 +753,18 @@
           </w:tcPr>
           <w:p>
             <w:pPr>
-              <w:spacing w:after="0" w:line="270"/>
-            </w:pPr>
-            <w:r>
-              <w:rPr>
-                <w:rFonts w:ascii="Times New Roman" w:cs="Times New Roman" w:eastAsia="Times New Roman" w:hAnsi="Times New Roman"/>
-                <w:b w:val="false"/>
-                <w:bCs w:val="false"/>
-                <w:i w:val="false"/>
-                <w:iCs w:val="false"/>
-                <w:color w:val="111111"/>
-                <w:sz w:val="20"/>
-                <w:szCs w:val="20"/>
+              <w:spacing w:after="0" w:line="220"/>
+            </w:pPr>
+            <w:r>
+              <w:rPr>
+                <w:rFonts w:ascii="Times New Roman" w:cs="Times New Roman" w:eastAsia="Times New Roman" w:hAnsi="Times New Roman"/>
+                <w:b w:val="false"/>
+                <w:bCs w:val="false"/>
+                <w:i w:val="false"/>
+                <w:iCs w:val="false"/>
+                <w:color w:val="111111"/>
+                <w:sz w:val="17"/>
+                <w:szCs w:val="17"/>
               </w:rPr>
               <w:t xml:space="preserve"/>
             </w:r>
@@ -791,7 +773,7 @@
       </w:tr>
       <w:tr>
         <w:trPr>
-          <w:trHeight w:val="430" w:hRule="atLeast"/>
+          <w:trHeight w:val="301" w:hRule="atLeast"/>
         </w:trPr>
         <w:tc>
           <w:tcPr>
@@ -806,19 +788,19 @@
           </w:tcPr>
           <w:p>
             <w:pPr>
-              <w:spacing w:after="0" w:line="270"/>
-              <w:jc w:val="center"/>
-            </w:pPr>
-            <w:r>
-              <w:rPr>
-                <w:rFonts w:ascii="Times New Roman" w:cs="Times New Roman" w:eastAsia="Times New Roman" w:hAnsi="Times New Roman"/>
-                <w:b w:val="false"/>
-                <w:bCs w:val="false"/>
-                <w:i w:val="false"/>
-                <w:iCs w:val="false"/>
-                <w:color w:val="111111"/>
-                <w:sz w:val="19"/>
-                <w:szCs w:val="19"/>
+              <w:spacing w:after="0" w:line="220"/>
+              <w:jc w:val="center"/>
+            </w:pPr>
+            <w:r>
+              <w:rPr>
+                <w:rFonts w:ascii="Times New Roman" w:cs="Times New Roman" w:eastAsia="Times New Roman" w:hAnsi="Times New Roman"/>
+                <w:b w:val="false"/>
+                <w:bCs w:val="false"/>
+                <w:i w:val="false"/>
+                <w:iCs w:val="false"/>
+                <w:color w:val="111111"/>
+                <w:sz w:val="17"/>
+                <w:szCs w:val="17"/>
               </w:rPr>
               <w:t xml:space="preserve">3</w:t>
             </w:r>
@@ -838,7 +820,7 @@
           <w:p>
             <w:pPr>
               <w:bidi/>
-              <w:spacing w:after="0" w:line="320"/>
+              <w:spacing w:after="0" w:line="220"/>
             </w:pPr>
             <w:r>
               <w:rPr>
@@ -846,8 +828,8 @@
                 <w:b w:val="false"/>
                 <w:bCs w:val="false"/>
                 <w:color w:val="111111"/>
-                <w:sz w:val="30"/>
-                <w:szCs w:val="30"/>
+                <w:sz w:val="27"/>
+                <w:szCs w:val="27"/>
                 <w:rtl/>
               </w:rPr>
               <w:t xml:space="preserve">اَلْعُمْرُ</w:t>
@@ -867,18 +849,18 @@
           </w:tcPr>
           <w:p>
             <w:pPr>
-              <w:spacing w:after="0" w:line="270"/>
-            </w:pPr>
-            <w:r>
-              <w:rPr>
-                <w:rFonts w:ascii="Times New Roman" w:cs="Times New Roman" w:eastAsia="Times New Roman" w:hAnsi="Times New Roman"/>
-                <w:b w:val="false"/>
-                <w:bCs w:val="false"/>
-                <w:i w:val="false"/>
-                <w:iCs w:val="false"/>
-                <w:color w:val="111111"/>
-                <w:sz w:val="20"/>
-                <w:szCs w:val="20"/>
+              <w:spacing w:after="0" w:line="220"/>
+            </w:pPr>
+            <w:r>
+              <w:rPr>
+                <w:rFonts w:ascii="Times New Roman" w:cs="Times New Roman" w:eastAsia="Times New Roman" w:hAnsi="Times New Roman"/>
+                <w:b w:val="false"/>
+                <w:bCs w:val="false"/>
+                <w:i w:val="false"/>
+                <w:iCs w:val="false"/>
+                <w:color w:val="111111"/>
+                <w:sz w:val="17"/>
+                <w:szCs w:val="17"/>
               </w:rPr>
               <w:t xml:space="preserve"/>
             </w:r>
@@ -887,7 +869,7 @@
       </w:tr>
       <w:tr>
         <w:trPr>
-          <w:trHeight w:val="430" w:hRule="atLeast"/>
+          <w:trHeight w:val="301" w:hRule="atLeast"/>
         </w:trPr>
         <w:tc>
           <w:tcPr>
@@ -902,19 +884,19 @@
           </w:tcPr>
           <w:p>
             <w:pPr>
-              <w:spacing w:after="0" w:line="270"/>
-              <w:jc w:val="center"/>
-            </w:pPr>
-            <w:r>
-              <w:rPr>
-                <w:rFonts w:ascii="Times New Roman" w:cs="Times New Roman" w:eastAsia="Times New Roman" w:hAnsi="Times New Roman"/>
-                <w:b w:val="false"/>
-                <w:bCs w:val="false"/>
-                <w:i w:val="false"/>
-                <w:iCs w:val="false"/>
-                <w:color w:val="111111"/>
-                <w:sz w:val="19"/>
-                <w:szCs w:val="19"/>
+              <w:spacing w:after="0" w:line="220"/>
+              <w:jc w:val="center"/>
+            </w:pPr>
+            <w:r>
+              <w:rPr>
+                <w:rFonts w:ascii="Times New Roman" w:cs="Times New Roman" w:eastAsia="Times New Roman" w:hAnsi="Times New Roman"/>
+                <w:b w:val="false"/>
+                <w:bCs w:val="false"/>
+                <w:i w:val="false"/>
+                <w:iCs w:val="false"/>
+                <w:color w:val="111111"/>
+                <w:sz w:val="17"/>
+                <w:szCs w:val="17"/>
               </w:rPr>
               <w:t xml:space="preserve">4</w:t>
             </w:r>
@@ -934,7 +916,7 @@
           <w:p>
             <w:pPr>
               <w:bidi/>
-              <w:spacing w:after="0" w:line="320"/>
+              <w:spacing w:after="0" w:line="220"/>
             </w:pPr>
             <w:r>
               <w:rPr>
@@ -942,8 +924,8 @@
                 <w:b w:val="false"/>
                 <w:bCs w:val="false"/>
                 <w:color w:val="111111"/>
-                <w:sz w:val="30"/>
-                <w:szCs w:val="30"/>
+                <w:sz w:val="27"/>
+                <w:szCs w:val="27"/>
                 <w:rtl/>
               </w:rPr>
               <w:t xml:space="preserve">اَلْمُدَرِّسَةُ</w:t>
@@ -963,18 +945,18 @@
           </w:tcPr>
           <w:p>
             <w:pPr>
-              <w:spacing w:after="0" w:line="270"/>
-            </w:pPr>
-            <w:r>
-              <w:rPr>
-                <w:rFonts w:ascii="Times New Roman" w:cs="Times New Roman" w:eastAsia="Times New Roman" w:hAnsi="Times New Roman"/>
-                <w:b w:val="false"/>
-                <w:bCs w:val="false"/>
-                <w:i w:val="false"/>
-                <w:iCs w:val="false"/>
-                <w:color w:val="111111"/>
-                <w:sz w:val="20"/>
-                <w:szCs w:val="20"/>
+              <w:spacing w:after="0" w:line="220"/>
+            </w:pPr>
+            <w:r>
+              <w:rPr>
+                <w:rFonts w:ascii="Times New Roman" w:cs="Times New Roman" w:eastAsia="Times New Roman" w:hAnsi="Times New Roman"/>
+                <w:b w:val="false"/>
+                <w:bCs w:val="false"/>
+                <w:i w:val="false"/>
+                <w:iCs w:val="false"/>
+                <w:color w:val="111111"/>
+                <w:sz w:val="17"/>
+                <w:szCs w:val="17"/>
               </w:rPr>
               <w:t xml:space="preserve"/>
             </w:r>
@@ -983,7 +965,7 @@
       </w:tr>
       <w:tr>
         <w:trPr>
-          <w:trHeight w:val="430" w:hRule="atLeast"/>
+          <w:trHeight w:val="301" w:hRule="atLeast"/>
         </w:trPr>
         <w:tc>
           <w:tcPr>
@@ -998,19 +980,19 @@
           </w:tcPr>
           <w:p>
             <w:pPr>
-              <w:spacing w:after="0" w:line="270"/>
-              <w:jc w:val="center"/>
-            </w:pPr>
-            <w:r>
-              <w:rPr>
-                <w:rFonts w:ascii="Times New Roman" w:cs="Times New Roman" w:eastAsia="Times New Roman" w:hAnsi="Times New Roman"/>
-                <w:b w:val="false"/>
-                <w:bCs w:val="false"/>
-                <w:i w:val="false"/>
-                <w:iCs w:val="false"/>
-                <w:color w:val="111111"/>
-                <w:sz w:val="19"/>
-                <w:szCs w:val="19"/>
+              <w:spacing w:after="0" w:line="220"/>
+              <w:jc w:val="center"/>
+            </w:pPr>
+            <w:r>
+              <w:rPr>
+                <w:rFonts w:ascii="Times New Roman" w:cs="Times New Roman" w:eastAsia="Times New Roman" w:hAnsi="Times New Roman"/>
+                <w:b w:val="false"/>
+                <w:bCs w:val="false"/>
+                <w:i w:val="false"/>
+                <w:iCs w:val="false"/>
+                <w:color w:val="111111"/>
+                <w:sz w:val="17"/>
+                <w:szCs w:val="17"/>
               </w:rPr>
               <w:t xml:space="preserve">5</w:t>
             </w:r>
@@ -1030,7 +1012,7 @@
           <w:p>
             <w:pPr>
               <w:bidi/>
-              <w:spacing w:after="0" w:line="320"/>
+              <w:spacing w:after="0" w:line="220"/>
             </w:pPr>
             <w:r>
               <w:rPr>
@@ -1038,8 +1020,8 @@
                 <w:b w:val="false"/>
                 <w:bCs w:val="false"/>
                 <w:color w:val="111111"/>
-                <w:sz w:val="30"/>
-                <w:szCs w:val="30"/>
+                <w:sz w:val="27"/>
+                <w:szCs w:val="27"/>
                 <w:rtl/>
               </w:rPr>
               <w:t xml:space="preserve">اَلْجَارُ</w:t>
@@ -1059,18 +1041,18 @@
           </w:tcPr>
           <w:p>
             <w:pPr>
-              <w:spacing w:after="0" w:line="270"/>
-            </w:pPr>
-            <w:r>
-              <w:rPr>
-                <w:rFonts w:ascii="Times New Roman" w:cs="Times New Roman" w:eastAsia="Times New Roman" w:hAnsi="Times New Roman"/>
-                <w:b w:val="false"/>
-                <w:bCs w:val="false"/>
-                <w:i w:val="false"/>
-                <w:iCs w:val="false"/>
-                <w:color w:val="111111"/>
-                <w:sz w:val="20"/>
-                <w:szCs w:val="20"/>
+              <w:spacing w:after="0" w:line="220"/>
+            </w:pPr>
+            <w:r>
+              <w:rPr>
+                <w:rFonts w:ascii="Times New Roman" w:cs="Times New Roman" w:eastAsia="Times New Roman" w:hAnsi="Times New Roman"/>
+                <w:b w:val="false"/>
+                <w:bCs w:val="false"/>
+                <w:i w:val="false"/>
+                <w:iCs w:val="false"/>
+                <w:color w:val="111111"/>
+                <w:sz w:val="17"/>
+                <w:szCs w:val="17"/>
               </w:rPr>
               <w:t xml:space="preserve"/>
             </w:r>
@@ -1079,7 +1061,7 @@
       </w:tr>
       <w:tr>
         <w:trPr>
-          <w:trHeight w:val="430" w:hRule="atLeast"/>
+          <w:trHeight w:val="301" w:hRule="atLeast"/>
         </w:trPr>
         <w:tc>
           <w:tcPr>
@@ -1094,19 +1076,19 @@
           </w:tcPr>
           <w:p>
             <w:pPr>
-              <w:spacing w:after="0" w:line="270"/>
-              <w:jc w:val="center"/>
-            </w:pPr>
-            <w:r>
-              <w:rPr>
-                <w:rFonts w:ascii="Times New Roman" w:cs="Times New Roman" w:eastAsia="Times New Roman" w:hAnsi="Times New Roman"/>
-                <w:b w:val="false"/>
-                <w:bCs w:val="false"/>
-                <w:i w:val="false"/>
-                <w:iCs w:val="false"/>
-                <w:color w:val="111111"/>
-                <w:sz w:val="19"/>
-                <w:szCs w:val="19"/>
+              <w:spacing w:after="0" w:line="220"/>
+              <w:jc w:val="center"/>
+            </w:pPr>
+            <w:r>
+              <w:rPr>
+                <w:rFonts w:ascii="Times New Roman" w:cs="Times New Roman" w:eastAsia="Times New Roman" w:hAnsi="Times New Roman"/>
+                <w:b w:val="false"/>
+                <w:bCs w:val="false"/>
+                <w:i w:val="false"/>
+                <w:iCs w:val="false"/>
+                <w:color w:val="111111"/>
+                <w:sz w:val="17"/>
+                <w:szCs w:val="17"/>
               </w:rPr>
               <w:t xml:space="preserve">6</w:t>
             </w:r>
@@ -1126,7 +1108,7 @@
           <w:p>
             <w:pPr>
               <w:bidi/>
-              <w:spacing w:after="0" w:line="320"/>
+              <w:spacing w:after="0" w:line="220"/>
             </w:pPr>
             <w:r>
               <w:rPr>
@@ -1134,8 +1116,8 @@
                 <w:b w:val="false"/>
                 <w:bCs w:val="false"/>
                 <w:color w:val="111111"/>
-                <w:sz w:val="30"/>
-                <w:szCs w:val="30"/>
+                <w:sz w:val="27"/>
+                <w:szCs w:val="27"/>
                 <w:rtl/>
               </w:rPr>
               <w:t xml:space="preserve">اَلْمَدِينَةُ</w:t>
@@ -1155,18 +1137,18 @@
           </w:tcPr>
           <w:p>
             <w:pPr>
-              <w:spacing w:after="0" w:line="270"/>
-            </w:pPr>
-            <w:r>
-              <w:rPr>
-                <w:rFonts w:ascii="Times New Roman" w:cs="Times New Roman" w:eastAsia="Times New Roman" w:hAnsi="Times New Roman"/>
-                <w:b w:val="false"/>
-                <w:bCs w:val="false"/>
-                <w:i w:val="false"/>
-                <w:iCs w:val="false"/>
-                <w:color w:val="111111"/>
-                <w:sz w:val="20"/>
-                <w:szCs w:val="20"/>
+              <w:spacing w:after="0" w:line="220"/>
+            </w:pPr>
+            <w:r>
+              <w:rPr>
+                <w:rFonts w:ascii="Times New Roman" w:cs="Times New Roman" w:eastAsia="Times New Roman" w:hAnsi="Times New Roman"/>
+                <w:b w:val="false"/>
+                <w:bCs w:val="false"/>
+                <w:i w:val="false"/>
+                <w:iCs w:val="false"/>
+                <w:color w:val="111111"/>
+                <w:sz w:val="17"/>
+                <w:szCs w:val="17"/>
               </w:rPr>
               <w:t xml:space="preserve"/>
             </w:r>
@@ -1179,7 +1161,7 @@
         <w:tabs>
           <w:tab w:val="right" w:pos="9864"/>
         </w:tabs>
-        <w:spacing w:after="90" w:before="220" w:line="280"/>
+        <w:spacing w:after="36" w:before="88" w:line="220"/>
         <w:ind w:left="340" w:hanging="340"/>
       </w:pPr>
       <w:r>
@@ -1190,16 +1172,16 @@
           <w:i w:val="false"/>
           <w:iCs w:val="false"/>
           <w:color w:val="111111"/>
-          <w:sz w:val="21"/>
-          <w:szCs w:val="21"/>
+          <w:sz w:val="18"/>
+          <w:szCs w:val="18"/>
         </w:rPr>
         <w:t xml:space="preserve">2.</w:t>
       </w:r>
       <w:r>
         <w:rPr>
           <w:rFonts w:ascii="Times New Roman" w:cs="Times New Roman" w:eastAsia="Times New Roman" w:hAnsi="Times New Roman"/>
-          <w:sz w:val="21"/>
-          <w:szCs w:val="21"/>
+          <w:sz w:val="18"/>
+          <w:szCs w:val="18"/>
         </w:rPr>
         <w:tab/>
       </w:r>
@@ -1211,16 +1193,16 @@
           <w:i w:val="false"/>
           <w:iCs w:val="false"/>
           <w:color w:val="111111"/>
-          <w:sz w:val="21"/>
-          <w:szCs w:val="21"/>
+          <w:sz w:val="18"/>
+          <w:szCs w:val="18"/>
         </w:rPr>
         <w:t xml:space="preserve">Aşağıdaki cümlelerin Arapçasını harekeleriyle birlikte yazınız.</w:t>
       </w:r>
       <w:r>
         <w:rPr>
           <w:rFonts w:ascii="Times New Roman" w:cs="Times New Roman" w:eastAsia="Times New Roman" w:hAnsi="Times New Roman"/>
-          <w:sz w:val="21"/>
-          <w:szCs w:val="21"/>
+          <w:sz w:val="18"/>
+          <w:szCs w:val="18"/>
         </w:rPr>
         <w:tab/>
       </w:r>
@@ -1232,8 +1214,8 @@
           <w:i w:val="false"/>
           <w:iCs w:val="false"/>
           <w:color w:val="55636F"/>
-          <w:sz w:val="18"/>
-          <w:szCs w:val="18"/>
+          <w:sz w:val="16"/>
+          <w:szCs w:val="16"/>
         </w:rPr>
         <w:t xml:space="preserve">(12 puan)</w:t>
       </w:r>
@@ -1241,7 +1223,7 @@
     <w:p>
       <w:pPr>
         <w:keepNext w:val="false"/>
-        <w:spacing w:after="90" w:before="0" w:line="280"/>
+        <w:spacing w:after="36" w:before="0" w:line="220"/>
         <w:ind w:left="340"/>
       </w:pPr>
       <w:r>
@@ -1252,8 +1234,8 @@
           <w:i/>
           <w:iCs/>
           <w:color w:val="5B6772"/>
-          <w:sz w:val="18"/>
-          <w:szCs w:val="18"/>
+          <w:sz w:val="16"/>
+          <w:szCs w:val="16"/>
         </w:rPr>
         <w:t xml:space="preserve">Her doğru cevap 2 puandır.</w:t>
       </w:r>
@@ -1293,7 +1275,7 @@
           </w:tcPr>
           <w:p>
             <w:pPr>
-              <w:spacing w:after="0" w:line="270"/>
+              <w:spacing w:after="0" w:line="220"/>
               <w:jc w:val="center"/>
             </w:pPr>
             <w:r>
@@ -1304,8 +1286,8 @@
                 <w:i w:val="false"/>
                 <w:iCs w:val="false"/>
                 <w:color w:val="111111"/>
-                <w:sz w:val="18"/>
-                <w:szCs w:val="18"/>
+                <w:sz w:val="16"/>
+                <w:szCs w:val="16"/>
               </w:rPr>
               <w:t xml:space="preserve">No</w:t>
             </w:r>
@@ -1325,7 +1307,7 @@
           </w:tcPr>
           <w:p>
             <w:pPr>
-              <w:spacing w:after="0" w:line="270"/>
+              <w:spacing w:after="0" w:line="220"/>
               <w:jc w:val="center"/>
             </w:pPr>
             <w:r>
@@ -1336,8 +1318,8 @@
                 <w:i w:val="false"/>
                 <w:iCs w:val="false"/>
                 <w:color w:val="111111"/>
-                <w:sz w:val="18"/>
-                <w:szCs w:val="18"/>
+                <w:sz w:val="16"/>
+                <w:szCs w:val="16"/>
               </w:rPr>
               <w:t xml:space="preserve">Türkçesi</w:t>
             </w:r>
@@ -1357,7 +1339,7 @@
           </w:tcPr>
           <w:p>
             <w:pPr>
-              <w:spacing w:after="0" w:line="270"/>
+              <w:spacing w:after="0" w:line="220"/>
               <w:jc w:val="center"/>
             </w:pPr>
             <w:r>
@@ -1368,8 +1350,8 @@
                 <w:i w:val="false"/>
                 <w:iCs w:val="false"/>
                 <w:color w:val="111111"/>
-                <w:sz w:val="18"/>
-                <w:szCs w:val="18"/>
+                <w:sz w:val="16"/>
+                <w:szCs w:val="16"/>
               </w:rPr>
               <w:t xml:space="preserve">Arapçası</w:t>
             </w:r>
@@ -1378,7 +1360,7 @@
       </w:tr>
       <w:tr>
         <w:trPr>
-          <w:trHeight w:val="460" w:hRule="atLeast"/>
+          <w:trHeight w:val="322" w:hRule="atLeast"/>
         </w:trPr>
         <w:tc>
           <w:tcPr>
@@ -1393,19 +1375,19 @@
           </w:tcPr>
           <w:p>
             <w:pPr>
-              <w:spacing w:after="0" w:line="270"/>
-              <w:jc w:val="center"/>
-            </w:pPr>
-            <w:r>
-              <w:rPr>
-                <w:rFonts w:ascii="Times New Roman" w:cs="Times New Roman" w:eastAsia="Times New Roman" w:hAnsi="Times New Roman"/>
-                <w:b w:val="false"/>
-                <w:bCs w:val="false"/>
-                <w:i w:val="false"/>
-                <w:iCs w:val="false"/>
-                <w:color w:val="111111"/>
-                <w:sz w:val="19"/>
-                <w:szCs w:val="19"/>
+              <w:spacing w:after="0" w:line="220"/>
+              <w:jc w:val="center"/>
+            </w:pPr>
+            <w:r>
+              <w:rPr>
+                <w:rFonts w:ascii="Times New Roman" w:cs="Times New Roman" w:eastAsia="Times New Roman" w:hAnsi="Times New Roman"/>
+                <w:b w:val="false"/>
+                <w:bCs w:val="false"/>
+                <w:i w:val="false"/>
+                <w:iCs w:val="false"/>
+                <w:color w:val="111111"/>
+                <w:sz w:val="17"/>
+                <w:szCs w:val="17"/>
               </w:rPr>
               <w:t xml:space="preserve">1</w:t>
             </w:r>
@@ -1424,18 +1406,18 @@
           </w:tcPr>
           <w:p>
             <w:pPr>
-              <w:spacing w:after="0" w:line="270"/>
-            </w:pPr>
-            <w:r>
-              <w:rPr>
-                <w:rFonts w:ascii="Times New Roman" w:cs="Times New Roman" w:eastAsia="Times New Roman" w:hAnsi="Times New Roman"/>
-                <w:b w:val="false"/>
-                <w:bCs w:val="false"/>
-                <w:i w:val="false"/>
-                <w:iCs w:val="false"/>
-                <w:color w:val="111111"/>
-                <w:sz w:val="20"/>
-                <w:szCs w:val="20"/>
+              <w:spacing w:after="0" w:line="220"/>
+            </w:pPr>
+            <w:r>
+              <w:rPr>
+                <w:rFonts w:ascii="Times New Roman" w:cs="Times New Roman" w:eastAsia="Times New Roman" w:hAnsi="Times New Roman"/>
+                <w:b w:val="false"/>
+                <w:bCs w:val="false"/>
+                <w:i w:val="false"/>
+                <w:iCs w:val="false"/>
+                <w:color w:val="111111"/>
+                <w:sz w:val="17"/>
+                <w:szCs w:val="17"/>
               </w:rPr>
               <w:t xml:space="preserve">Senin adın ne? (bir erkeğe)</w:t>
             </w:r>
@@ -1455,7 +1437,7 @@
           <w:p>
             <w:pPr>
               <w:bidi/>
-              <w:spacing w:after="0" w:line="320"/>
+              <w:spacing w:after="0" w:line="220"/>
             </w:pPr>
             <w:r>
               <w:rPr>
@@ -1463,8 +1445,8 @@
                 <w:b w:val="false"/>
                 <w:bCs w:val="false"/>
                 <w:color w:val="111111"/>
-                <w:sz w:val="28"/>
-                <w:szCs w:val="28"/>
+                <w:sz w:val="25"/>
+                <w:szCs w:val="25"/>
                 <w:rtl/>
               </w:rPr>
               <w:t xml:space="preserve"/>
@@ -1474,7 +1456,7 @@
       </w:tr>
       <w:tr>
         <w:trPr>
-          <w:trHeight w:val="460" w:hRule="atLeast"/>
+          <w:trHeight w:val="322" w:hRule="atLeast"/>
         </w:trPr>
         <w:tc>
           <w:tcPr>
@@ -1489,19 +1471,19 @@
           </w:tcPr>
           <w:p>
             <w:pPr>
-              <w:spacing w:after="0" w:line="270"/>
-              <w:jc w:val="center"/>
-            </w:pPr>
-            <w:r>
-              <w:rPr>
-                <w:rFonts w:ascii="Times New Roman" w:cs="Times New Roman" w:eastAsia="Times New Roman" w:hAnsi="Times New Roman"/>
-                <w:b w:val="false"/>
-                <w:bCs w:val="false"/>
-                <w:i w:val="false"/>
-                <w:iCs w:val="false"/>
-                <w:color w:val="111111"/>
-                <w:sz w:val="19"/>
-                <w:szCs w:val="19"/>
+              <w:spacing w:after="0" w:line="220"/>
+              <w:jc w:val="center"/>
+            </w:pPr>
+            <w:r>
+              <w:rPr>
+                <w:rFonts w:ascii="Times New Roman" w:cs="Times New Roman" w:eastAsia="Times New Roman" w:hAnsi="Times New Roman"/>
+                <w:b w:val="false"/>
+                <w:bCs w:val="false"/>
+                <w:i w:val="false"/>
+                <w:iCs w:val="false"/>
+                <w:color w:val="111111"/>
+                <w:sz w:val="17"/>
+                <w:szCs w:val="17"/>
               </w:rPr>
               <w:t xml:space="preserve">2</w:t>
             </w:r>
@@ -1520,18 +1502,18 @@
           </w:tcPr>
           <w:p>
             <w:pPr>
-              <w:spacing w:after="0" w:line="270"/>
-            </w:pPr>
-            <w:r>
-              <w:rPr>
-                <w:rFonts w:ascii="Times New Roman" w:cs="Times New Roman" w:eastAsia="Times New Roman" w:hAnsi="Times New Roman"/>
-                <w:b w:val="false"/>
-                <w:bCs w:val="false"/>
-                <w:i w:val="false"/>
-                <w:iCs w:val="false"/>
-                <w:color w:val="111111"/>
-                <w:sz w:val="20"/>
-                <w:szCs w:val="20"/>
+              <w:spacing w:after="0" w:line="220"/>
+            </w:pPr>
+            <w:r>
+              <w:rPr>
+                <w:rFonts w:ascii="Times New Roman" w:cs="Times New Roman" w:eastAsia="Times New Roman" w:hAnsi="Times New Roman"/>
+                <w:b w:val="false"/>
+                <w:bCs w:val="false"/>
+                <w:i w:val="false"/>
+                <w:iCs w:val="false"/>
+                <w:color w:val="111111"/>
+                <w:sz w:val="17"/>
+                <w:szCs w:val="17"/>
               </w:rPr>
               <w:t xml:space="preserve">Ben Türk’üm.</w:t>
             </w:r>
@@ -1551,7 +1533,7 @@
           <w:p>
             <w:pPr>
               <w:bidi/>
-              <w:spacing w:after="0" w:line="320"/>
+              <w:spacing w:after="0" w:line="220"/>
             </w:pPr>
             <w:r>
               <w:rPr>
@@ -1559,8 +1541,8 @@
                 <w:b w:val="false"/>
                 <w:bCs w:val="false"/>
                 <w:color w:val="111111"/>
-                <w:sz w:val="28"/>
-                <w:szCs w:val="28"/>
+                <w:sz w:val="25"/>
+                <w:szCs w:val="25"/>
                 <w:rtl/>
               </w:rPr>
               <w:t xml:space="preserve"/>
@@ -1570,7 +1552,7 @@
       </w:tr>
       <w:tr>
         <w:trPr>
-          <w:trHeight w:val="460" w:hRule="atLeast"/>
+          <w:trHeight w:val="322" w:hRule="atLeast"/>
         </w:trPr>
         <w:tc>
           <w:tcPr>
@@ -1585,19 +1567,19 @@
           </w:tcPr>
           <w:p>
             <w:pPr>
-              <w:spacing w:after="0" w:line="270"/>
-              <w:jc w:val="center"/>
-            </w:pPr>
-            <w:r>
-              <w:rPr>
-                <w:rFonts w:ascii="Times New Roman" w:cs="Times New Roman" w:eastAsia="Times New Roman" w:hAnsi="Times New Roman"/>
-                <w:b w:val="false"/>
-                <w:bCs w:val="false"/>
-                <w:i w:val="false"/>
-                <w:iCs w:val="false"/>
-                <w:color w:val="111111"/>
-                <w:sz w:val="19"/>
-                <w:szCs w:val="19"/>
+              <w:spacing w:after="0" w:line="220"/>
+              <w:jc w:val="center"/>
+            </w:pPr>
+            <w:r>
+              <w:rPr>
+                <w:rFonts w:ascii="Times New Roman" w:cs="Times New Roman" w:eastAsia="Times New Roman" w:hAnsi="Times New Roman"/>
+                <w:b w:val="false"/>
+                <w:bCs w:val="false"/>
+                <w:i w:val="false"/>
+                <w:iCs w:val="false"/>
+                <w:color w:val="111111"/>
+                <w:sz w:val="17"/>
+                <w:szCs w:val="17"/>
               </w:rPr>
               <w:t xml:space="preserve">3</w:t>
             </w:r>
@@ -1616,18 +1598,18 @@
           </w:tcPr>
           <w:p>
             <w:pPr>
-              <w:spacing w:after="0" w:line="270"/>
-            </w:pPr>
-            <w:r>
-              <w:rPr>
-                <w:rFonts w:ascii="Times New Roman" w:cs="Times New Roman" w:eastAsia="Times New Roman" w:hAnsi="Times New Roman"/>
-                <w:b w:val="false"/>
-                <w:bCs w:val="false"/>
-                <w:i w:val="false"/>
-                <w:iCs w:val="false"/>
-                <w:color w:val="111111"/>
-                <w:sz w:val="20"/>
-                <w:szCs w:val="20"/>
+              <w:spacing w:after="0" w:line="220"/>
+            </w:pPr>
+            <w:r>
+              <w:rPr>
+                <w:rFonts w:ascii="Times New Roman" w:cs="Times New Roman" w:eastAsia="Times New Roman" w:hAnsi="Times New Roman"/>
+                <w:b w:val="false"/>
+                <w:bCs w:val="false"/>
+                <w:i w:val="false"/>
+                <w:iCs w:val="false"/>
+                <w:color w:val="111111"/>
+                <w:sz w:val="17"/>
+                <w:szCs w:val="17"/>
               </w:rPr>
               <w:t xml:space="preserve">Sen nerelisin? (bir kıza)</w:t>
             </w:r>
@@ -1647,7 +1629,7 @@
           <w:p>
             <w:pPr>
               <w:bidi/>
-              <w:spacing w:after="0" w:line="320"/>
+              <w:spacing w:after="0" w:line="220"/>
             </w:pPr>
             <w:r>
               <w:rPr>
@@ -1655,8 +1637,8 @@
                 <w:b w:val="false"/>
                 <w:bCs w:val="false"/>
                 <w:color w:val="111111"/>
-                <w:sz w:val="28"/>
-                <w:szCs w:val="28"/>
+                <w:sz w:val="25"/>
+                <w:szCs w:val="25"/>
                 <w:rtl/>
               </w:rPr>
               <w:t xml:space="preserve"/>
@@ -1666,7 +1648,7 @@
       </w:tr>
       <w:tr>
         <w:trPr>
-          <w:trHeight w:val="460" w:hRule="atLeast"/>
+          <w:trHeight w:val="322" w:hRule="atLeast"/>
         </w:trPr>
         <w:tc>
           <w:tcPr>
@@ -1681,19 +1663,19 @@
           </w:tcPr>
           <w:p>
             <w:pPr>
-              <w:spacing w:after="0" w:line="270"/>
-              <w:jc w:val="center"/>
-            </w:pPr>
-            <w:r>
-              <w:rPr>
-                <w:rFonts w:ascii="Times New Roman" w:cs="Times New Roman" w:eastAsia="Times New Roman" w:hAnsi="Times New Roman"/>
-                <w:b w:val="false"/>
-                <w:bCs w:val="false"/>
-                <w:i w:val="false"/>
-                <w:iCs w:val="false"/>
-                <w:color w:val="111111"/>
-                <w:sz w:val="19"/>
-                <w:szCs w:val="19"/>
+              <w:spacing w:after="0" w:line="220"/>
+              <w:jc w:val="center"/>
+            </w:pPr>
+            <w:r>
+              <w:rPr>
+                <w:rFonts w:ascii="Times New Roman" w:cs="Times New Roman" w:eastAsia="Times New Roman" w:hAnsi="Times New Roman"/>
+                <w:b w:val="false"/>
+                <w:bCs w:val="false"/>
+                <w:i w:val="false"/>
+                <w:iCs w:val="false"/>
+                <w:color w:val="111111"/>
+                <w:sz w:val="17"/>
+                <w:szCs w:val="17"/>
               </w:rPr>
               <w:t xml:space="preserve">4</w:t>
             </w:r>
@@ -1712,18 +1694,18 @@
           </w:tcPr>
           <w:p>
             <w:pPr>
-              <w:spacing w:after="0" w:line="270"/>
-            </w:pPr>
-            <w:r>
-              <w:rPr>
-                <w:rFonts w:ascii="Times New Roman" w:cs="Times New Roman" w:eastAsia="Times New Roman" w:hAnsi="Times New Roman"/>
-                <w:b w:val="false"/>
-                <w:bCs w:val="false"/>
-                <w:i w:val="false"/>
-                <w:iCs w:val="false"/>
-                <w:color w:val="111111"/>
-                <w:sz w:val="20"/>
-                <w:szCs w:val="20"/>
+              <w:spacing w:after="0" w:line="220"/>
+            </w:pPr>
+            <w:r>
+              <w:rPr>
+                <w:rFonts w:ascii="Times New Roman" w:cs="Times New Roman" w:eastAsia="Times New Roman" w:hAnsi="Times New Roman"/>
+                <w:b w:val="false"/>
+                <w:bCs w:val="false"/>
+                <w:i w:val="false"/>
+                <w:iCs w:val="false"/>
+                <w:color w:val="111111"/>
+                <w:sz w:val="17"/>
+                <w:szCs w:val="17"/>
               </w:rPr>
               <w:t xml:space="preserve">Kaç yaşındasın?</w:t>
             </w:r>
@@ -1743,7 +1725,7 @@
           <w:p>
             <w:pPr>
               <w:bidi/>
-              <w:spacing w:after="0" w:line="320"/>
+              <w:spacing w:after="0" w:line="220"/>
             </w:pPr>
             <w:r>
               <w:rPr>
@@ -1751,8 +1733,8 @@
                 <w:b w:val="false"/>
                 <w:bCs w:val="false"/>
                 <w:color w:val="111111"/>
-                <w:sz w:val="28"/>
-                <w:szCs w:val="28"/>
+                <w:sz w:val="25"/>
+                <w:szCs w:val="25"/>
                 <w:rtl/>
               </w:rPr>
               <w:t xml:space="preserve"/>
@@ -1762,7 +1744,7 @@
       </w:tr>
       <w:tr>
         <w:trPr>
-          <w:trHeight w:val="460" w:hRule="atLeast"/>
+          <w:trHeight w:val="322" w:hRule="atLeast"/>
         </w:trPr>
         <w:tc>
           <w:tcPr>
@@ -1777,19 +1759,19 @@
           </w:tcPr>
           <w:p>
             <w:pPr>
-              <w:spacing w:after="0" w:line="270"/>
-              <w:jc w:val="center"/>
-            </w:pPr>
-            <w:r>
-              <w:rPr>
-                <w:rFonts w:ascii="Times New Roman" w:cs="Times New Roman" w:eastAsia="Times New Roman" w:hAnsi="Times New Roman"/>
-                <w:b w:val="false"/>
-                <w:bCs w:val="false"/>
-                <w:i w:val="false"/>
-                <w:iCs w:val="false"/>
-                <w:color w:val="111111"/>
-                <w:sz w:val="19"/>
-                <w:szCs w:val="19"/>
+              <w:spacing w:after="0" w:line="220"/>
+              <w:jc w:val="center"/>
+            </w:pPr>
+            <w:r>
+              <w:rPr>
+                <w:rFonts w:ascii="Times New Roman" w:cs="Times New Roman" w:eastAsia="Times New Roman" w:hAnsi="Times New Roman"/>
+                <w:b w:val="false"/>
+                <w:bCs w:val="false"/>
+                <w:i w:val="false"/>
+                <w:iCs w:val="false"/>
+                <w:color w:val="111111"/>
+                <w:sz w:val="17"/>
+                <w:szCs w:val="17"/>
               </w:rPr>
               <w:t xml:space="preserve">5</w:t>
             </w:r>
@@ -1808,18 +1790,18 @@
           </w:tcPr>
           <w:p>
             <w:pPr>
-              <w:spacing w:after="0" w:line="270"/>
-            </w:pPr>
-            <w:r>
-              <w:rPr>
-                <w:rFonts w:ascii="Times New Roman" w:cs="Times New Roman" w:eastAsia="Times New Roman" w:hAnsi="Times New Roman"/>
-                <w:b w:val="false"/>
-                <w:bCs w:val="false"/>
-                <w:i w:val="false"/>
-                <w:iCs w:val="false"/>
-                <w:color w:val="111111"/>
-                <w:sz w:val="20"/>
-                <w:szCs w:val="20"/>
+              <w:spacing w:after="0" w:line="220"/>
+            </w:pPr>
+            <w:r>
+              <w:rPr>
+                <w:rFonts w:ascii="Times New Roman" w:cs="Times New Roman" w:eastAsia="Times New Roman" w:hAnsi="Times New Roman"/>
+                <w:b w:val="false"/>
+                <w:bCs w:val="false"/>
+                <w:i w:val="false"/>
+                <w:iCs w:val="false"/>
+                <w:color w:val="111111"/>
+                <w:sz w:val="17"/>
+                <w:szCs w:val="17"/>
               </w:rPr>
               <w:t xml:space="preserve">Bu benim yeni arkadaşımdır.</w:t>
             </w:r>
@@ -1839,7 +1821,7 @@
           <w:p>
             <w:pPr>
               <w:bidi/>
-              <w:spacing w:after="0" w:line="320"/>
+              <w:spacing w:after="0" w:line="220"/>
             </w:pPr>
             <w:r>
               <w:rPr>
@@ -1847,8 +1829,8 @@
                 <w:b w:val="false"/>
                 <w:bCs w:val="false"/>
                 <w:color w:val="111111"/>
-                <w:sz w:val="28"/>
-                <w:szCs w:val="28"/>
+                <w:sz w:val="25"/>
+                <w:szCs w:val="25"/>
                 <w:rtl/>
               </w:rPr>
               <w:t xml:space="preserve"/>
@@ -1858,7 +1840,7 @@
       </w:tr>
       <w:tr>
         <w:trPr>
-          <w:trHeight w:val="460" w:hRule="atLeast"/>
+          <w:trHeight w:val="322" w:hRule="atLeast"/>
         </w:trPr>
         <w:tc>
           <w:tcPr>
@@ -1873,19 +1855,19 @@
           </w:tcPr>
           <w:p>
             <w:pPr>
-              <w:spacing w:after="0" w:line="270"/>
-              <w:jc w:val="center"/>
-            </w:pPr>
-            <w:r>
-              <w:rPr>
-                <w:rFonts w:ascii="Times New Roman" w:cs="Times New Roman" w:eastAsia="Times New Roman" w:hAnsi="Times New Roman"/>
-                <w:b w:val="false"/>
-                <w:bCs w:val="false"/>
-                <w:i w:val="false"/>
-                <w:iCs w:val="false"/>
-                <w:color w:val="111111"/>
-                <w:sz w:val="19"/>
-                <w:szCs w:val="19"/>
+              <w:spacing w:after="0" w:line="220"/>
+              <w:jc w:val="center"/>
+            </w:pPr>
+            <w:r>
+              <w:rPr>
+                <w:rFonts w:ascii="Times New Roman" w:cs="Times New Roman" w:eastAsia="Times New Roman" w:hAnsi="Times New Roman"/>
+                <w:b w:val="false"/>
+                <w:bCs w:val="false"/>
+                <w:i w:val="false"/>
+                <w:iCs w:val="false"/>
+                <w:color w:val="111111"/>
+                <w:sz w:val="17"/>
+                <w:szCs w:val="17"/>
               </w:rPr>
               <w:t xml:space="preserve">6</w:t>
             </w:r>
@@ -1904,18 +1886,18 @@
           </w:tcPr>
           <w:p>
             <w:pPr>
-              <w:spacing w:after="0" w:line="270"/>
-            </w:pPr>
-            <w:r>
-              <w:rPr>
-                <w:rFonts w:ascii="Times New Roman" w:cs="Times New Roman" w:eastAsia="Times New Roman" w:hAnsi="Times New Roman"/>
-                <w:b w:val="false"/>
-                <w:bCs w:val="false"/>
-                <w:i w:val="false"/>
-                <w:iCs w:val="false"/>
-                <w:color w:val="111111"/>
-                <w:sz w:val="20"/>
-                <w:szCs w:val="20"/>
+              <w:spacing w:after="0" w:line="220"/>
+            </w:pPr>
+            <w:r>
+              <w:rPr>
+                <w:rFonts w:ascii="Times New Roman" w:cs="Times New Roman" w:eastAsia="Times New Roman" w:hAnsi="Times New Roman"/>
+                <w:b w:val="false"/>
+                <w:bCs w:val="false"/>
+                <w:i w:val="false"/>
+                <w:iCs w:val="false"/>
+                <w:color w:val="111111"/>
+                <w:sz w:val="17"/>
+                <w:szCs w:val="17"/>
               </w:rPr>
               <w:t xml:space="preserve">O bir mühendis değildir.</w:t>
             </w:r>
@@ -1935,7 +1917,7 @@
           <w:p>
             <w:pPr>
               <w:bidi/>
-              <w:spacing w:after="0" w:line="320"/>
+              <w:spacing w:after="0" w:line="220"/>
             </w:pPr>
             <w:r>
               <w:rPr>
@@ -1943,8 +1925,8 @@
                 <w:b w:val="false"/>
                 <w:bCs w:val="false"/>
                 <w:color w:val="111111"/>
-                <w:sz w:val="28"/>
-                <w:szCs w:val="28"/>
+                <w:sz w:val="25"/>
+                <w:szCs w:val="25"/>
                 <w:rtl/>
               </w:rPr>
               <w:t xml:space="preserve"/>
@@ -1958,7 +1940,7 @@
         <w:tabs>
           <w:tab w:val="right" w:pos="9864"/>
         </w:tabs>
-        <w:spacing w:after="90" w:before="220" w:line="280"/>
+        <w:spacing w:after="36" w:before="88" w:line="220"/>
         <w:ind w:left="340" w:hanging="340"/>
       </w:pPr>
       <w:r>
@@ -1969,16 +1951,16 @@
           <w:i w:val="false"/>
           <w:iCs w:val="false"/>
           <w:color w:val="111111"/>
-          <w:sz w:val="21"/>
-          <w:szCs w:val="21"/>
+          <w:sz w:val="18"/>
+          <w:szCs w:val="18"/>
         </w:rPr>
         <w:t xml:space="preserve">3.</w:t>
       </w:r>
       <w:r>
         <w:rPr>
           <w:rFonts w:ascii="Times New Roman" w:cs="Times New Roman" w:eastAsia="Times New Roman" w:hAnsi="Times New Roman"/>
-          <w:sz w:val="21"/>
-          <w:szCs w:val="21"/>
+          <w:sz w:val="18"/>
+          <w:szCs w:val="18"/>
         </w:rPr>
         <w:tab/>
       </w:r>
@@ -1990,16 +1972,16 @@
           <w:i w:val="false"/>
           <w:iCs w:val="false"/>
           <w:color w:val="111111"/>
-          <w:sz w:val="21"/>
-          <w:szCs w:val="21"/>
+          <w:sz w:val="18"/>
+          <w:szCs w:val="18"/>
         </w:rPr>
         <w:t xml:space="preserve">Aşağıdaki soruları uygun cevaplarıyla eşleştiriniz.</w:t>
       </w:r>
       <w:r>
         <w:rPr>
           <w:rFonts w:ascii="Times New Roman" w:cs="Times New Roman" w:eastAsia="Times New Roman" w:hAnsi="Times New Roman"/>
-          <w:sz w:val="21"/>
-          <w:szCs w:val="21"/>
+          <w:sz w:val="18"/>
+          <w:szCs w:val="18"/>
         </w:rPr>
         <w:tab/>
       </w:r>
@@ -2011,8 +1993,8 @@
           <w:i w:val="false"/>
           <w:iCs w:val="false"/>
           <w:color w:val="55636F"/>
-          <w:sz w:val="18"/>
-          <w:szCs w:val="18"/>
+          <w:sz w:val="16"/>
+          <w:szCs w:val="16"/>
         </w:rPr>
         <w:t xml:space="preserve">(12 puan)</w:t>
       </w:r>
@@ -2020,7 +2002,7 @@
     <w:p>
       <w:pPr>
         <w:keepNext w:val="false"/>
-        <w:spacing w:after="90" w:before="0" w:line="280"/>
+        <w:spacing w:after="36" w:before="0" w:line="220"/>
         <w:ind w:left="340"/>
       </w:pPr>
       <w:r>
@@ -2031,8 +2013,8 @@
           <w:i/>
           <w:iCs/>
           <w:color w:val="5B6772"/>
-          <w:sz w:val="18"/>
-          <w:szCs w:val="18"/>
+          <w:sz w:val="16"/>
+          <w:szCs w:val="16"/>
         </w:rPr>
         <w:t xml:space="preserve">Her doğru eşleştirme 2 puandır.</w:t>
       </w:r>
@@ -2058,7 +2040,7 @@
       </w:tblGrid>
       <w:tr>
         <w:trPr>
-          <w:trHeight w:val="400" w:hRule="atLeast"/>
+          <w:trHeight w:val="280" w:hRule="atLeast"/>
         </w:trPr>
         <w:tc>
           <w:tcPr>
@@ -2076,7 +2058,7 @@
           </w:tcPr>
           <w:p>
             <w:pPr>
-              <w:spacing w:after="0" w:line="270"/>
+              <w:spacing w:after="0" w:line="220"/>
               <w:jc w:val="center"/>
             </w:pPr>
             <w:r>
@@ -2087,8 +2069,8 @@
                 <w:i w:val="false"/>
                 <w:iCs w:val="false"/>
                 <w:color w:val="111111"/>
-                <w:sz w:val="19"/>
-                <w:szCs w:val="19"/>
+                <w:sz w:val="17"/>
+                <w:szCs w:val="17"/>
               </w:rPr>
               <w:t xml:space="preserve">1.</w:t>
             </w:r>
@@ -2111,7 +2093,7 @@
           <w:p>
             <w:pPr>
               <w:bidi/>
-              <w:spacing w:after="0" w:line="320"/>
+              <w:spacing w:after="0" w:line="220"/>
             </w:pPr>
             <w:r>
               <w:rPr>
@@ -2119,8 +2101,8 @@
                 <w:b w:val="false"/>
                 <w:bCs w:val="false"/>
                 <w:color w:val="111111"/>
-                <w:sz w:val="26"/>
-                <w:szCs w:val="26"/>
+                <w:sz w:val="24"/>
+                <w:szCs w:val="24"/>
                 <w:rtl/>
               </w:rPr>
               <w:t xml:space="preserve">مَا اسْمُكِ؟</w:t>
@@ -2140,19 +2122,19 @@
           </w:tcPr>
           <w:p>
             <w:pPr>
-              <w:spacing w:after="0" w:line="270"/>
-              <w:jc w:val="center"/>
-            </w:pPr>
-            <w:r>
-              <w:rPr>
-                <w:rFonts w:ascii="Times New Roman" w:cs="Times New Roman" w:eastAsia="Times New Roman" w:hAnsi="Times New Roman"/>
-                <w:b w:val="false"/>
-                <w:bCs w:val="false"/>
-                <w:i w:val="false"/>
-                <w:iCs w:val="false"/>
-                <w:color w:val="111111"/>
-                <w:sz w:val="20"/>
-                <w:szCs w:val="20"/>
+              <w:spacing w:after="0" w:line="220"/>
+              <w:jc w:val="center"/>
+            </w:pPr>
+            <w:r>
+              <w:rPr>
+                <w:rFonts w:ascii="Times New Roman" w:cs="Times New Roman" w:eastAsia="Times New Roman" w:hAnsi="Times New Roman"/>
+                <w:b w:val="false"/>
+                <w:bCs w:val="false"/>
+                <w:i w:val="false"/>
+                <w:iCs w:val="false"/>
+                <w:color w:val="111111"/>
+                <w:sz w:val="17"/>
+                <w:szCs w:val="17"/>
               </w:rPr>
               <w:t xml:space="preserve">(       )</w:t>
             </w:r>
@@ -2174,7 +2156,7 @@
           </w:tcPr>
           <w:p>
             <w:pPr>
-              <w:spacing w:after="0" w:line="270"/>
+              <w:spacing w:after="0" w:line="220"/>
               <w:jc w:val="center"/>
             </w:pPr>
             <w:r>
@@ -2185,8 +2167,8 @@
                 <w:i w:val="false"/>
                 <w:iCs w:val="false"/>
                 <w:color w:val="111111"/>
-                <w:sz w:val="19"/>
-                <w:szCs w:val="19"/>
+                <w:sz w:val="17"/>
+                <w:szCs w:val="17"/>
               </w:rPr>
               <w:t xml:space="preserve">a)</w:t>
             </w:r>
@@ -2209,7 +2191,7 @@
           <w:p>
             <w:pPr>
               <w:bidi/>
-              <w:spacing w:after="0" w:line="320"/>
+              <w:spacing w:after="0" w:line="220"/>
             </w:pPr>
             <w:r>
               <w:rPr>
@@ -2217,8 +2199,8 @@
                 <w:b w:val="false"/>
                 <w:bCs w:val="false"/>
                 <w:color w:val="111111"/>
-                <w:sz w:val="26"/>
-                <w:szCs w:val="26"/>
+                <w:sz w:val="24"/>
+                <w:szCs w:val="24"/>
                 <w:rtl/>
               </w:rPr>
               <w:t xml:space="preserve">أَنَا مِنْ تُرْكِيَا.</w:t>
@@ -2228,7 +2210,7 @@
       </w:tr>
       <w:tr>
         <w:trPr>
-          <w:trHeight w:val="400" w:hRule="atLeast"/>
+          <w:trHeight w:val="280" w:hRule="atLeast"/>
         </w:trPr>
         <w:tc>
           <w:tcPr>
@@ -2246,7 +2228,7 @@
           </w:tcPr>
           <w:p>
             <w:pPr>
-              <w:spacing w:after="0" w:line="270"/>
+              <w:spacing w:after="0" w:line="220"/>
               <w:jc w:val="center"/>
             </w:pPr>
             <w:r>
@@ -2257,8 +2239,8 @@
                 <w:i w:val="false"/>
                 <w:iCs w:val="false"/>
                 <w:color w:val="111111"/>
-                <w:sz w:val="19"/>
-                <w:szCs w:val="19"/>
+                <w:sz w:val="17"/>
+                <w:szCs w:val="17"/>
               </w:rPr>
               <w:t xml:space="preserve">2.</w:t>
             </w:r>
@@ -2281,7 +2263,7 @@
           <w:p>
             <w:pPr>
               <w:bidi/>
-              <w:spacing w:after="0" w:line="320"/>
+              <w:spacing w:after="0" w:line="220"/>
             </w:pPr>
             <w:r>
               <w:rPr>
@@ -2289,8 +2271,8 @@
                 <w:b w:val="false"/>
                 <w:bCs w:val="false"/>
                 <w:color w:val="111111"/>
-                <w:sz w:val="26"/>
-                <w:szCs w:val="26"/>
+                <w:sz w:val="24"/>
+                <w:szCs w:val="24"/>
                 <w:rtl/>
               </w:rPr>
               <w:t xml:space="preserve">مِنْ أَيْنَ أَنْتَ؟</w:t>
@@ -2310,19 +2292,19 @@
           </w:tcPr>
           <w:p>
             <w:pPr>
-              <w:spacing w:after="0" w:line="270"/>
-              <w:jc w:val="center"/>
-            </w:pPr>
-            <w:r>
-              <w:rPr>
-                <w:rFonts w:ascii="Times New Roman" w:cs="Times New Roman" w:eastAsia="Times New Roman" w:hAnsi="Times New Roman"/>
-                <w:b w:val="false"/>
-                <w:bCs w:val="false"/>
-                <w:i w:val="false"/>
-                <w:iCs w:val="false"/>
-                <w:color w:val="111111"/>
-                <w:sz w:val="20"/>
-                <w:szCs w:val="20"/>
+              <w:spacing w:after="0" w:line="220"/>
+              <w:jc w:val="center"/>
+            </w:pPr>
+            <w:r>
+              <w:rPr>
+                <w:rFonts w:ascii="Times New Roman" w:cs="Times New Roman" w:eastAsia="Times New Roman" w:hAnsi="Times New Roman"/>
+                <w:b w:val="false"/>
+                <w:bCs w:val="false"/>
+                <w:i w:val="false"/>
+                <w:iCs w:val="false"/>
+                <w:color w:val="111111"/>
+                <w:sz w:val="17"/>
+                <w:szCs w:val="17"/>
               </w:rPr>
               <w:t xml:space="preserve">(       )</w:t>
             </w:r>
@@ -2344,7 +2326,7 @@
           </w:tcPr>
           <w:p>
             <w:pPr>
-              <w:spacing w:after="0" w:line="270"/>
+              <w:spacing w:after="0" w:line="220"/>
               <w:jc w:val="center"/>
             </w:pPr>
             <w:r>
@@ -2355,8 +2337,8 @@
                 <w:i w:val="false"/>
                 <w:iCs w:val="false"/>
                 <w:color w:val="111111"/>
-                <w:sz w:val="19"/>
-                <w:szCs w:val="19"/>
+                <w:sz w:val="17"/>
+                <w:szCs w:val="17"/>
               </w:rPr>
               <w:t xml:space="preserve">b)</w:t>
             </w:r>
@@ -2379,7 +2361,7 @@
           <w:p>
             <w:pPr>
               <w:bidi/>
-              <w:spacing w:after="0" w:line="320"/>
+              <w:spacing w:after="0" w:line="220"/>
             </w:pPr>
             <w:r>
               <w:rPr>
@@ -2387,8 +2369,8 @@
                 <w:b w:val="false"/>
                 <w:bCs w:val="false"/>
                 <w:color w:val="111111"/>
-                <w:sz w:val="26"/>
-                <w:szCs w:val="26"/>
+                <w:sz w:val="24"/>
+                <w:szCs w:val="24"/>
                 <w:rtl/>
               </w:rPr>
               <w:t xml:space="preserve">نَعَمْ، أَنَا طَالِبٌ.</w:t>
@@ -2398,7 +2380,7 @@
       </w:tr>
       <w:tr>
         <w:trPr>
-          <w:trHeight w:val="400" w:hRule="atLeast"/>
+          <w:trHeight w:val="280" w:hRule="atLeast"/>
         </w:trPr>
         <w:tc>
           <w:tcPr>
@@ -2416,7 +2398,7 @@
           </w:tcPr>
           <w:p>
             <w:pPr>
-              <w:spacing w:after="0" w:line="270"/>
+              <w:spacing w:after="0" w:line="220"/>
               <w:jc w:val="center"/>
             </w:pPr>
             <w:r>
@@ -2427,8 +2409,8 @@
                 <w:i w:val="false"/>
                 <w:iCs w:val="false"/>
                 <w:color w:val="111111"/>
-                <w:sz w:val="19"/>
-                <w:szCs w:val="19"/>
+                <w:sz w:val="17"/>
+                <w:szCs w:val="17"/>
               </w:rPr>
               <w:t xml:space="preserve">3.</w:t>
             </w:r>
@@ -2451,7 +2433,7 @@
           <w:p>
             <w:pPr>
               <w:bidi/>
-              <w:spacing w:after="0" w:line="320"/>
+              <w:spacing w:after="0" w:line="220"/>
             </w:pPr>
             <w:r>
               <w:rPr>
@@ -2459,8 +2441,8 @@
                 <w:b w:val="false"/>
                 <w:bCs w:val="false"/>
                 <w:color w:val="111111"/>
-                <w:sz w:val="26"/>
-                <w:szCs w:val="26"/>
+                <w:sz w:val="24"/>
+                <w:szCs w:val="24"/>
                 <w:rtl/>
               </w:rPr>
               <w:t xml:space="preserve">كَمْ عُمْرُكَ؟</w:t>
@@ -2480,19 +2462,19 @@
           </w:tcPr>
           <w:p>
             <w:pPr>
-              <w:spacing w:after="0" w:line="270"/>
-              <w:jc w:val="center"/>
-            </w:pPr>
-            <w:r>
-              <w:rPr>
-                <w:rFonts w:ascii="Times New Roman" w:cs="Times New Roman" w:eastAsia="Times New Roman" w:hAnsi="Times New Roman"/>
-                <w:b w:val="false"/>
-                <w:bCs w:val="false"/>
-                <w:i w:val="false"/>
-                <w:iCs w:val="false"/>
-                <w:color w:val="111111"/>
-                <w:sz w:val="20"/>
-                <w:szCs w:val="20"/>
+              <w:spacing w:after="0" w:line="220"/>
+              <w:jc w:val="center"/>
+            </w:pPr>
+            <w:r>
+              <w:rPr>
+                <w:rFonts w:ascii="Times New Roman" w:cs="Times New Roman" w:eastAsia="Times New Roman" w:hAnsi="Times New Roman"/>
+                <w:b w:val="false"/>
+                <w:bCs w:val="false"/>
+                <w:i w:val="false"/>
+                <w:iCs w:val="false"/>
+                <w:color w:val="111111"/>
+                <w:sz w:val="17"/>
+                <w:szCs w:val="17"/>
               </w:rPr>
               <w:t xml:space="preserve">(       )</w:t>
             </w:r>
@@ -2514,7 +2496,7 @@
           </w:tcPr>
           <w:p>
             <w:pPr>
-              <w:spacing w:after="0" w:line="270"/>
+              <w:spacing w:after="0" w:line="220"/>
               <w:jc w:val="center"/>
             </w:pPr>
             <w:r>
@@ -2525,8 +2507,8 @@
                 <w:i w:val="false"/>
                 <w:iCs w:val="false"/>
                 <w:color w:val="111111"/>
-                <w:sz w:val="19"/>
-                <w:szCs w:val="19"/>
+                <w:sz w:val="17"/>
+                <w:szCs w:val="17"/>
               </w:rPr>
               <w:t xml:space="preserve">c)</w:t>
             </w:r>
@@ -2549,7 +2531,7 @@
           <w:p>
             <w:pPr>
               <w:bidi/>
-              <w:spacing w:after="0" w:line="320"/>
+              <w:spacing w:after="0" w:line="220"/>
             </w:pPr>
             <w:r>
               <w:rPr>
@@ -2557,8 +2539,8 @@
                 <w:b w:val="false"/>
                 <w:bCs w:val="false"/>
                 <w:color w:val="111111"/>
-                <w:sz w:val="26"/>
-                <w:szCs w:val="26"/>
+                <w:sz w:val="24"/>
+                <w:szCs w:val="24"/>
                 <w:rtl/>
               </w:rPr>
               <w:t xml:space="preserve">اِسْمِي زَيْنَبُ.</w:t>
@@ -2568,7 +2550,7 @@
       </w:tr>
       <w:tr>
         <w:trPr>
-          <w:trHeight w:val="400" w:hRule="atLeast"/>
+          <w:trHeight w:val="280" w:hRule="atLeast"/>
         </w:trPr>
         <w:tc>
           <w:tcPr>
@@ -2586,7 +2568,7 @@
           </w:tcPr>
           <w:p>
             <w:pPr>
-              <w:spacing w:after="0" w:line="270"/>
+              <w:spacing w:after="0" w:line="220"/>
               <w:jc w:val="center"/>
             </w:pPr>
             <w:r>
@@ -2597,8 +2579,8 @@
                 <w:i w:val="false"/>
                 <w:iCs w:val="false"/>
                 <w:color w:val="111111"/>
-                <w:sz w:val="19"/>
-                <w:szCs w:val="19"/>
+                <w:sz w:val="17"/>
+                <w:szCs w:val="17"/>
               </w:rPr>
               <w:t xml:space="preserve">4.</w:t>
             </w:r>
@@ -2621,7 +2603,7 @@
           <w:p>
             <w:pPr>
               <w:bidi/>
-              <w:spacing w:after="0" w:line="320"/>
+              <w:spacing w:after="0" w:line="220"/>
             </w:pPr>
             <w:r>
               <w:rPr>
@@ -2629,8 +2611,8 @@
                 <w:b w:val="false"/>
                 <w:bCs w:val="false"/>
                 <w:color w:val="111111"/>
-                <w:sz w:val="26"/>
-                <w:szCs w:val="26"/>
+                <w:sz w:val="24"/>
+                <w:szCs w:val="24"/>
                 <w:rtl/>
               </w:rPr>
               <w:t xml:space="preserve">مَا مِهْنَتُكَ؟</w:t>
@@ -2650,19 +2632,19 @@
           </w:tcPr>
           <w:p>
             <w:pPr>
-              <w:spacing w:after="0" w:line="270"/>
-              <w:jc w:val="center"/>
-            </w:pPr>
-            <w:r>
-              <w:rPr>
-                <w:rFonts w:ascii="Times New Roman" w:cs="Times New Roman" w:eastAsia="Times New Roman" w:hAnsi="Times New Roman"/>
-                <w:b w:val="false"/>
-                <w:bCs w:val="false"/>
-                <w:i w:val="false"/>
-                <w:iCs w:val="false"/>
-                <w:color w:val="111111"/>
-                <w:sz w:val="20"/>
-                <w:szCs w:val="20"/>
+              <w:spacing w:after="0" w:line="220"/>
+              <w:jc w:val="center"/>
+            </w:pPr>
+            <w:r>
+              <w:rPr>
+                <w:rFonts w:ascii="Times New Roman" w:cs="Times New Roman" w:eastAsia="Times New Roman" w:hAnsi="Times New Roman"/>
+                <w:b w:val="false"/>
+                <w:bCs w:val="false"/>
+                <w:i w:val="false"/>
+                <w:iCs w:val="false"/>
+                <w:color w:val="111111"/>
+                <w:sz w:val="17"/>
+                <w:szCs w:val="17"/>
               </w:rPr>
               <w:t xml:space="preserve">(       )</w:t>
             </w:r>
@@ -2684,7 +2666,7 @@
           </w:tcPr>
           <w:p>
             <w:pPr>
-              <w:spacing w:after="0" w:line="270"/>
+              <w:spacing w:after="0" w:line="220"/>
               <w:jc w:val="center"/>
             </w:pPr>
             <w:r>
@@ -2695,8 +2677,8 @@
                 <w:i w:val="false"/>
                 <w:iCs w:val="false"/>
                 <w:color w:val="111111"/>
-                <w:sz w:val="19"/>
-                <w:szCs w:val="19"/>
+                <w:sz w:val="17"/>
+                <w:szCs w:val="17"/>
               </w:rPr>
               <w:t xml:space="preserve">d)</w:t>
             </w:r>
@@ -2719,7 +2701,7 @@
           <w:p>
             <w:pPr>
               <w:bidi/>
-              <w:spacing w:after="0" w:line="320"/>
+              <w:spacing w:after="0" w:line="220"/>
             </w:pPr>
             <w:r>
               <w:rPr>
@@ -2727,8 +2709,8 @@
                 <w:b w:val="false"/>
                 <w:bCs w:val="false"/>
                 <w:color w:val="111111"/>
-                <w:sz w:val="26"/>
-                <w:szCs w:val="26"/>
+                <w:sz w:val="24"/>
+                <w:szCs w:val="24"/>
                 <w:rtl/>
               </w:rPr>
               <w:t xml:space="preserve">أَنَا مُهَنْدِسٌ.</w:t>
@@ -2738,7 +2720,7 @@
       </w:tr>
       <w:tr>
         <w:trPr>
-          <w:trHeight w:val="400" w:hRule="atLeast"/>
+          <w:trHeight w:val="280" w:hRule="atLeast"/>
         </w:trPr>
         <w:tc>
           <w:tcPr>
@@ -2756,7 +2738,7 @@
           </w:tcPr>
           <w:p>
             <w:pPr>
-              <w:spacing w:after="0" w:line="270"/>
+              <w:spacing w:after="0" w:line="220"/>
               <w:jc w:val="center"/>
             </w:pPr>
             <w:r>
@@ -2767,8 +2749,8 @@
                 <w:i w:val="false"/>
                 <w:iCs w:val="false"/>
                 <w:color w:val="111111"/>
-                <w:sz w:val="19"/>
-                <w:szCs w:val="19"/>
+                <w:sz w:val="17"/>
+                <w:szCs w:val="17"/>
               </w:rPr>
               <w:t xml:space="preserve">5.</w:t>
             </w:r>
@@ -2791,7 +2773,7 @@
           <w:p>
             <w:pPr>
               <w:bidi/>
-              <w:spacing w:after="0" w:line="320"/>
+              <w:spacing w:after="0" w:line="220"/>
             </w:pPr>
             <w:r>
               <w:rPr>
@@ -2799,8 +2781,8 @@
                 <w:b w:val="false"/>
                 <w:bCs w:val="false"/>
                 <w:color w:val="111111"/>
-                <w:sz w:val="26"/>
-                <w:szCs w:val="26"/>
+                <w:sz w:val="24"/>
+                <w:szCs w:val="24"/>
                 <w:rtl/>
               </w:rPr>
               <w:t xml:space="preserve">كَيْفَ حَالُكَ؟</w:t>
@@ -2820,19 +2802,19 @@
           </w:tcPr>
           <w:p>
             <w:pPr>
-              <w:spacing w:after="0" w:line="270"/>
-              <w:jc w:val="center"/>
-            </w:pPr>
-            <w:r>
-              <w:rPr>
-                <w:rFonts w:ascii="Times New Roman" w:cs="Times New Roman" w:eastAsia="Times New Roman" w:hAnsi="Times New Roman"/>
-                <w:b w:val="false"/>
-                <w:bCs w:val="false"/>
-                <w:i w:val="false"/>
-                <w:iCs w:val="false"/>
-                <w:color w:val="111111"/>
-                <w:sz w:val="20"/>
-                <w:szCs w:val="20"/>
+              <w:spacing w:after="0" w:line="220"/>
+              <w:jc w:val="center"/>
+            </w:pPr>
+            <w:r>
+              <w:rPr>
+                <w:rFonts w:ascii="Times New Roman" w:cs="Times New Roman" w:eastAsia="Times New Roman" w:hAnsi="Times New Roman"/>
+                <w:b w:val="false"/>
+                <w:bCs w:val="false"/>
+                <w:i w:val="false"/>
+                <w:iCs w:val="false"/>
+                <w:color w:val="111111"/>
+                <w:sz w:val="17"/>
+                <w:szCs w:val="17"/>
               </w:rPr>
               <w:t xml:space="preserve">(       )</w:t>
             </w:r>
@@ -2854,7 +2836,7 @@
           </w:tcPr>
           <w:p>
             <w:pPr>
-              <w:spacing w:after="0" w:line="270"/>
+              <w:spacing w:after="0" w:line="220"/>
               <w:jc w:val="center"/>
             </w:pPr>
             <w:r>
@@ -2865,8 +2847,8 @@
                 <w:i w:val="false"/>
                 <w:iCs w:val="false"/>
                 <w:color w:val="111111"/>
-                <w:sz w:val="19"/>
-                <w:szCs w:val="19"/>
+                <w:sz w:val="17"/>
+                <w:szCs w:val="17"/>
               </w:rPr>
               <w:t xml:space="preserve">e)</w:t>
             </w:r>
@@ -2889,7 +2871,7 @@
           <w:p>
             <w:pPr>
               <w:bidi/>
-              <w:spacing w:after="0" w:line="320"/>
+              <w:spacing w:after="0" w:line="220"/>
             </w:pPr>
             <w:r>
               <w:rPr>
@@ -2897,8 +2879,8 @@
                 <w:b w:val="false"/>
                 <w:bCs w:val="false"/>
                 <w:color w:val="111111"/>
-                <w:sz w:val="26"/>
-                <w:szCs w:val="26"/>
+                <w:sz w:val="24"/>
+                <w:szCs w:val="24"/>
                 <w:rtl/>
               </w:rPr>
               <w:t xml:space="preserve">بِخَيْرٍ، اَلْحَمْدُ لِلَّهِ.</w:t>
@@ -2908,7 +2890,7 @@
       </w:tr>
       <w:tr>
         <w:trPr>
-          <w:trHeight w:val="400" w:hRule="atLeast"/>
+          <w:trHeight w:val="280" w:hRule="atLeast"/>
         </w:trPr>
         <w:tc>
           <w:tcPr>
@@ -2926,7 +2908,7 @@
           </w:tcPr>
           <w:p>
             <w:pPr>
-              <w:spacing w:after="0" w:line="270"/>
+              <w:spacing w:after="0" w:line="220"/>
               <w:jc w:val="center"/>
             </w:pPr>
             <w:r>
@@ -2937,8 +2919,8 @@
                 <w:i w:val="false"/>
                 <w:iCs w:val="false"/>
                 <w:color w:val="111111"/>
-                <w:sz w:val="19"/>
-                <w:szCs w:val="19"/>
+                <w:sz w:val="17"/>
+                <w:szCs w:val="17"/>
               </w:rPr>
               <w:t xml:space="preserve">6.</w:t>
             </w:r>
@@ -2961,7 +2943,7 @@
           <w:p>
             <w:pPr>
               <w:bidi/>
-              <w:spacing w:after="0" w:line="320"/>
+              <w:spacing w:after="0" w:line="220"/>
             </w:pPr>
             <w:r>
               <w:rPr>
@@ -2969,8 +2951,8 @@
                 <w:b w:val="false"/>
                 <w:bCs w:val="false"/>
                 <w:color w:val="111111"/>
-                <w:sz w:val="26"/>
-                <w:szCs w:val="26"/>
+                <w:sz w:val="24"/>
+                <w:szCs w:val="24"/>
                 <w:rtl/>
               </w:rPr>
               <w:t xml:space="preserve">هَلْ أَنْتَ طَالِبٌ؟</w:t>
@@ -2990,19 +2972,19 @@
           </w:tcPr>
           <w:p>
             <w:pPr>
-              <w:spacing w:after="0" w:line="270"/>
-              <w:jc w:val="center"/>
-            </w:pPr>
-            <w:r>
-              <w:rPr>
-                <w:rFonts w:ascii="Times New Roman" w:cs="Times New Roman" w:eastAsia="Times New Roman" w:hAnsi="Times New Roman"/>
-                <w:b w:val="false"/>
-                <w:bCs w:val="false"/>
-                <w:i w:val="false"/>
-                <w:iCs w:val="false"/>
-                <w:color w:val="111111"/>
-                <w:sz w:val="20"/>
-                <w:szCs w:val="20"/>
+              <w:spacing w:after="0" w:line="220"/>
+              <w:jc w:val="center"/>
+            </w:pPr>
+            <w:r>
+              <w:rPr>
+                <w:rFonts w:ascii="Times New Roman" w:cs="Times New Roman" w:eastAsia="Times New Roman" w:hAnsi="Times New Roman"/>
+                <w:b w:val="false"/>
+                <w:bCs w:val="false"/>
+                <w:i w:val="false"/>
+                <w:iCs w:val="false"/>
+                <w:color w:val="111111"/>
+                <w:sz w:val="17"/>
+                <w:szCs w:val="17"/>
               </w:rPr>
               <w:t xml:space="preserve">(       )</w:t>
             </w:r>
@@ -3024,7 +3006,7 @@
           </w:tcPr>
           <w:p>
             <w:pPr>
-              <w:spacing w:after="0" w:line="270"/>
+              <w:spacing w:after="0" w:line="220"/>
               <w:jc w:val="center"/>
             </w:pPr>
             <w:r>
@@ -3035,8 +3017,8 @@
                 <w:i w:val="false"/>
                 <w:iCs w:val="false"/>
                 <w:color w:val="111111"/>
-                <w:sz w:val="19"/>
-                <w:szCs w:val="19"/>
+                <w:sz w:val="17"/>
+                <w:szCs w:val="17"/>
               </w:rPr>
               <w:t xml:space="preserve">f)</w:t>
             </w:r>
@@ -3059,7 +3041,7 @@
           <w:p>
             <w:pPr>
               <w:bidi/>
-              <w:spacing w:after="0" w:line="320"/>
+              <w:spacing w:after="0" w:line="220"/>
             </w:pPr>
             <w:r>
               <w:rPr>
@@ -3067,8 +3049,8 @@
                 <w:b w:val="false"/>
                 <w:bCs w:val="false"/>
                 <w:color w:val="111111"/>
-                <w:sz w:val="26"/>
-                <w:szCs w:val="26"/>
+                <w:sz w:val="24"/>
+                <w:szCs w:val="24"/>
                 <w:rtl/>
               </w:rPr>
               <w:t xml:space="preserve">عُمْرِي خَمْسَ عَشْرَةَ سَنَةً.</w:t>
@@ -3082,7 +3064,7 @@
         <w:tabs>
           <w:tab w:val="right" w:pos="9864"/>
         </w:tabs>
-        <w:spacing w:after="90" w:before="220" w:line="280"/>
+        <w:spacing w:after="36" w:before="88" w:line="220"/>
         <w:ind w:left="340" w:hanging="340"/>
       </w:pPr>
       <w:r>
@@ -3093,16 +3075,16 @@
           <w:i w:val="false"/>
           <w:iCs w:val="false"/>
           <w:color w:val="111111"/>
-          <w:sz w:val="21"/>
-          <w:szCs w:val="21"/>
+          <w:sz w:val="18"/>
+          <w:szCs w:val="18"/>
         </w:rPr>
         <w:t xml:space="preserve">4.</w:t>
       </w:r>
       <w:r>
         <w:rPr>
           <w:rFonts w:ascii="Times New Roman" w:cs="Times New Roman" w:eastAsia="Times New Roman" w:hAnsi="Times New Roman"/>
-          <w:sz w:val="21"/>
-          <w:szCs w:val="21"/>
+          <w:sz w:val="18"/>
+          <w:szCs w:val="18"/>
         </w:rPr>
         <w:tab/>
       </w:r>
@@ -3114,16 +3096,16 @@
           <w:i w:val="false"/>
           <w:iCs w:val="false"/>
           <w:color w:val="111111"/>
-          <w:sz w:val="21"/>
-          <w:szCs w:val="21"/>
+          <w:sz w:val="18"/>
+          <w:szCs w:val="18"/>
         </w:rPr>
         <w:t xml:space="preserve">Kelime havuzundaki uygun kelimeleri seçerek boşlukları doldurunuz.</w:t>
       </w:r>
       <w:r>
         <w:rPr>
           <w:rFonts w:ascii="Times New Roman" w:cs="Times New Roman" w:eastAsia="Times New Roman" w:hAnsi="Times New Roman"/>
-          <w:sz w:val="21"/>
-          <w:szCs w:val="21"/>
+          <w:sz w:val="18"/>
+          <w:szCs w:val="18"/>
         </w:rPr>
         <w:tab/>
       </w:r>
@@ -3135,8 +3117,8 @@
           <w:i w:val="false"/>
           <w:iCs w:val="false"/>
           <w:color w:val="55636F"/>
-          <w:sz w:val="18"/>
-          <w:szCs w:val="18"/>
+          <w:sz w:val="16"/>
+          <w:szCs w:val="16"/>
         </w:rPr>
         <w:t xml:space="preserve">(14 puan)</w:t>
       </w:r>
@@ -3144,7 +3126,7 @@
     <w:p>
       <w:pPr>
         <w:keepNext w:val="false"/>
-        <w:spacing w:after="90" w:before="0" w:line="280"/>
+        <w:spacing w:after="36" w:before="0" w:line="220"/>
         <w:ind w:left="340"/>
       </w:pPr>
       <w:r>
@@ -3155,8 +3137,8 @@
           <w:i/>
           <w:iCs/>
           <w:color w:val="5B6772"/>
-          <w:sz w:val="18"/>
-          <w:szCs w:val="18"/>
+          <w:sz w:val="16"/>
+          <w:szCs w:val="16"/>
         </w:rPr>
         <w:t xml:space="preserve">Her kelime bir kez kullanılacaktır. Her doğru cevap 2 puandır.</w:t>
       </w:r>
@@ -3191,7 +3173,7 @@
           </w:tcPr>
           <w:p>
             <w:pPr>
-              <w:spacing w:after="50"/>
+              <w:spacing w:after="20"/>
             </w:pPr>
             <w:r>
               <w:rPr>
@@ -3201,8 +3183,8 @@
                 <w:i w:val="false"/>
                 <w:iCs w:val="false"/>
                 <w:color w:val="39454F"/>
-                <w:sz w:val="17"/>
-                <w:szCs w:val="17"/>
+                <w:sz w:val="15"/>
+                <w:szCs w:val="15"/>
               </w:rPr>
               <w:t xml:space="preserve">KELİME HAVUZU</w:t>
             </w:r>
@@ -3210,7 +3192,7 @@
           <w:p>
             <w:pPr>
               <w:bidi/>
-              <w:spacing w:after="0" w:line="360"/>
+              <w:spacing w:after="0" w:line="220"/>
               <w:jc w:val="center"/>
             </w:pPr>
             <w:r>
@@ -3219,8 +3201,8 @@
                 <w:b w:val="false"/>
                 <w:bCs w:val="false"/>
                 <w:color w:val="111111"/>
-                <w:sz w:val="30"/>
-                <w:szCs w:val="30"/>
+                <w:sz w:val="27"/>
+                <w:szCs w:val="27"/>
                 <w:rtl/>
               </w:rPr>
               <w:t xml:space="preserve">مَا   —   مِنْ   —   أَنْتِ   —   هُوَ   —   كَمْ   —   لَيْسَ   —   نَحْنُ</w:t>
@@ -3231,7 +3213,7 @@
     </w:tbl>
     <w:p>
       <w:pPr>
-        <w:spacing w:after="80"/>
+        <w:spacing w:after="32"/>
       </w:pPr>
       <w:r>
         <w:rPr>
@@ -3241,8 +3223,8 @@
           <w:i w:val="false"/>
           <w:iCs w:val="false"/>
           <w:color w:val="111111"/>
-          <w:sz w:val="21"/>
-          <w:szCs w:val="21"/>
+          <w:sz w:val="18"/>
+          <w:szCs w:val="18"/>
         </w:rPr>
         <w:t xml:space="preserve"/>
       </w:r>
@@ -3265,7 +3247,7 @@
       </w:tblGrid>
       <w:tr>
         <w:trPr>
-          <w:trHeight w:val="480" w:hRule="atLeast"/>
+          <w:trHeight w:val="336" w:hRule="atLeast"/>
         </w:trPr>
         <w:tc>
           <w:tcPr>
@@ -3283,7 +3265,7 @@
           </w:tcPr>
           <w:p>
             <w:pPr>
-              <w:spacing w:after="0" w:line="270"/>
+              <w:spacing w:after="0" w:line="220"/>
               <w:jc w:val="center"/>
             </w:pPr>
             <w:r>
@@ -3294,8 +3276,8 @@
                 <w:i w:val="false"/>
                 <w:iCs w:val="false"/>
                 <w:color w:val="111111"/>
-                <w:sz w:val="19"/>
-                <w:szCs w:val="19"/>
+                <w:sz w:val="17"/>
+                <w:szCs w:val="17"/>
               </w:rPr>
               <w:t xml:space="preserve">1.</w:t>
             </w:r>
@@ -3318,7 +3300,7 @@
           <w:p>
             <w:pPr>
               <w:bidi/>
-              <w:spacing w:after="0" w:line="320"/>
+              <w:spacing w:after="0" w:line="220"/>
             </w:pPr>
             <w:r>
               <w:rPr>
@@ -3326,8 +3308,8 @@
                 <w:b w:val="false"/>
                 <w:bCs w:val="false"/>
                 <w:color w:val="111111"/>
-                <w:sz w:val="28"/>
-                <w:szCs w:val="28"/>
+                <w:sz w:val="25"/>
+                <w:szCs w:val="25"/>
                 <w:rtl/>
               </w:rPr>
               <w:t xml:space="preserve">……………………… اسْمُكَ يَا أَخِي؟</w:t>
@@ -3337,7 +3319,7 @@
       </w:tr>
       <w:tr>
         <w:trPr>
-          <w:trHeight w:val="480" w:hRule="atLeast"/>
+          <w:trHeight w:val="336" w:hRule="atLeast"/>
         </w:trPr>
         <w:tc>
           <w:tcPr>
@@ -3355,7 +3337,7 @@
           </w:tcPr>
           <w:p>
             <w:pPr>
-              <w:spacing w:after="0" w:line="270"/>
+              <w:spacing w:after="0" w:line="220"/>
               <w:jc w:val="center"/>
             </w:pPr>
             <w:r>
@@ -3366,8 +3348,8 @@
                 <w:i w:val="false"/>
                 <w:iCs w:val="false"/>
                 <w:color w:val="111111"/>
-                <w:sz w:val="19"/>
-                <w:szCs w:val="19"/>
+                <w:sz w:val="17"/>
+                <w:szCs w:val="17"/>
               </w:rPr>
               <w:t xml:space="preserve">2.</w:t>
             </w:r>
@@ -3390,7 +3372,7 @@
           <w:p>
             <w:pPr>
               <w:bidi/>
-              <w:spacing w:after="0" w:line="320"/>
+              <w:spacing w:after="0" w:line="220"/>
             </w:pPr>
             <w:r>
               <w:rPr>
@@ -3398,8 +3380,8 @@
                 <w:b w:val="false"/>
                 <w:bCs w:val="false"/>
                 <w:color w:val="111111"/>
-                <w:sz w:val="28"/>
-                <w:szCs w:val="28"/>
+                <w:sz w:val="25"/>
+                <w:szCs w:val="25"/>
                 <w:rtl/>
               </w:rPr>
               <w:t xml:space="preserve">أَنَا ……………………… مَدِينَةِ إِسْطَنْبُولَ.</w:t>
@@ -3409,7 +3391,7 @@
       </w:tr>
       <w:tr>
         <w:trPr>
-          <w:trHeight w:val="480" w:hRule="atLeast"/>
+          <w:trHeight w:val="336" w:hRule="atLeast"/>
         </w:trPr>
         <w:tc>
           <w:tcPr>
@@ -3427,7 +3409,7 @@
           </w:tcPr>
           <w:p>
             <w:pPr>
-              <w:spacing w:after="0" w:line="270"/>
+              <w:spacing w:after="0" w:line="220"/>
               <w:jc w:val="center"/>
             </w:pPr>
             <w:r>
@@ -3438,8 +3420,8 @@
                 <w:i w:val="false"/>
                 <w:iCs w:val="false"/>
                 <w:color w:val="111111"/>
-                <w:sz w:val="19"/>
-                <w:szCs w:val="19"/>
+                <w:sz w:val="17"/>
+                <w:szCs w:val="17"/>
               </w:rPr>
               <w:t xml:space="preserve">3.</w:t>
             </w:r>
@@ -3462,7 +3444,7 @@
           <w:p>
             <w:pPr>
               <w:bidi/>
-              <w:spacing w:after="0" w:line="320"/>
+              <w:spacing w:after="0" w:line="220"/>
             </w:pPr>
             <w:r>
               <w:rPr>
@@ -3470,8 +3452,8 @@
                 <w:b w:val="false"/>
                 <w:bCs w:val="false"/>
                 <w:color w:val="111111"/>
-                <w:sz w:val="28"/>
-                <w:szCs w:val="28"/>
+                <w:sz w:val="25"/>
+                <w:szCs w:val="25"/>
                 <w:rtl/>
               </w:rPr>
               <w:t xml:space="preserve">هَلْ ……………………… طَالِبَةٌ فِي هَذِهِ الْمَدْرَسَةِ؟</w:t>
@@ -3481,7 +3463,7 @@
       </w:tr>
       <w:tr>
         <w:trPr>
-          <w:trHeight w:val="480" w:hRule="atLeast"/>
+          <w:trHeight w:val="336" w:hRule="atLeast"/>
         </w:trPr>
         <w:tc>
           <w:tcPr>
@@ -3499,7 +3481,7 @@
           </w:tcPr>
           <w:p>
             <w:pPr>
-              <w:spacing w:after="0" w:line="270"/>
+              <w:spacing w:after="0" w:line="220"/>
               <w:jc w:val="center"/>
             </w:pPr>
             <w:r>
@@ -3510,8 +3492,8 @@
                 <w:i w:val="false"/>
                 <w:iCs w:val="false"/>
                 <w:color w:val="111111"/>
-                <w:sz w:val="19"/>
-                <w:szCs w:val="19"/>
+                <w:sz w:val="17"/>
+                <w:szCs w:val="17"/>
               </w:rPr>
               <w:t xml:space="preserve">4.</w:t>
             </w:r>
@@ -3534,7 +3516,7 @@
           <w:p>
             <w:pPr>
               <w:bidi/>
-              <w:spacing w:after="0" w:line="320"/>
+              <w:spacing w:after="0" w:line="220"/>
             </w:pPr>
             <w:r>
               <w:rPr>
@@ -3542,8 +3524,8 @@
                 <w:b w:val="false"/>
                 <w:bCs w:val="false"/>
                 <w:color w:val="111111"/>
-                <w:sz w:val="28"/>
-                <w:szCs w:val="28"/>
+                <w:sz w:val="25"/>
+                <w:szCs w:val="25"/>
                 <w:rtl/>
               </w:rPr>
               <w:t xml:space="preserve">هَذَا صَدِيقِي، ……………………… مِنْ سُورِيَا.</w:t>
@@ -3553,7 +3535,7 @@
       </w:tr>
       <w:tr>
         <w:trPr>
-          <w:trHeight w:val="480" w:hRule="atLeast"/>
+          <w:trHeight w:val="336" w:hRule="atLeast"/>
         </w:trPr>
         <w:tc>
           <w:tcPr>
@@ -3571,7 +3553,7 @@
           </w:tcPr>
           <w:p>
             <w:pPr>
-              <w:spacing w:after="0" w:line="270"/>
+              <w:spacing w:after="0" w:line="220"/>
               <w:jc w:val="center"/>
             </w:pPr>
             <w:r>
@@ -3582,8 +3564,8 @@
                 <w:i w:val="false"/>
                 <w:iCs w:val="false"/>
                 <w:color w:val="111111"/>
-                <w:sz w:val="19"/>
-                <w:szCs w:val="19"/>
+                <w:sz w:val="17"/>
+                <w:szCs w:val="17"/>
               </w:rPr>
               <w:t xml:space="preserve">5.</w:t>
             </w:r>
@@ -3606,7 +3588,7 @@
           <w:p>
             <w:pPr>
               <w:bidi/>
-              <w:spacing w:after="0" w:line="320"/>
+              <w:spacing w:after="0" w:line="220"/>
             </w:pPr>
             <w:r>
               <w:rPr>
@@ -3614,8 +3596,8 @@
                 <w:b w:val="false"/>
                 <w:bCs w:val="false"/>
                 <w:color w:val="111111"/>
-                <w:sz w:val="28"/>
-                <w:szCs w:val="28"/>
+                <w:sz w:val="25"/>
+                <w:szCs w:val="25"/>
                 <w:rtl/>
               </w:rPr>
               <w:t xml:space="preserve">……………………… عُمْرُكَ يَا مُرَادُ؟</w:t>
@@ -3625,7 +3607,7 @@
       </w:tr>
       <w:tr>
         <w:trPr>
-          <w:trHeight w:val="480" w:hRule="atLeast"/>
+          <w:trHeight w:val="336" w:hRule="atLeast"/>
         </w:trPr>
         <w:tc>
           <w:tcPr>
@@ -3643,7 +3625,7 @@
           </w:tcPr>
           <w:p>
             <w:pPr>
-              <w:spacing w:after="0" w:line="270"/>
+              <w:spacing w:after="0" w:line="220"/>
               <w:jc w:val="center"/>
             </w:pPr>
             <w:r>
@@ -3654,8 +3636,8 @@
                 <w:i w:val="false"/>
                 <w:iCs w:val="false"/>
                 <w:color w:val="111111"/>
-                <w:sz w:val="19"/>
-                <w:szCs w:val="19"/>
+                <w:sz w:val="17"/>
+                <w:szCs w:val="17"/>
               </w:rPr>
               <w:t xml:space="preserve">6.</w:t>
             </w:r>
@@ -3678,7 +3660,7 @@
           <w:p>
             <w:pPr>
               <w:bidi/>
-              <w:spacing w:after="0" w:line="320"/>
+              <w:spacing w:after="0" w:line="220"/>
             </w:pPr>
             <w:r>
               <w:rPr>
@@ -3686,8 +3668,8 @@
                 <w:b w:val="false"/>
                 <w:bCs w:val="false"/>
                 <w:color w:val="111111"/>
-                <w:sz w:val="28"/>
-                <w:szCs w:val="28"/>
+                <w:sz w:val="25"/>
+                <w:szCs w:val="25"/>
                 <w:rtl/>
               </w:rPr>
               <w:t xml:space="preserve">أَحْمَدُ ……………………… مُدَرِّسًا، هُوَ طَالِبٌ.</w:t>
@@ -3697,7 +3679,7 @@
       </w:tr>
       <w:tr>
         <w:trPr>
-          <w:trHeight w:val="480" w:hRule="atLeast"/>
+          <w:trHeight w:val="336" w:hRule="atLeast"/>
         </w:trPr>
         <w:tc>
           <w:tcPr>
@@ -3715,7 +3697,7 @@
           </w:tcPr>
           <w:p>
             <w:pPr>
-              <w:spacing w:after="0" w:line="270"/>
+              <w:spacing w:after="0" w:line="220"/>
               <w:jc w:val="center"/>
             </w:pPr>
             <w:r>
@@ -3726,8 +3708,8 @@
                 <w:i w:val="false"/>
                 <w:iCs w:val="false"/>
                 <w:color w:val="111111"/>
-                <w:sz w:val="19"/>
-                <w:szCs w:val="19"/>
+                <w:sz w:val="17"/>
+                <w:szCs w:val="17"/>
               </w:rPr>
               <w:t xml:space="preserve">7.</w:t>
             </w:r>
@@ -3750,7 +3732,7 @@
           <w:p>
             <w:pPr>
               <w:bidi/>
-              <w:spacing w:after="0" w:line="320"/>
+              <w:spacing w:after="0" w:line="220"/>
             </w:pPr>
             <w:r>
               <w:rPr>
@@ -3758,8 +3740,8 @@
                 <w:b w:val="false"/>
                 <w:bCs w:val="false"/>
                 <w:color w:val="111111"/>
-                <w:sz w:val="28"/>
-                <w:szCs w:val="28"/>
+                <w:sz w:val="25"/>
+                <w:szCs w:val="25"/>
                 <w:rtl/>
               </w:rPr>
               <w:t xml:space="preserve">……………………… طُلَّابٌ فِي الصَّفِّ التَّاسِعِ.</w:t>
@@ -3773,7 +3755,7 @@
         <w:tabs>
           <w:tab w:val="right" w:pos="9864"/>
         </w:tabs>
-        <w:spacing w:after="90" w:before="220" w:line="280"/>
+        <w:spacing w:after="36" w:before="88" w:line="220"/>
         <w:ind w:left="340" w:hanging="340"/>
       </w:pPr>
       <w:r>
@@ -3784,16 +3766,16 @@
           <w:i w:val="false"/>
           <w:iCs w:val="false"/>
           <w:color w:val="111111"/>
-          <w:sz w:val="21"/>
-          <w:szCs w:val="21"/>
+          <w:sz w:val="18"/>
+          <w:szCs w:val="18"/>
         </w:rPr>
         <w:t xml:space="preserve">5.</w:t>
       </w:r>
       <w:r>
         <w:rPr>
           <w:rFonts w:ascii="Times New Roman" w:cs="Times New Roman" w:eastAsia="Times New Roman" w:hAnsi="Times New Roman"/>
-          <w:sz w:val="21"/>
-          <w:szCs w:val="21"/>
+          <w:sz w:val="18"/>
+          <w:szCs w:val="18"/>
         </w:rPr>
         <w:tab/>
       </w:r>
@@ -3805,16 +3787,16 @@
           <w:i w:val="false"/>
           <w:iCs w:val="false"/>
           <w:color w:val="111111"/>
-          <w:sz w:val="21"/>
-          <w:szCs w:val="21"/>
+          <w:sz w:val="18"/>
+          <w:szCs w:val="18"/>
         </w:rPr>
         <w:t xml:space="preserve">Aşağıdaki soruların doğru cevabını işaretleyiniz.</w:t>
       </w:r>
       <w:r>
         <w:rPr>
           <w:rFonts w:ascii="Times New Roman" w:cs="Times New Roman" w:eastAsia="Times New Roman" w:hAnsi="Times New Roman"/>
-          <w:sz w:val="21"/>
-          <w:szCs w:val="21"/>
+          <w:sz w:val="18"/>
+          <w:szCs w:val="18"/>
         </w:rPr>
         <w:tab/>
       </w:r>
@@ -3826,8 +3808,8 @@
           <w:i w:val="false"/>
           <w:iCs w:val="false"/>
           <w:color w:val="55636F"/>
-          <w:sz w:val="18"/>
-          <w:szCs w:val="18"/>
+          <w:sz w:val="16"/>
+          <w:szCs w:val="16"/>
         </w:rPr>
         <w:t xml:space="preserve">(15 puan)</w:t>
       </w:r>
@@ -3835,7 +3817,7 @@
     <w:p>
       <w:pPr>
         <w:keepNext w:val="false"/>
-        <w:spacing w:after="90" w:before="0" w:line="280"/>
+        <w:spacing w:after="36" w:before="0" w:line="220"/>
         <w:ind w:left="340"/>
       </w:pPr>
       <w:r>
@@ -3846,8 +3828,8 @@
           <w:i/>
           <w:iCs/>
           <w:color w:val="5B6772"/>
-          <w:sz w:val="18"/>
-          <w:szCs w:val="18"/>
+          <w:sz w:val="16"/>
+          <w:szCs w:val="16"/>
         </w:rPr>
         <w:t xml:space="preserve">Her doğru cevap 3 puandır.</w:t>
       </w:r>
@@ -3855,7 +3837,7 @@
     <w:p>
       <w:pPr>
         <w:keepNext/>
-        <w:spacing w:after="50" w:before="0" w:line="280"/>
+        <w:spacing w:after="20" w:before="0" w:line="220"/>
         <w:ind w:left="340" w:hanging="280"/>
       </w:pPr>
       <w:r>
@@ -3866,8 +3848,8 @@
           <w:i w:val="false"/>
           <w:iCs w:val="false"/>
           <w:color w:val="111111"/>
-          <w:sz w:val="20"/>
-          <w:szCs w:val="20"/>
+          <w:sz w:val="17"/>
+          <w:szCs w:val="17"/>
         </w:rPr>
         <w:t xml:space="preserve">1.  «أَنَا تُرْكِيٌّ» cümlesini bir kız öğrenci nasıl kurar?</w:t>
       </w:r>
@@ -3912,7 +3894,7 @@
           <w:p>
             <w:pPr>
               <w:bidi/>
-              <w:spacing w:after="0" w:line="330"/>
+              <w:spacing w:after="0" w:line="220"/>
               <w:jc w:val="end"/>
             </w:pPr>
             <w:r>
@@ -3923,8 +3905,8 @@
                 <w:i w:val="false"/>
                 <w:iCs w:val="false"/>
                 <w:color w:val="111111"/>
-                <w:sz w:val="20"/>
-                <w:szCs w:val="20"/>
+                <w:sz w:val="17"/>
+                <w:szCs w:val="17"/>
               </w:rPr>
               <w:t xml:space="preserve">A.‎  </w:t>
             </w:r>
@@ -3934,8 +3916,8 @@
                 <w:b w:val="false"/>
                 <w:bCs w:val="false"/>
                 <w:color w:val="111111"/>
-                <w:sz w:val="28"/>
-                <w:szCs w:val="28"/>
+                <w:sz w:val="25"/>
+                <w:szCs w:val="25"/>
                 <w:rtl/>
               </w:rPr>
               <w:t xml:space="preserve">أَنَا تُرْكِيٌّ</w:t>
@@ -3962,7 +3944,7 @@
           <w:p>
             <w:pPr>
               <w:bidi/>
-              <w:spacing w:after="0" w:line="330"/>
+              <w:spacing w:after="0" w:line="220"/>
               <w:jc w:val="end"/>
             </w:pPr>
             <w:r>
@@ -3973,8 +3955,8 @@
                 <w:i w:val="false"/>
                 <w:iCs w:val="false"/>
                 <w:color w:val="111111"/>
-                <w:sz w:val="20"/>
-                <w:szCs w:val="20"/>
+                <w:sz w:val="17"/>
+                <w:szCs w:val="17"/>
               </w:rPr>
               <w:t xml:space="preserve">B.‎  </w:t>
             </w:r>
@@ -3984,8 +3966,8 @@
                 <w:b w:val="false"/>
                 <w:bCs w:val="false"/>
                 <w:color w:val="111111"/>
-                <w:sz w:val="28"/>
-                <w:szCs w:val="28"/>
+                <w:sz w:val="25"/>
+                <w:szCs w:val="25"/>
                 <w:rtl/>
               </w:rPr>
               <w:t xml:space="preserve">أَنَا تُرْكِيَّةٌ</w:t>
@@ -4017,7 +3999,7 @@
           <w:p>
             <w:pPr>
               <w:bidi/>
-              <w:spacing w:after="0" w:line="330"/>
+              <w:spacing w:after="0" w:line="220"/>
               <w:jc w:val="end"/>
             </w:pPr>
             <w:r>
@@ -4028,8 +4010,8 @@
                 <w:i w:val="false"/>
                 <w:iCs w:val="false"/>
                 <w:color w:val="111111"/>
-                <w:sz w:val="20"/>
-                <w:szCs w:val="20"/>
+                <w:sz w:val="17"/>
+                <w:szCs w:val="17"/>
               </w:rPr>
               <w:t xml:space="preserve">C.‎  </w:t>
             </w:r>
@@ -4039,8 +4021,8 @@
                 <w:b w:val="false"/>
                 <w:bCs w:val="false"/>
                 <w:color w:val="111111"/>
-                <w:sz w:val="28"/>
-                <w:szCs w:val="28"/>
+                <w:sz w:val="25"/>
+                <w:szCs w:val="25"/>
                 <w:rtl/>
               </w:rPr>
               <w:t xml:space="preserve">أَنْتِ تُرْكِيَّةٌ</w:t>
@@ -4067,7 +4049,7 @@
           <w:p>
             <w:pPr>
               <w:bidi/>
-              <w:spacing w:after="0" w:line="330"/>
+              <w:spacing w:after="0" w:line="220"/>
               <w:jc w:val="end"/>
             </w:pPr>
             <w:r>
@@ -4078,8 +4060,8 @@
                 <w:i w:val="false"/>
                 <w:iCs w:val="false"/>
                 <w:color w:val="111111"/>
-                <w:sz w:val="20"/>
-                <w:szCs w:val="20"/>
+                <w:sz w:val="17"/>
+                <w:szCs w:val="17"/>
               </w:rPr>
               <w:t xml:space="preserve">D.‎  </w:t>
             </w:r>
@@ -4089,8 +4071,8 @@
                 <w:b w:val="false"/>
                 <w:bCs w:val="false"/>
                 <w:color w:val="111111"/>
-                <w:sz w:val="28"/>
-                <w:szCs w:val="28"/>
+                <w:sz w:val="25"/>
+                <w:szCs w:val="25"/>
                 <w:rtl/>
               </w:rPr>
               <w:t xml:space="preserve">هِيَ تُرْكِيَّةٌ</w:t>
@@ -4102,7 +4084,7 @@
     <w:p>
       <w:pPr>
         <w:keepNext/>
-        <w:spacing w:after="50" w:before="120" w:line="280"/>
+        <w:spacing w:after="20" w:before="48" w:line="220"/>
         <w:ind w:left="340" w:hanging="280"/>
       </w:pPr>
       <w:r>
@@ -4113,8 +4095,8 @@
           <w:i w:val="false"/>
           <w:iCs w:val="false"/>
           <w:color w:val="111111"/>
-          <w:sz w:val="20"/>
-          <w:szCs w:val="20"/>
+          <w:sz w:val="17"/>
+          <w:szCs w:val="17"/>
         </w:rPr>
         <w:t xml:space="preserve">2.  Aşağıdaki kelimelerin hangisinde lâm-ı şemsiyye vardır?</w:t>
       </w:r>
@@ -4159,7 +4141,7 @@
           <w:p>
             <w:pPr>
               <w:bidi/>
-              <w:spacing w:after="0" w:line="330"/>
+              <w:spacing w:after="0" w:line="220"/>
               <w:jc w:val="end"/>
             </w:pPr>
             <w:r>
@@ -4170,8 +4152,8 @@
                 <w:i w:val="false"/>
                 <w:iCs w:val="false"/>
                 <w:color w:val="111111"/>
-                <w:sz w:val="20"/>
-                <w:szCs w:val="20"/>
+                <w:sz w:val="17"/>
+                <w:szCs w:val="17"/>
               </w:rPr>
               <w:t xml:space="preserve">A.‎  </w:t>
             </w:r>
@@ -4181,8 +4163,8 @@
                 <w:b w:val="false"/>
                 <w:bCs w:val="false"/>
                 <w:color w:val="111111"/>
-                <w:sz w:val="28"/>
-                <w:szCs w:val="28"/>
+                <w:sz w:val="25"/>
+                <w:szCs w:val="25"/>
                 <w:rtl/>
               </w:rPr>
               <w:t xml:space="preserve">اَلْقَمَرُ</w:t>
@@ -4209,7 +4191,7 @@
           <w:p>
             <w:pPr>
               <w:bidi/>
-              <w:spacing w:after="0" w:line="330"/>
+              <w:spacing w:after="0" w:line="220"/>
               <w:jc w:val="end"/>
             </w:pPr>
             <w:r>
@@ -4220,8 +4202,8 @@
                 <w:i w:val="false"/>
                 <w:iCs w:val="false"/>
                 <w:color w:val="111111"/>
-                <w:sz w:val="20"/>
-                <w:szCs w:val="20"/>
+                <w:sz w:val="17"/>
+                <w:szCs w:val="17"/>
               </w:rPr>
               <w:t xml:space="preserve">B.‎  </w:t>
             </w:r>
@@ -4231,8 +4213,8 @@
                 <w:b w:val="false"/>
                 <w:bCs w:val="false"/>
                 <w:color w:val="111111"/>
-                <w:sz w:val="28"/>
-                <w:szCs w:val="28"/>
+                <w:sz w:val="25"/>
+                <w:szCs w:val="25"/>
                 <w:rtl/>
               </w:rPr>
               <w:t xml:space="preserve">اَلْمَدْرَسَةُ</w:t>
@@ -4264,7 +4246,7 @@
           <w:p>
             <w:pPr>
               <w:bidi/>
-              <w:spacing w:after="0" w:line="330"/>
+              <w:spacing w:after="0" w:line="220"/>
               <w:jc w:val="end"/>
             </w:pPr>
             <w:r>
@@ -4275,8 +4257,8 @@
                 <w:i w:val="false"/>
                 <w:iCs w:val="false"/>
                 <w:color w:val="111111"/>
-                <w:sz w:val="20"/>
-                <w:szCs w:val="20"/>
+                <w:sz w:val="17"/>
+                <w:szCs w:val="17"/>
               </w:rPr>
               <w:t xml:space="preserve">C.‎  </w:t>
             </w:r>
@@ -4286,8 +4268,8 @@
                 <w:b w:val="false"/>
                 <w:bCs w:val="false"/>
                 <w:color w:val="111111"/>
-                <w:sz w:val="28"/>
-                <w:szCs w:val="28"/>
+                <w:sz w:val="25"/>
+                <w:szCs w:val="25"/>
                 <w:rtl/>
               </w:rPr>
               <w:t xml:space="preserve">اَلشَّمْسُ</w:t>
@@ -4314,7 +4296,7 @@
           <w:p>
             <w:pPr>
               <w:bidi/>
-              <w:spacing w:after="0" w:line="330"/>
+              <w:spacing w:after="0" w:line="220"/>
               <w:jc w:val="end"/>
             </w:pPr>
             <w:r>
@@ -4325,8 +4307,8 @@
                 <w:i w:val="false"/>
                 <w:iCs w:val="false"/>
                 <w:color w:val="111111"/>
-                <w:sz w:val="20"/>
-                <w:szCs w:val="20"/>
+                <w:sz w:val="17"/>
+                <w:szCs w:val="17"/>
               </w:rPr>
               <w:t xml:space="preserve">D.‎  </w:t>
             </w:r>
@@ -4336,8 +4318,8 @@
                 <w:b w:val="false"/>
                 <w:bCs w:val="false"/>
                 <w:color w:val="111111"/>
-                <w:sz w:val="28"/>
-                <w:szCs w:val="28"/>
+                <w:sz w:val="25"/>
+                <w:szCs w:val="25"/>
                 <w:rtl/>
               </w:rPr>
               <w:t xml:space="preserve">اَلْكِتَابُ</w:t>
@@ -4349,7 +4331,7 @@
     <w:p>
       <w:pPr>
         <w:keepNext/>
-        <w:spacing w:after="50" w:before="120" w:line="280"/>
+        <w:spacing w:after="20" w:before="48" w:line="220"/>
         <w:ind w:left="340" w:hanging="280"/>
       </w:pPr>
       <w:r>
@@ -4360,8 +4342,8 @@
           <w:i w:val="false"/>
           <w:iCs w:val="false"/>
           <w:color w:val="111111"/>
-          <w:sz w:val="20"/>
-          <w:szCs w:val="20"/>
+          <w:sz w:val="17"/>
+          <w:szCs w:val="17"/>
         </w:rPr>
         <w:t xml:space="preserve">3.  «مِنْ أَيْنَ أَنْتَ» sorusuna en uygun cevap hangisidir?</w:t>
       </w:r>
@@ -4406,7 +4388,7 @@
           <w:p>
             <w:pPr>
               <w:bidi/>
-              <w:spacing w:after="0" w:line="330"/>
+              <w:spacing w:after="0" w:line="220"/>
               <w:jc w:val="end"/>
             </w:pPr>
             <w:r>
@@ -4417,8 +4399,8 @@
                 <w:i w:val="false"/>
                 <w:iCs w:val="false"/>
                 <w:color w:val="111111"/>
-                <w:sz w:val="20"/>
-                <w:szCs w:val="20"/>
+                <w:sz w:val="17"/>
+                <w:szCs w:val="17"/>
               </w:rPr>
               <w:t xml:space="preserve">A.‎  </w:t>
             </w:r>
@@ -4428,8 +4410,8 @@
                 <w:b w:val="false"/>
                 <w:bCs w:val="false"/>
                 <w:color w:val="111111"/>
-                <w:sz w:val="28"/>
-                <w:szCs w:val="28"/>
+                <w:sz w:val="25"/>
+                <w:szCs w:val="25"/>
                 <w:rtl/>
               </w:rPr>
               <w:t xml:space="preserve">اِسْمِي خَالِدٌ</w:t>
@@ -4456,7 +4438,7 @@
           <w:p>
             <w:pPr>
               <w:bidi/>
-              <w:spacing w:after="0" w:line="330"/>
+              <w:spacing w:after="0" w:line="220"/>
               <w:jc w:val="end"/>
             </w:pPr>
             <w:r>
@@ -4467,8 +4449,8 @@
                 <w:i w:val="false"/>
                 <w:iCs w:val="false"/>
                 <w:color w:val="111111"/>
-                <w:sz w:val="20"/>
-                <w:szCs w:val="20"/>
+                <w:sz w:val="17"/>
+                <w:szCs w:val="17"/>
               </w:rPr>
               <w:t xml:space="preserve">B.‎  </w:t>
             </w:r>
@@ -4478,8 +4460,8 @@
                 <w:b w:val="false"/>
                 <w:bCs w:val="false"/>
                 <w:color w:val="111111"/>
-                <w:sz w:val="28"/>
-                <w:szCs w:val="28"/>
+                <w:sz w:val="25"/>
+                <w:szCs w:val="25"/>
                 <w:rtl/>
               </w:rPr>
               <w:t xml:space="preserve">أَنَا مِنْ مِصْرَ</w:t>
@@ -4511,7 +4493,7 @@
           <w:p>
             <w:pPr>
               <w:bidi/>
-              <w:spacing w:after="0" w:line="330"/>
+              <w:spacing w:after="0" w:line="220"/>
               <w:jc w:val="end"/>
             </w:pPr>
             <w:r>
@@ -4522,8 +4504,8 @@
                 <w:i w:val="false"/>
                 <w:iCs w:val="false"/>
                 <w:color w:val="111111"/>
-                <w:sz w:val="20"/>
-                <w:szCs w:val="20"/>
+                <w:sz w:val="17"/>
+                <w:szCs w:val="17"/>
               </w:rPr>
               <w:t xml:space="preserve">C.‎  </w:t>
             </w:r>
@@ -4533,8 +4515,8 @@
                 <w:b w:val="false"/>
                 <w:bCs w:val="false"/>
                 <w:color w:val="111111"/>
-                <w:sz w:val="28"/>
-                <w:szCs w:val="28"/>
+                <w:sz w:val="25"/>
+                <w:szCs w:val="25"/>
                 <w:rtl/>
               </w:rPr>
               <w:t xml:space="preserve">عُمْرِي سِتَّةَ عَشَرَ عَامًا</w:t>
@@ -4561,7 +4543,7 @@
           <w:p>
             <w:pPr>
               <w:bidi/>
-              <w:spacing w:after="0" w:line="330"/>
+              <w:spacing w:after="0" w:line="220"/>
               <w:jc w:val="end"/>
             </w:pPr>
             <w:r>
@@ -4572,8 +4554,8 @@
                 <w:i w:val="false"/>
                 <w:iCs w:val="false"/>
                 <w:color w:val="111111"/>
-                <w:sz w:val="20"/>
-                <w:szCs w:val="20"/>
+                <w:sz w:val="17"/>
+                <w:szCs w:val="17"/>
               </w:rPr>
               <w:t xml:space="preserve">D.‎  </w:t>
             </w:r>
@@ -4583,8 +4565,8 @@
                 <w:b w:val="false"/>
                 <w:bCs w:val="false"/>
                 <w:color w:val="111111"/>
-                <w:sz w:val="28"/>
-                <w:szCs w:val="28"/>
+                <w:sz w:val="25"/>
+                <w:szCs w:val="25"/>
                 <w:rtl/>
               </w:rPr>
               <w:t xml:space="preserve">أَنَا بِخَيْرٍ</w:t>
@@ -4596,7 +4578,7 @@
     <w:p>
       <w:pPr>
         <w:keepNext/>
-        <w:spacing w:after="50" w:before="120" w:line="280"/>
+        <w:spacing w:after="20" w:before="48" w:line="220"/>
         <w:ind w:left="340" w:hanging="280"/>
       </w:pPr>
       <w:r>
@@ -4607,8 +4589,8 @@
           <w:i w:val="false"/>
           <w:iCs w:val="false"/>
           <w:color w:val="111111"/>
-          <w:sz w:val="20"/>
-          <w:szCs w:val="20"/>
+          <w:sz w:val="17"/>
+          <w:szCs w:val="17"/>
         </w:rPr>
         <w:t xml:space="preserve">4.  Aşağıdaki cümlelerin hangisi isim cümlesidir?</w:t>
       </w:r>
@@ -4653,7 +4635,7 @@
           <w:p>
             <w:pPr>
               <w:bidi/>
-              <w:spacing w:after="0" w:line="330"/>
+              <w:spacing w:after="0" w:line="220"/>
               <w:jc w:val="end"/>
             </w:pPr>
             <w:r>
@@ -4664,8 +4646,8 @@
                 <w:i w:val="false"/>
                 <w:iCs w:val="false"/>
                 <w:color w:val="111111"/>
-                <w:sz w:val="20"/>
-                <w:szCs w:val="20"/>
+                <w:sz w:val="17"/>
+                <w:szCs w:val="17"/>
               </w:rPr>
               <w:t xml:space="preserve">A.‎  </w:t>
             </w:r>
@@ -4675,8 +4657,8 @@
                 <w:b w:val="false"/>
                 <w:bCs w:val="false"/>
                 <w:color w:val="111111"/>
-                <w:sz w:val="28"/>
-                <w:szCs w:val="28"/>
+                <w:sz w:val="25"/>
+                <w:szCs w:val="25"/>
                 <w:rtl/>
               </w:rPr>
               <w:t xml:space="preserve">ذَهَبَ الطَّالِبُ إِلَى الْمَدْرَسَةِ</w:t>
@@ -4703,7 +4685,7 @@
           <w:p>
             <w:pPr>
               <w:bidi/>
-              <w:spacing w:after="0" w:line="330"/>
+              <w:spacing w:after="0" w:line="220"/>
               <w:jc w:val="end"/>
             </w:pPr>
             <w:r>
@@ -4714,8 +4696,8 @@
                 <w:i w:val="false"/>
                 <w:iCs w:val="false"/>
                 <w:color w:val="111111"/>
-                <w:sz w:val="20"/>
-                <w:szCs w:val="20"/>
+                <w:sz w:val="17"/>
+                <w:szCs w:val="17"/>
               </w:rPr>
               <w:t xml:space="preserve">B.‎  </w:t>
             </w:r>
@@ -4725,8 +4707,8 @@
                 <w:b w:val="false"/>
                 <w:bCs w:val="false"/>
                 <w:color w:val="111111"/>
-                <w:sz w:val="28"/>
-                <w:szCs w:val="28"/>
+                <w:sz w:val="25"/>
+                <w:szCs w:val="25"/>
                 <w:rtl/>
               </w:rPr>
               <w:t xml:space="preserve">يَكْتُبُ عُمَرُ الدَّرْسَ</w:t>
@@ -4758,7 +4740,7 @@
           <w:p>
             <w:pPr>
               <w:bidi/>
-              <w:spacing w:after="0" w:line="330"/>
+              <w:spacing w:after="0" w:line="220"/>
               <w:jc w:val="end"/>
             </w:pPr>
             <w:r>
@@ -4769,8 +4751,8 @@
                 <w:i w:val="false"/>
                 <w:iCs w:val="false"/>
                 <w:color w:val="111111"/>
-                <w:sz w:val="20"/>
-                <w:szCs w:val="20"/>
+                <w:sz w:val="17"/>
+                <w:szCs w:val="17"/>
               </w:rPr>
               <w:t xml:space="preserve">C.‎  </w:t>
             </w:r>
@@ -4780,8 +4762,8 @@
                 <w:b w:val="false"/>
                 <w:bCs w:val="false"/>
                 <w:color w:val="111111"/>
-                <w:sz w:val="28"/>
-                <w:szCs w:val="28"/>
+                <w:sz w:val="25"/>
+                <w:szCs w:val="25"/>
                 <w:rtl/>
               </w:rPr>
               <w:t xml:space="preserve">اَلْمُدَرِّسُ فِي الصَّفِّ</w:t>
@@ -4808,7 +4790,7 @@
           <w:p>
             <w:pPr>
               <w:bidi/>
-              <w:spacing w:after="0" w:line="330"/>
+              <w:spacing w:after="0" w:line="220"/>
               <w:jc w:val="end"/>
             </w:pPr>
             <w:r>
@@ -4819,8 +4801,8 @@
                 <w:i w:val="false"/>
                 <w:iCs w:val="false"/>
                 <w:color w:val="111111"/>
-                <w:sz w:val="20"/>
-                <w:szCs w:val="20"/>
+                <w:sz w:val="17"/>
+                <w:szCs w:val="17"/>
               </w:rPr>
               <w:t xml:space="preserve">D.‎  </w:t>
             </w:r>
@@ -4830,8 +4812,8 @@
                 <w:b w:val="false"/>
                 <w:bCs w:val="false"/>
                 <w:color w:val="111111"/>
-                <w:sz w:val="28"/>
-                <w:szCs w:val="28"/>
+                <w:sz w:val="25"/>
+                <w:szCs w:val="25"/>
                 <w:rtl/>
               </w:rPr>
               <w:t xml:space="preserve">قَرَأْتُ الْكِتَابَ</w:t>
@@ -4843,7 +4825,7 @@
     <w:p>
       <w:pPr>
         <w:keepNext/>
-        <w:spacing w:after="50" w:before="120" w:line="280"/>
+        <w:spacing w:after="20" w:before="48" w:line="220"/>
         <w:ind w:left="340" w:hanging="280"/>
       </w:pPr>
       <w:r>
@@ -4854,8 +4836,8 @@
           <w:i w:val="false"/>
           <w:iCs w:val="false"/>
           <w:color w:val="111111"/>
-          <w:sz w:val="20"/>
-          <w:szCs w:val="20"/>
+          <w:sz w:val="17"/>
+          <w:szCs w:val="17"/>
         </w:rPr>
         <w:t xml:space="preserve">5.  «هَذِهِ صَدِيقَتِي، هِيَ مِصْرِيَّةٌ» cümlesi için aşağıdakilerden hangisi söylenemez?</w:t>
       </w:r>
@@ -4899,7 +4881,7 @@
           </w:tcPr>
           <w:p>
             <w:pPr>
-              <w:spacing w:after="0" w:line="280"/>
+              <w:spacing w:after="0" w:line="220"/>
             </w:pPr>
             <w:r>
               <w:rPr>
@@ -4909,8 +4891,8 @@
                 <w:i w:val="false"/>
                 <w:iCs w:val="false"/>
                 <w:color w:val="111111"/>
-                <w:sz w:val="20"/>
-                <w:szCs w:val="20"/>
+                <w:sz w:val="17"/>
+                <w:szCs w:val="17"/>
               </w:rPr>
               <w:t xml:space="preserve">A)  </w:t>
             </w:r>
@@ -4922,8 +4904,8 @@
                 <w:i w:val="false"/>
                 <w:iCs w:val="false"/>
                 <w:color w:val="111111"/>
-                <w:sz w:val="20"/>
-                <w:szCs w:val="20"/>
+                <w:sz w:val="17"/>
+                <w:szCs w:val="17"/>
               </w:rPr>
               <w:t xml:space="preserve">Konuşan kişi bir arkadaşını tanıtmaktadır.</w:t>
             </w:r>
@@ -4948,7 +4930,7 @@
           </w:tcPr>
           <w:p>
             <w:pPr>
-              <w:spacing w:after="0" w:line="280"/>
+              <w:spacing w:after="0" w:line="220"/>
             </w:pPr>
             <w:r>
               <w:rPr>
@@ -4958,8 +4940,8 @@
                 <w:i w:val="false"/>
                 <w:iCs w:val="false"/>
                 <w:color w:val="111111"/>
-                <w:sz w:val="20"/>
-                <w:szCs w:val="20"/>
+                <w:sz w:val="17"/>
+                <w:szCs w:val="17"/>
               </w:rPr>
               <w:t xml:space="preserve">B)  </w:t>
             </w:r>
@@ -4971,8 +4953,8 @@
                 <w:i w:val="false"/>
                 <w:iCs w:val="false"/>
                 <w:color w:val="111111"/>
-                <w:sz w:val="20"/>
-                <w:szCs w:val="20"/>
+                <w:sz w:val="17"/>
+                <w:szCs w:val="17"/>
               </w:rPr>
               <w:t xml:space="preserve">Tanıtılan kişi kadındır.</w:t>
             </w:r>
@@ -5002,7 +4984,7 @@
           </w:tcPr>
           <w:p>
             <w:pPr>
-              <w:spacing w:after="0" w:line="280"/>
+              <w:spacing w:after="0" w:line="220"/>
             </w:pPr>
             <w:r>
               <w:rPr>
@@ -5012,8 +4994,8 @@
                 <w:i w:val="false"/>
                 <w:iCs w:val="false"/>
                 <w:color w:val="111111"/>
-                <w:sz w:val="20"/>
-                <w:szCs w:val="20"/>
+                <w:sz w:val="17"/>
+                <w:szCs w:val="17"/>
               </w:rPr>
               <w:t xml:space="preserve">C)  </w:t>
             </w:r>
@@ -5025,8 +5007,8 @@
                 <w:i w:val="false"/>
                 <w:iCs w:val="false"/>
                 <w:color w:val="111111"/>
-                <w:sz w:val="20"/>
-                <w:szCs w:val="20"/>
+                <w:sz w:val="17"/>
+                <w:szCs w:val="17"/>
               </w:rPr>
               <w:t xml:space="preserve">Tanıtılan kişi Mısırlıdır.</w:t>
             </w:r>
@@ -5051,7 +5033,7 @@
           </w:tcPr>
           <w:p>
             <w:pPr>
-              <w:spacing w:after="0" w:line="280"/>
+              <w:spacing w:after="0" w:line="220"/>
             </w:pPr>
             <w:r>
               <w:rPr>
@@ -5061,8 +5043,8 @@
                 <w:i w:val="false"/>
                 <w:iCs w:val="false"/>
                 <w:color w:val="111111"/>
-                <w:sz w:val="20"/>
-                <w:szCs w:val="20"/>
+                <w:sz w:val="17"/>
+                <w:szCs w:val="17"/>
               </w:rPr>
               <w:t xml:space="preserve">D)  </w:t>
             </w:r>
@@ -5074,8 +5056,8 @@
                 <w:i w:val="false"/>
                 <w:iCs w:val="false"/>
                 <w:color w:val="111111"/>
-                <w:sz w:val="20"/>
-                <w:szCs w:val="20"/>
+                <w:sz w:val="17"/>
+                <w:szCs w:val="17"/>
               </w:rPr>
               <w:t xml:space="preserve">Tanıtılan kişi öğretmendir.</w:t>
             </w:r>
@@ -5088,7 +5070,7 @@
         <w:tabs>
           <w:tab w:val="right" w:pos="9864"/>
         </w:tabs>
-        <w:spacing w:after="90" w:before="220" w:line="280"/>
+        <w:spacing w:after="36" w:before="88" w:line="220"/>
         <w:ind w:left="340" w:hanging="340"/>
       </w:pPr>
       <w:r>
@@ -5099,16 +5081,16 @@
           <w:i w:val="false"/>
           <w:iCs w:val="false"/>
           <w:color w:val="111111"/>
-          <w:sz w:val="21"/>
-          <w:szCs w:val="21"/>
+          <w:sz w:val="18"/>
+          <w:szCs w:val="18"/>
         </w:rPr>
         <w:t xml:space="preserve">6.</w:t>
       </w:r>
       <w:r>
         <w:rPr>
           <w:rFonts w:ascii="Times New Roman" w:cs="Times New Roman" w:eastAsia="Times New Roman" w:hAnsi="Times New Roman"/>
-          <w:sz w:val="21"/>
-          <w:szCs w:val="21"/>
+          <w:sz w:val="18"/>
+          <w:szCs w:val="18"/>
         </w:rPr>
         <w:tab/>
       </w:r>
@@ -5120,16 +5102,16 @@
           <w:i w:val="false"/>
           <w:iCs w:val="false"/>
           <w:color w:val="111111"/>
-          <w:sz w:val="21"/>
-          <w:szCs w:val="21"/>
+          <w:sz w:val="18"/>
+          <w:szCs w:val="18"/>
         </w:rPr>
         <w:t xml:space="preserve">Aşağıdaki kelimelerdeki lâm harfi şemsî (okunmayan) ise D, kamerî (okunan) ise Y kutusunu işaretleyiniz.</w:t>
       </w:r>
       <w:r>
         <w:rPr>
           <w:rFonts w:ascii="Times New Roman" w:cs="Times New Roman" w:eastAsia="Times New Roman" w:hAnsi="Times New Roman"/>
-          <w:sz w:val="21"/>
-          <w:szCs w:val="21"/>
+          <w:sz w:val="18"/>
+          <w:szCs w:val="18"/>
         </w:rPr>
         <w:tab/>
       </w:r>
@@ -5141,8 +5123,8 @@
           <w:i w:val="false"/>
           <w:iCs w:val="false"/>
           <w:color w:val="55636F"/>
-          <w:sz w:val="18"/>
-          <w:szCs w:val="18"/>
+          <w:sz w:val="16"/>
+          <w:szCs w:val="16"/>
         </w:rPr>
         <w:t xml:space="preserve">(10 puan)</w:t>
       </w:r>
@@ -5150,7 +5132,7 @@
     <w:p>
       <w:pPr>
         <w:keepNext w:val="false"/>
-        <w:spacing w:after="90" w:before="0" w:line="280"/>
+        <w:spacing w:after="36" w:before="0" w:line="220"/>
         <w:ind w:left="340"/>
       </w:pPr>
       <w:r>
@@ -5161,8 +5143,8 @@
           <w:i/>
           <w:iCs/>
           <w:color w:val="5B6772"/>
-          <w:sz w:val="18"/>
-          <w:szCs w:val="18"/>
+          <w:sz w:val="16"/>
+          <w:szCs w:val="16"/>
         </w:rPr>
         <w:t xml:space="preserve">Her doğru cevap 2 puandır.</w:t>
       </w:r>
@@ -5203,7 +5185,7 @@
           </w:tcPr>
           <w:p>
             <w:pPr>
-              <w:spacing w:after="0" w:line="270"/>
+              <w:spacing w:after="0" w:line="220"/>
               <w:jc w:val="center"/>
             </w:pPr>
             <w:r>
@@ -5214,8 +5196,8 @@
                 <w:i w:val="false"/>
                 <w:iCs w:val="false"/>
                 <w:color w:val="111111"/>
-                <w:sz w:val="18"/>
-                <w:szCs w:val="18"/>
+                <w:sz w:val="16"/>
+                <w:szCs w:val="16"/>
               </w:rPr>
               <w:t xml:space="preserve">No</w:t>
             </w:r>
@@ -5235,7 +5217,7 @@
           </w:tcPr>
           <w:p>
             <w:pPr>
-              <w:spacing w:after="0" w:line="270"/>
+              <w:spacing w:after="0" w:line="220"/>
               <w:jc w:val="center"/>
             </w:pPr>
             <w:r>
@@ -5246,8 +5228,8 @@
                 <w:i w:val="false"/>
                 <w:iCs w:val="false"/>
                 <w:color w:val="111111"/>
-                <w:sz w:val="18"/>
-                <w:szCs w:val="18"/>
+                <w:sz w:val="16"/>
+                <w:szCs w:val="16"/>
               </w:rPr>
               <w:t xml:space="preserve">Kelime</w:t>
             </w:r>
@@ -5267,7 +5249,7 @@
           </w:tcPr>
           <w:p>
             <w:pPr>
-              <w:spacing w:after="0" w:line="270"/>
+              <w:spacing w:after="0" w:line="220"/>
               <w:jc w:val="center"/>
             </w:pPr>
             <w:r>
@@ -5278,8 +5260,8 @@
                 <w:i w:val="false"/>
                 <w:iCs w:val="false"/>
                 <w:color w:val="111111"/>
-                <w:sz w:val="18"/>
-                <w:szCs w:val="18"/>
+                <w:sz w:val="16"/>
+                <w:szCs w:val="16"/>
               </w:rPr>
               <w:t xml:space="preserve">D</w:t>
             </w:r>
@@ -5299,7 +5281,7 @@
           </w:tcPr>
           <w:p>
             <w:pPr>
-              <w:spacing w:after="0" w:line="270"/>
+              <w:spacing w:after="0" w:line="220"/>
               <w:jc w:val="center"/>
             </w:pPr>
             <w:r>
@@ -5310,8 +5292,8 @@
                 <w:i w:val="false"/>
                 <w:iCs w:val="false"/>
                 <w:color w:val="111111"/>
-                <w:sz w:val="18"/>
-                <w:szCs w:val="18"/>
+                <w:sz w:val="16"/>
+                <w:szCs w:val="16"/>
               </w:rPr>
               <w:t xml:space="preserve">Y</w:t>
             </w:r>
@@ -5320,7 +5302,7 @@
       </w:tr>
       <w:tr>
         <w:trPr>
-          <w:trHeight w:val="420" w:hRule="atLeast"/>
+          <w:trHeight w:val="294" w:hRule="atLeast"/>
         </w:trPr>
         <w:tc>
           <w:tcPr>
@@ -5335,19 +5317,19 @@
           </w:tcPr>
           <w:p>
             <w:pPr>
-              <w:spacing w:after="0" w:line="270"/>
-              <w:jc w:val="center"/>
-            </w:pPr>
-            <w:r>
-              <w:rPr>
-                <w:rFonts w:ascii="Times New Roman" w:cs="Times New Roman" w:eastAsia="Times New Roman" w:hAnsi="Times New Roman"/>
-                <w:b w:val="false"/>
-                <w:bCs w:val="false"/>
-                <w:i w:val="false"/>
-                <w:iCs w:val="false"/>
-                <w:color w:val="111111"/>
-                <w:sz w:val="19"/>
-                <w:szCs w:val="19"/>
+              <w:spacing w:after="0" w:line="220"/>
+              <w:jc w:val="center"/>
+            </w:pPr>
+            <w:r>
+              <w:rPr>
+                <w:rFonts w:ascii="Times New Roman" w:cs="Times New Roman" w:eastAsia="Times New Roman" w:hAnsi="Times New Roman"/>
+                <w:b w:val="false"/>
+                <w:bCs w:val="false"/>
+                <w:i w:val="false"/>
+                <w:iCs w:val="false"/>
+                <w:color w:val="111111"/>
+                <w:sz w:val="17"/>
+                <w:szCs w:val="17"/>
               </w:rPr>
               <w:t xml:space="preserve">1</w:t>
             </w:r>
@@ -5367,7 +5349,7 @@
           <w:p>
             <w:pPr>
               <w:bidi/>
-              <w:spacing w:after="0" w:line="320"/>
+              <w:spacing w:after="0" w:line="220"/>
             </w:pPr>
             <w:r>
               <w:rPr>
@@ -5375,8 +5357,8 @@
                 <w:b w:val="false"/>
                 <w:bCs w:val="false"/>
                 <w:color w:val="111111"/>
-                <w:sz w:val="28"/>
-                <w:szCs w:val="28"/>
+                <w:sz w:val="25"/>
+                <w:szCs w:val="25"/>
                 <w:rtl/>
               </w:rPr>
               <w:t xml:space="preserve">اَلشَّمْسُ</w:t>
@@ -5396,18 +5378,18 @@
           </w:tcPr>
           <w:p>
             <w:pPr>
-              <w:spacing w:after="0" w:line="270"/>
-            </w:pPr>
-            <w:r>
-              <w:rPr>
-                <w:rFonts w:ascii="Times New Roman" w:cs="Times New Roman" w:eastAsia="Times New Roman" w:hAnsi="Times New Roman"/>
-                <w:b w:val="false"/>
-                <w:bCs w:val="false"/>
-                <w:i w:val="false"/>
-                <w:iCs w:val="false"/>
-                <w:color w:val="111111"/>
-                <w:sz w:val="21"/>
-                <w:szCs w:val="21"/>
+              <w:spacing w:after="0" w:line="220"/>
+            </w:pPr>
+            <w:r>
+              <w:rPr>
+                <w:rFonts w:ascii="Times New Roman" w:cs="Times New Roman" w:eastAsia="Times New Roman" w:hAnsi="Times New Roman"/>
+                <w:b w:val="false"/>
+                <w:bCs w:val="false"/>
+                <w:i w:val="false"/>
+                <w:iCs w:val="false"/>
+                <w:color w:val="111111"/>
+                <w:sz w:val="18"/>
+                <w:szCs w:val="18"/>
               </w:rPr>
               <w:t xml:space="preserve"/>
             </w:r>
@@ -5424,29 +5406,11 @@
             </w:tcMar>
             <w:vAlign w:val="center"/>
           </w:tcPr>
-          <w:p>
-            <w:pPr>
-              <w:spacing w:after="0" w:line="270"/>
-            </w:pPr>
-            <w:r>
-              <w:rPr>
-                <w:rFonts w:ascii="Times New Roman" w:cs="Times New Roman" w:eastAsia="Times New Roman" w:hAnsi="Times New Roman"/>
-                <w:b w:val="false"/>
-                <w:bCs w:val="false"/>
-                <w:i w:val="false"/>
-                <w:iCs w:val="false"/>
-                <w:color w:val="111111"/>
-                <w:sz w:val="21"/>
-                <w:szCs w:val="21"/>
-              </w:rPr>
-              <w:t xml:space="preserve"/>
-            </w:r>
-          </w:p>
         </w:tc>
       </w:tr>
       <w:tr>
         <w:trPr>
-          <w:trHeight w:val="420" w:hRule="atLeast"/>
+          <w:trHeight w:val="294" w:hRule="atLeast"/>
         </w:trPr>
         <w:tc>
           <w:tcPr>
@@ -5461,19 +5425,19 @@
           </w:tcPr>
           <w:p>
             <w:pPr>
-              <w:spacing w:after="0" w:line="270"/>
-              <w:jc w:val="center"/>
-            </w:pPr>
-            <w:r>
-              <w:rPr>
-                <w:rFonts w:ascii="Times New Roman" w:cs="Times New Roman" w:eastAsia="Times New Roman" w:hAnsi="Times New Roman"/>
-                <w:b w:val="false"/>
-                <w:bCs w:val="false"/>
-                <w:i w:val="false"/>
-                <w:iCs w:val="false"/>
-                <w:color w:val="111111"/>
-                <w:sz w:val="19"/>
-                <w:szCs w:val="19"/>
+              <w:spacing w:after="0" w:line="220"/>
+              <w:jc w:val="center"/>
+            </w:pPr>
+            <w:r>
+              <w:rPr>
+                <w:rFonts w:ascii="Times New Roman" w:cs="Times New Roman" w:eastAsia="Times New Roman" w:hAnsi="Times New Roman"/>
+                <w:b w:val="false"/>
+                <w:bCs w:val="false"/>
+                <w:i w:val="false"/>
+                <w:iCs w:val="false"/>
+                <w:color w:val="111111"/>
+                <w:sz w:val="17"/>
+                <w:szCs w:val="17"/>
               </w:rPr>
               <w:t xml:space="preserve">2</w:t>
             </w:r>
@@ -5493,7 +5457,7 @@
           <w:p>
             <w:pPr>
               <w:bidi/>
-              <w:spacing w:after="0" w:line="320"/>
+              <w:spacing w:after="0" w:line="220"/>
             </w:pPr>
             <w:r>
               <w:rPr>
@@ -5501,8 +5465,8 @@
                 <w:b w:val="false"/>
                 <w:bCs w:val="false"/>
                 <w:color w:val="111111"/>
-                <w:sz w:val="28"/>
-                <w:szCs w:val="28"/>
+                <w:sz w:val="25"/>
+                <w:szCs w:val="25"/>
                 <w:rtl/>
               </w:rPr>
               <w:t xml:space="preserve">اَلْقَمَرُ</w:t>
@@ -5522,18 +5486,18 @@
           </w:tcPr>
           <w:p>
             <w:pPr>
-              <w:spacing w:after="0" w:line="270"/>
-            </w:pPr>
-            <w:r>
-              <w:rPr>
-                <w:rFonts w:ascii="Times New Roman" w:cs="Times New Roman" w:eastAsia="Times New Roman" w:hAnsi="Times New Roman"/>
-                <w:b w:val="false"/>
-                <w:bCs w:val="false"/>
-                <w:i w:val="false"/>
-                <w:iCs w:val="false"/>
-                <w:color w:val="111111"/>
-                <w:sz w:val="21"/>
-                <w:szCs w:val="21"/>
+              <w:spacing w:after="0" w:line="220"/>
+            </w:pPr>
+            <w:r>
+              <w:rPr>
+                <w:rFonts w:ascii="Times New Roman" w:cs="Times New Roman" w:eastAsia="Times New Roman" w:hAnsi="Times New Roman"/>
+                <w:b w:val="false"/>
+                <w:bCs w:val="false"/>
+                <w:i w:val="false"/>
+                <w:iCs w:val="false"/>
+                <w:color w:val="111111"/>
+                <w:sz w:val="18"/>
+                <w:szCs w:val="18"/>
               </w:rPr>
               <w:t xml:space="preserve"/>
             </w:r>
@@ -5550,29 +5514,11 @@
             </w:tcMar>
             <w:vAlign w:val="center"/>
           </w:tcPr>
-          <w:p>
-            <w:pPr>
-              <w:spacing w:after="0" w:line="270"/>
-            </w:pPr>
-            <w:r>
-              <w:rPr>
-                <w:rFonts w:ascii="Times New Roman" w:cs="Times New Roman" w:eastAsia="Times New Roman" w:hAnsi="Times New Roman"/>
-                <w:b w:val="false"/>
-                <w:bCs w:val="false"/>
-                <w:i w:val="false"/>
-                <w:iCs w:val="false"/>
-                <w:color w:val="111111"/>
-                <w:sz w:val="21"/>
-                <w:szCs w:val="21"/>
-              </w:rPr>
-              <w:t xml:space="preserve"/>
-            </w:r>
-          </w:p>
         </w:tc>
       </w:tr>
       <w:tr>
         <w:trPr>
-          <w:trHeight w:val="420" w:hRule="atLeast"/>
+          <w:trHeight w:val="294" w:hRule="atLeast"/>
         </w:trPr>
         <w:tc>
           <w:tcPr>
@@ -5587,19 +5533,19 @@
           </w:tcPr>
           <w:p>
             <w:pPr>
-              <w:spacing w:after="0" w:line="270"/>
-              <w:jc w:val="center"/>
-            </w:pPr>
-            <w:r>
-              <w:rPr>
-                <w:rFonts w:ascii="Times New Roman" w:cs="Times New Roman" w:eastAsia="Times New Roman" w:hAnsi="Times New Roman"/>
-                <w:b w:val="false"/>
-                <w:bCs w:val="false"/>
-                <w:i w:val="false"/>
-                <w:iCs w:val="false"/>
-                <w:color w:val="111111"/>
-                <w:sz w:val="19"/>
-                <w:szCs w:val="19"/>
+              <w:spacing w:after="0" w:line="220"/>
+              <w:jc w:val="center"/>
+            </w:pPr>
+            <w:r>
+              <w:rPr>
+                <w:rFonts w:ascii="Times New Roman" w:cs="Times New Roman" w:eastAsia="Times New Roman" w:hAnsi="Times New Roman"/>
+                <w:b w:val="false"/>
+                <w:bCs w:val="false"/>
+                <w:i w:val="false"/>
+                <w:iCs w:val="false"/>
+                <w:color w:val="111111"/>
+                <w:sz w:val="17"/>
+                <w:szCs w:val="17"/>
               </w:rPr>
               <w:t xml:space="preserve">3</w:t>
             </w:r>
@@ -5619,7 +5565,7 @@
           <w:p>
             <w:pPr>
               <w:bidi/>
-              <w:spacing w:after="0" w:line="320"/>
+              <w:spacing w:after="0" w:line="220"/>
             </w:pPr>
             <w:r>
               <w:rPr>
@@ -5627,8 +5573,8 @@
                 <w:b w:val="false"/>
                 <w:bCs w:val="false"/>
                 <w:color w:val="111111"/>
-                <w:sz w:val="28"/>
-                <w:szCs w:val="28"/>
+                <w:sz w:val="25"/>
+                <w:szCs w:val="25"/>
                 <w:rtl/>
               </w:rPr>
               <w:t xml:space="preserve">اَلطَّالِبُ</w:t>
@@ -5648,18 +5594,18 @@
           </w:tcPr>
           <w:p>
             <w:pPr>
-              <w:spacing w:after="0" w:line="270"/>
-            </w:pPr>
-            <w:r>
-              <w:rPr>
-                <w:rFonts w:ascii="Times New Roman" w:cs="Times New Roman" w:eastAsia="Times New Roman" w:hAnsi="Times New Roman"/>
-                <w:b w:val="false"/>
-                <w:bCs w:val="false"/>
-                <w:i w:val="false"/>
-                <w:iCs w:val="false"/>
-                <w:color w:val="111111"/>
-                <w:sz w:val="21"/>
-                <w:szCs w:val="21"/>
+              <w:spacing w:after="0" w:line="220"/>
+            </w:pPr>
+            <w:r>
+              <w:rPr>
+                <w:rFonts w:ascii="Times New Roman" w:cs="Times New Roman" w:eastAsia="Times New Roman" w:hAnsi="Times New Roman"/>
+                <w:b w:val="false"/>
+                <w:bCs w:val="false"/>
+                <w:i w:val="false"/>
+                <w:iCs w:val="false"/>
+                <w:color w:val="111111"/>
+                <w:sz w:val="18"/>
+                <w:szCs w:val="18"/>
               </w:rPr>
               <w:t xml:space="preserve"/>
             </w:r>
@@ -5676,29 +5622,11 @@
             </w:tcMar>
             <w:vAlign w:val="center"/>
           </w:tcPr>
-          <w:p>
-            <w:pPr>
-              <w:spacing w:after="0" w:line="270"/>
-            </w:pPr>
-            <w:r>
-              <w:rPr>
-                <w:rFonts w:ascii="Times New Roman" w:cs="Times New Roman" w:eastAsia="Times New Roman" w:hAnsi="Times New Roman"/>
-                <w:b w:val="false"/>
-                <w:bCs w:val="false"/>
-                <w:i w:val="false"/>
-                <w:iCs w:val="false"/>
-                <w:color w:val="111111"/>
-                <w:sz w:val="21"/>
-                <w:szCs w:val="21"/>
-              </w:rPr>
-              <w:t xml:space="preserve"/>
-            </w:r>
-          </w:p>
         </w:tc>
       </w:tr>
       <w:tr>
         <w:trPr>
-          <w:trHeight w:val="420" w:hRule="atLeast"/>
+          <w:trHeight w:val="294" w:hRule="atLeast"/>
         </w:trPr>
         <w:tc>
           <w:tcPr>
@@ -5713,19 +5641,19 @@
           </w:tcPr>
           <w:p>
             <w:pPr>
-              <w:spacing w:after="0" w:line="270"/>
-              <w:jc w:val="center"/>
-            </w:pPr>
-            <w:r>
-              <w:rPr>
-                <w:rFonts w:ascii="Times New Roman" w:cs="Times New Roman" w:eastAsia="Times New Roman" w:hAnsi="Times New Roman"/>
-                <w:b w:val="false"/>
-                <w:bCs w:val="false"/>
-                <w:i w:val="false"/>
-                <w:iCs w:val="false"/>
-                <w:color w:val="111111"/>
-                <w:sz w:val="19"/>
-                <w:szCs w:val="19"/>
+              <w:spacing w:after="0" w:line="220"/>
+              <w:jc w:val="center"/>
+            </w:pPr>
+            <w:r>
+              <w:rPr>
+                <w:rFonts w:ascii="Times New Roman" w:cs="Times New Roman" w:eastAsia="Times New Roman" w:hAnsi="Times New Roman"/>
+                <w:b w:val="false"/>
+                <w:bCs w:val="false"/>
+                <w:i w:val="false"/>
+                <w:iCs w:val="false"/>
+                <w:color w:val="111111"/>
+                <w:sz w:val="17"/>
+                <w:szCs w:val="17"/>
               </w:rPr>
               <w:t xml:space="preserve">4</w:t>
             </w:r>
@@ -5745,7 +5673,7 @@
           <w:p>
             <w:pPr>
               <w:bidi/>
-              <w:spacing w:after="0" w:line="320"/>
+              <w:spacing w:after="0" w:line="220"/>
             </w:pPr>
             <w:r>
               <w:rPr>
@@ -5753,8 +5681,8 @@
                 <w:b w:val="false"/>
                 <w:bCs w:val="false"/>
                 <w:color w:val="111111"/>
-                <w:sz w:val="28"/>
-                <w:szCs w:val="28"/>
+                <w:sz w:val="25"/>
+                <w:szCs w:val="25"/>
                 <w:rtl/>
               </w:rPr>
               <w:t xml:space="preserve">اَلْمَدْرَسَةُ</w:t>
@@ -5774,18 +5702,18 @@
           </w:tcPr>
           <w:p>
             <w:pPr>
-              <w:spacing w:after="0" w:line="270"/>
-            </w:pPr>
-            <w:r>
-              <w:rPr>
-                <w:rFonts w:ascii="Times New Roman" w:cs="Times New Roman" w:eastAsia="Times New Roman" w:hAnsi="Times New Roman"/>
-                <w:b w:val="false"/>
-                <w:bCs w:val="false"/>
-                <w:i w:val="false"/>
-                <w:iCs w:val="false"/>
-                <w:color w:val="111111"/>
-                <w:sz w:val="21"/>
-                <w:szCs w:val="21"/>
+              <w:spacing w:after="0" w:line="220"/>
+            </w:pPr>
+            <w:r>
+              <w:rPr>
+                <w:rFonts w:ascii="Times New Roman" w:cs="Times New Roman" w:eastAsia="Times New Roman" w:hAnsi="Times New Roman"/>
+                <w:b w:val="false"/>
+                <w:bCs w:val="false"/>
+                <w:i w:val="false"/>
+                <w:iCs w:val="false"/>
+                <w:color w:val="111111"/>
+                <w:sz w:val="18"/>
+                <w:szCs w:val="18"/>
               </w:rPr>
               <w:t xml:space="preserve"/>
             </w:r>
@@ -5802,29 +5730,11 @@
             </w:tcMar>
             <w:vAlign w:val="center"/>
           </w:tcPr>
-          <w:p>
-            <w:pPr>
-              <w:spacing w:after="0" w:line="270"/>
-            </w:pPr>
-            <w:r>
-              <w:rPr>
-                <w:rFonts w:ascii="Times New Roman" w:cs="Times New Roman" w:eastAsia="Times New Roman" w:hAnsi="Times New Roman"/>
-                <w:b w:val="false"/>
-                <w:bCs w:val="false"/>
-                <w:i w:val="false"/>
-                <w:iCs w:val="false"/>
-                <w:color w:val="111111"/>
-                <w:sz w:val="21"/>
-                <w:szCs w:val="21"/>
-              </w:rPr>
-              <w:t xml:space="preserve"/>
-            </w:r>
-          </w:p>
         </w:tc>
       </w:tr>
       <w:tr>
         <w:trPr>
-          <w:trHeight w:val="420" w:hRule="atLeast"/>
+          <w:trHeight w:val="294" w:hRule="atLeast"/>
         </w:trPr>
         <w:tc>
           <w:tcPr>
@@ -5839,19 +5749,19 @@
           </w:tcPr>
           <w:p>
             <w:pPr>
-              <w:spacing w:after="0" w:line="270"/>
-              <w:jc w:val="center"/>
-            </w:pPr>
-            <w:r>
-              <w:rPr>
-                <w:rFonts w:ascii="Times New Roman" w:cs="Times New Roman" w:eastAsia="Times New Roman" w:hAnsi="Times New Roman"/>
-                <w:b w:val="false"/>
-                <w:bCs w:val="false"/>
-                <w:i w:val="false"/>
-                <w:iCs w:val="false"/>
-                <w:color w:val="111111"/>
-                <w:sz w:val="19"/>
-                <w:szCs w:val="19"/>
+              <w:spacing w:after="0" w:line="220"/>
+              <w:jc w:val="center"/>
+            </w:pPr>
+            <w:r>
+              <w:rPr>
+                <w:rFonts w:ascii="Times New Roman" w:cs="Times New Roman" w:eastAsia="Times New Roman" w:hAnsi="Times New Roman"/>
+                <w:b w:val="false"/>
+                <w:bCs w:val="false"/>
+                <w:i w:val="false"/>
+                <w:iCs w:val="false"/>
+                <w:color w:val="111111"/>
+                <w:sz w:val="17"/>
+                <w:szCs w:val="17"/>
               </w:rPr>
               <w:t xml:space="preserve">5</w:t>
             </w:r>
@@ -5871,7 +5781,7 @@
           <w:p>
             <w:pPr>
               <w:bidi/>
-              <w:spacing w:after="0" w:line="320"/>
+              <w:spacing w:after="0" w:line="220"/>
             </w:pPr>
             <w:r>
               <w:rPr>
@@ -5879,8 +5789,8 @@
                 <w:b w:val="false"/>
                 <w:bCs w:val="false"/>
                 <w:color w:val="111111"/>
-                <w:sz w:val="28"/>
-                <w:szCs w:val="28"/>
+                <w:sz w:val="25"/>
+                <w:szCs w:val="25"/>
                 <w:rtl/>
               </w:rPr>
               <w:t xml:space="preserve">اَلنَّاسُ</w:t>
@@ -5900,18 +5810,18 @@
           </w:tcPr>
           <w:p>
             <w:pPr>
-              <w:spacing w:after="0" w:line="270"/>
-            </w:pPr>
-            <w:r>
-              <w:rPr>
-                <w:rFonts w:ascii="Times New Roman" w:cs="Times New Roman" w:eastAsia="Times New Roman" w:hAnsi="Times New Roman"/>
-                <w:b w:val="false"/>
-                <w:bCs w:val="false"/>
-                <w:i w:val="false"/>
-                <w:iCs w:val="false"/>
-                <w:color w:val="111111"/>
-                <w:sz w:val="21"/>
-                <w:szCs w:val="21"/>
+              <w:spacing w:after="0" w:line="220"/>
+            </w:pPr>
+            <w:r>
+              <w:rPr>
+                <w:rFonts w:ascii="Times New Roman" w:cs="Times New Roman" w:eastAsia="Times New Roman" w:hAnsi="Times New Roman"/>
+                <w:b w:val="false"/>
+                <w:bCs w:val="false"/>
+                <w:i w:val="false"/>
+                <w:iCs w:val="false"/>
+                <w:color w:val="111111"/>
+                <w:sz w:val="18"/>
+                <w:szCs w:val="18"/>
               </w:rPr>
               <w:t xml:space="preserve"/>
             </w:r>
@@ -5928,24 +5838,6 @@
             </w:tcMar>
             <w:vAlign w:val="center"/>
           </w:tcPr>
-          <w:p>
-            <w:pPr>
-              <w:spacing w:after="0" w:line="270"/>
-            </w:pPr>
-            <w:r>
-              <w:rPr>
-                <w:rFonts w:ascii="Times New Roman" w:cs="Times New Roman" w:eastAsia="Times New Roman" w:hAnsi="Times New Roman"/>
-                <w:b w:val="false"/>
-                <w:bCs w:val="false"/>
-                <w:i w:val="false"/>
-                <w:iCs w:val="false"/>
-                <w:color w:val="111111"/>
-                <w:sz w:val="21"/>
-                <w:szCs w:val="21"/>
-              </w:rPr>
-              <w:t xml:space="preserve"/>
-            </w:r>
-          </w:p>
         </w:tc>
       </w:tr>
     </w:tbl>
@@ -5954,7 +5846,7 @@
         <w:tabs>
           <w:tab w:val="right" w:pos="9864"/>
         </w:tabs>
-        <w:spacing w:after="90" w:before="220" w:line="280"/>
+        <w:spacing w:after="36" w:before="88" w:line="220"/>
         <w:ind w:left="340" w:hanging="340"/>
       </w:pPr>
       <w:r>
@@ -5965,16 +5857,16 @@
           <w:i w:val="false"/>
           <w:iCs w:val="false"/>
           <w:color w:val="111111"/>
-          <w:sz w:val="21"/>
-          <w:szCs w:val="21"/>
+          <w:sz w:val="18"/>
+          <w:szCs w:val="18"/>
         </w:rPr>
         <w:t xml:space="preserve">7.</w:t>
       </w:r>
       <w:r>
         <w:rPr>
           <w:rFonts w:ascii="Times New Roman" w:cs="Times New Roman" w:eastAsia="Times New Roman" w:hAnsi="Times New Roman"/>
-          <w:sz w:val="21"/>
-          <w:szCs w:val="21"/>
+          <w:sz w:val="18"/>
+          <w:szCs w:val="18"/>
         </w:rPr>
         <w:tab/>
       </w:r>
@@ -5986,16 +5878,16 @@
           <w:i w:val="false"/>
           <w:iCs w:val="false"/>
           <w:color w:val="111111"/>
-          <w:sz w:val="21"/>
-          <w:szCs w:val="21"/>
+          <w:sz w:val="18"/>
+          <w:szCs w:val="18"/>
         </w:rPr>
         <w:t xml:space="preserve">Aşağıdaki kelimeleri sıralayarak anlamlı cümleler kurunuz.</w:t>
       </w:r>
       <w:r>
         <w:rPr>
           <w:rFonts w:ascii="Times New Roman" w:cs="Times New Roman" w:eastAsia="Times New Roman" w:hAnsi="Times New Roman"/>
-          <w:sz w:val="21"/>
-          <w:szCs w:val="21"/>
+          <w:sz w:val="18"/>
+          <w:szCs w:val="18"/>
         </w:rPr>
         <w:tab/>
       </w:r>
@@ -6007,8 +5899,8 @@
           <w:i w:val="false"/>
           <w:iCs w:val="false"/>
           <w:color w:val="55636F"/>
-          <w:sz w:val="18"/>
-          <w:szCs w:val="18"/>
+          <w:sz w:val="16"/>
+          <w:szCs w:val="16"/>
         </w:rPr>
         <w:t xml:space="preserve">(10 puan)</w:t>
       </w:r>
@@ -6016,7 +5908,7 @@
     <w:p>
       <w:pPr>
         <w:keepNext w:val="false"/>
-        <w:spacing w:after="90" w:before="0" w:line="280"/>
+        <w:spacing w:after="36" w:before="0" w:line="220"/>
         <w:ind w:left="340"/>
       </w:pPr>
       <w:r>
@@ -6027,8 +5919,8 @@
           <w:i/>
           <w:iCs/>
           <w:color w:val="5B6772"/>
-          <w:sz w:val="18"/>
-          <w:szCs w:val="18"/>
+          <w:sz w:val="16"/>
+          <w:szCs w:val="16"/>
         </w:rPr>
         <w:t xml:space="preserve">Her doğru cümle 2 puandır.</w:t>
       </w:r>
@@ -6051,7 +5943,7 @@
       </w:tblGrid>
       <w:tr>
         <w:trPr>
-          <w:trHeight w:val="760" w:hRule="atLeast"/>
+          <w:trHeight w:val="532" w:hRule="atLeast"/>
         </w:trPr>
         <w:tc>
           <w:tcPr>
@@ -6069,7 +5961,7 @@
           </w:tcPr>
           <w:p>
             <w:pPr>
-              <w:spacing w:after="0" w:line="270"/>
+              <w:spacing w:after="0" w:line="220"/>
               <w:jc w:val="center"/>
             </w:pPr>
             <w:r>
@@ -6080,8 +5972,8 @@
                 <w:i w:val="false"/>
                 <w:iCs w:val="false"/>
                 <w:color w:val="111111"/>
-                <w:sz w:val="19"/>
-                <w:szCs w:val="19"/>
+                <w:sz w:val="17"/>
+                <w:szCs w:val="17"/>
               </w:rPr>
               <w:t xml:space="preserve">1.</w:t>
             </w:r>
@@ -6104,7 +5996,7 @@
           <w:p>
             <w:pPr>
               <w:bidi/>
-              <w:spacing w:after="0" w:line="320"/>
+              <w:spacing w:after="0" w:line="220"/>
             </w:pPr>
             <w:r>
               <w:rPr>
@@ -6112,8 +6004,8 @@
                 <w:b w:val="false"/>
                 <w:bCs w:val="false"/>
                 <w:color w:val="111111"/>
-                <w:sz w:val="28"/>
-                <w:szCs w:val="28"/>
+                <w:sz w:val="25"/>
+                <w:szCs w:val="25"/>
                 <w:rtl/>
               </w:rPr>
               <w:t xml:space="preserve">التَّاسِعِ  ـ  فِي  ـ  أَنَا  ـ  الصَّفِّ  ـ  طَالِبٌ</w:t>
@@ -6123,7 +6015,7 @@
       </w:tr>
       <w:tr>
         <w:trPr>
-          <w:trHeight w:val="760" w:hRule="atLeast"/>
+          <w:trHeight w:val="532" w:hRule="atLeast"/>
         </w:trPr>
         <w:tc>
           <w:tcPr>
@@ -6141,7 +6033,7 @@
           </w:tcPr>
           <w:p>
             <w:pPr>
-              <w:spacing w:after="0" w:line="270"/>
+              <w:spacing w:after="0" w:line="220"/>
               <w:jc w:val="center"/>
             </w:pPr>
             <w:r>
@@ -6152,8 +6044,8 @@
                 <w:i w:val="false"/>
                 <w:iCs w:val="false"/>
                 <w:color w:val="111111"/>
-                <w:sz w:val="19"/>
-                <w:szCs w:val="19"/>
+                <w:sz w:val="17"/>
+                <w:szCs w:val="17"/>
               </w:rPr>
               <w:t xml:space="preserve">2.</w:t>
             </w:r>
@@ -6176,7 +6068,7 @@
           <w:p>
             <w:pPr>
               <w:bidi/>
-              <w:spacing w:after="0" w:line="320"/>
+              <w:spacing w:after="0" w:line="220"/>
             </w:pPr>
             <w:r>
               <w:rPr>
@@ -6184,8 +6076,8 @@
                 <w:b w:val="false"/>
                 <w:bCs w:val="false"/>
                 <w:color w:val="111111"/>
-                <w:sz w:val="28"/>
-                <w:szCs w:val="28"/>
+                <w:sz w:val="25"/>
+                <w:szCs w:val="25"/>
                 <w:rtl/>
               </w:rPr>
               <w:t xml:space="preserve">أَنْتَ  ـ  أَيْنَ  ـ  مِنْ</w:t>
@@ -6195,7 +6087,7 @@
       </w:tr>
       <w:tr>
         <w:trPr>
-          <w:trHeight w:val="760" w:hRule="atLeast"/>
+          <w:trHeight w:val="532" w:hRule="atLeast"/>
         </w:trPr>
         <w:tc>
           <w:tcPr>
@@ -6213,7 +6105,7 @@
           </w:tcPr>
           <w:p>
             <w:pPr>
-              <w:spacing w:after="0" w:line="270"/>
+              <w:spacing w:after="0" w:line="220"/>
               <w:jc w:val="center"/>
             </w:pPr>
             <w:r>
@@ -6224,8 +6116,8 @@
                 <w:i w:val="false"/>
                 <w:iCs w:val="false"/>
                 <w:color w:val="111111"/>
-                <w:sz w:val="19"/>
-                <w:szCs w:val="19"/>
+                <w:sz w:val="17"/>
+                <w:szCs w:val="17"/>
               </w:rPr>
               <w:t xml:space="preserve">3.</w:t>
             </w:r>
@@ -6248,7 +6140,7 @@
           <w:p>
             <w:pPr>
               <w:bidi/>
-              <w:spacing w:after="0" w:line="320"/>
+              <w:spacing w:after="0" w:line="220"/>
             </w:pPr>
             <w:r>
               <w:rPr>
@@ -6256,8 +6148,8 @@
                 <w:b w:val="false"/>
                 <w:bCs w:val="false"/>
                 <w:color w:val="111111"/>
-                <w:sz w:val="28"/>
-                <w:szCs w:val="28"/>
+                <w:sz w:val="25"/>
+                <w:szCs w:val="25"/>
                 <w:rtl/>
               </w:rPr>
               <w:t xml:space="preserve">مَاهِرٌ  ـ  طَبِيبٌ  ـ  أَبِي</w:t>
@@ -6267,7 +6159,7 @@
       </w:tr>
       <w:tr>
         <w:trPr>
-          <w:trHeight w:val="760" w:hRule="atLeast"/>
+          <w:trHeight w:val="532" w:hRule="atLeast"/>
         </w:trPr>
         <w:tc>
           <w:tcPr>
@@ -6285,7 +6177,7 @@
           </w:tcPr>
           <w:p>
             <w:pPr>
-              <w:spacing w:after="0" w:line="270"/>
+              <w:spacing w:after="0" w:line="220"/>
               <w:jc w:val="center"/>
             </w:pPr>
             <w:r>
@@ -6296,8 +6188,8 @@
                 <w:i w:val="false"/>
                 <w:iCs w:val="false"/>
                 <w:color w:val="111111"/>
-                <w:sz w:val="19"/>
-                <w:szCs w:val="19"/>
+                <w:sz w:val="17"/>
+                <w:szCs w:val="17"/>
               </w:rPr>
               <w:t xml:space="preserve">4.</w:t>
             </w:r>
@@ -6320,7 +6212,7 @@
           <w:p>
             <w:pPr>
               <w:bidi/>
-              <w:spacing w:after="0" w:line="320"/>
+              <w:spacing w:after="0" w:line="220"/>
             </w:pPr>
             <w:r>
               <w:rPr>
@@ -6328,8 +6220,8 @@
                 <w:b w:val="false"/>
                 <w:bCs w:val="false"/>
                 <w:color w:val="111111"/>
-                <w:sz w:val="28"/>
-                <w:szCs w:val="28"/>
+                <w:sz w:val="25"/>
+                <w:szCs w:val="25"/>
                 <w:rtl/>
               </w:rPr>
               <w:t xml:space="preserve">عُمْرُكِ  ـ  يَا  ـ  كَمْ  ـ  زَيْنَبُ</w:t>
@@ -6339,7 +6231,7 @@
       </w:tr>
       <w:tr>
         <w:trPr>
-          <w:trHeight w:val="760" w:hRule="atLeast"/>
+          <w:trHeight w:val="532" w:hRule="atLeast"/>
         </w:trPr>
         <w:tc>
           <w:tcPr>
@@ -6357,7 +6249,7 @@
           </w:tcPr>
           <w:p>
             <w:pPr>
-              <w:spacing w:after="0" w:line="270"/>
+              <w:spacing w:after="0" w:line="220"/>
               <w:jc w:val="center"/>
             </w:pPr>
             <w:r>
@@ -6368,8 +6260,8 @@
                 <w:i w:val="false"/>
                 <w:iCs w:val="false"/>
                 <w:color w:val="111111"/>
-                <w:sz w:val="19"/>
-                <w:szCs w:val="19"/>
+                <w:sz w:val="17"/>
+                <w:szCs w:val="17"/>
               </w:rPr>
               <w:t xml:space="preserve">5.</w:t>
             </w:r>
@@ -6392,7 +6284,7 @@
           <w:p>
             <w:pPr>
               <w:bidi/>
-              <w:spacing w:after="0" w:line="320"/>
+              <w:spacing w:after="0" w:line="220"/>
             </w:pPr>
             <w:r>
               <w:rPr>
@@ -6400,8 +6292,8 @@
                 <w:b w:val="false"/>
                 <w:bCs w:val="false"/>
                 <w:color w:val="111111"/>
-                <w:sz w:val="28"/>
-                <w:szCs w:val="28"/>
+                <w:sz w:val="25"/>
+                <w:szCs w:val="25"/>
                 <w:rtl/>
               </w:rPr>
               <w:t xml:space="preserve">تُرْكِيَا  ـ  مِنْ  ـ  نَحْنُ</w:t>
@@ -6415,7 +6307,7 @@
         <w:tabs>
           <w:tab w:val="right" w:pos="9864"/>
         </w:tabs>
-        <w:spacing w:after="90" w:before="220" w:line="280"/>
+        <w:spacing w:after="36" w:before="88" w:line="220"/>
         <w:ind w:left="340" w:hanging="340"/>
       </w:pPr>
       <w:r>
@@ -6426,16 +6318,16 @@
           <w:i w:val="false"/>
           <w:iCs w:val="false"/>
           <w:color w:val="111111"/>
-          <w:sz w:val="21"/>
-          <w:szCs w:val="21"/>
+          <w:sz w:val="18"/>
+          <w:szCs w:val="18"/>
         </w:rPr>
         <w:t xml:space="preserve">8.</w:t>
       </w:r>
       <w:r>
         <w:rPr>
           <w:rFonts w:ascii="Times New Roman" w:cs="Times New Roman" w:eastAsia="Times New Roman" w:hAnsi="Times New Roman"/>
-          <w:sz w:val="21"/>
-          <w:szCs w:val="21"/>
+          <w:sz w:val="18"/>
+          <w:szCs w:val="18"/>
         </w:rPr>
         <w:tab/>
       </w:r>
@@ -6447,16 +6339,16 @@
           <w:i w:val="false"/>
           <w:iCs w:val="false"/>
           <w:color w:val="111111"/>
-          <w:sz w:val="21"/>
-          <w:szCs w:val="21"/>
+          <w:sz w:val="18"/>
+          <w:szCs w:val="18"/>
         </w:rPr>
         <w:t xml:space="preserve">Kendinizi tanıtan bir metin yazınız. Adınızdan, yaşınızdan, sınıfınızdan, memleketinizden ve ailenizden söz ediniz.</w:t>
       </w:r>
       <w:r>
         <w:rPr>
           <w:rFonts w:ascii="Times New Roman" w:cs="Times New Roman" w:eastAsia="Times New Roman" w:hAnsi="Times New Roman"/>
-          <w:sz w:val="21"/>
-          <w:szCs w:val="21"/>
+          <w:sz w:val="18"/>
+          <w:szCs w:val="18"/>
         </w:rPr>
         <w:tab/>
       </w:r>
@@ -6468,8 +6360,8 @@
           <w:i w:val="false"/>
           <w:iCs w:val="false"/>
           <w:color w:val="55636F"/>
-          <w:sz w:val="18"/>
-          <w:szCs w:val="18"/>
+          <w:sz w:val="16"/>
+          <w:szCs w:val="16"/>
         </w:rPr>
         <w:t xml:space="preserve">(15 puan)</w:t>
       </w:r>
@@ -6477,7 +6369,7 @@
     <w:p>
       <w:pPr>
         <w:keepNext w:val="false"/>
-        <w:spacing w:after="90" w:before="0" w:line="280"/>
+        <w:spacing w:after="36" w:before="0" w:line="220"/>
         <w:ind w:left="340"/>
       </w:pPr>
       <w:r>
@@ -6488,8 +6380,8 @@
           <w:i/>
           <w:iCs/>
           <w:color w:val="5B6772"/>
-          <w:sz w:val="18"/>
-          <w:szCs w:val="18"/>
+          <w:sz w:val="16"/>
+          <w:szCs w:val="16"/>
         </w:rPr>
         <w:t xml:space="preserve">En az sekiz cümle yazınız. Havuzdaki kelimelerden yararlanabilirsiniz.</w:t>
       </w:r>
@@ -6524,7 +6416,7 @@
           </w:tcPr>
           <w:p>
             <w:pPr>
-              <w:spacing w:after="50"/>
+              <w:spacing w:after="20"/>
             </w:pPr>
             <w:r>
               <w:rPr>
@@ -6534,8 +6426,8 @@
                 <w:i w:val="false"/>
                 <w:iCs w:val="false"/>
                 <w:color w:val="39454F"/>
-                <w:sz w:val="17"/>
-                <w:szCs w:val="17"/>
+                <w:sz w:val="15"/>
+                <w:szCs w:val="15"/>
               </w:rPr>
               <w:t xml:space="preserve">KELİME HAVUZU</w:t>
             </w:r>
@@ -6543,7 +6435,7 @@
           <w:p>
             <w:pPr>
               <w:bidi/>
-              <w:spacing w:after="0" w:line="360"/>
+              <w:spacing w:after="0" w:line="220"/>
               <w:jc w:val="center"/>
             </w:pPr>
             <w:r>
@@ -6552,8 +6444,8 @@
                 <w:b w:val="false"/>
                 <w:bCs w:val="false"/>
                 <w:color w:val="111111"/>
-                <w:sz w:val="30"/>
-                <w:szCs w:val="30"/>
+                <w:sz w:val="27"/>
+                <w:szCs w:val="27"/>
                 <w:rtl/>
               </w:rPr>
               <w:t xml:space="preserve">اِسْمِي   —   عُمْرِي   —   أَنَا مِنْ   —   اَلصَّفُّ التَّاسِعُ   —   مِهْنَةُ   —   صَدِيقِي   —   تُرْكِيٌّ</w:t>
@@ -6564,7 +6456,7 @@
     </w:tbl>
     <w:p>
       <w:pPr>
-        <w:spacing w:after="80"/>
+        <w:spacing w:after="32"/>
       </w:pPr>
       <w:r>
         <w:rPr>
@@ -6574,30 +6466,8 @@
           <w:i w:val="false"/>
           <w:iCs w:val="false"/>
           <w:color w:val="111111"/>
-          <w:sz w:val="21"/>
-          <w:szCs w:val="21"/>
-        </w:rPr>
-        <w:t xml:space="preserve"/>
-      </w:r>
-    </w:p>
-    <w:p>
-      <w:pPr>
-        <w:pBdr>
-          <w:bottom w:val="dotted" w:color="97A4B1" w:sz="6"/>
-        </w:pBdr>
-        <w:bidi/>
-        <w:spacing w:after="210" w:line="300"/>
-      </w:pPr>
-      <w:r>
-        <w:rPr>
-          <w:rFonts w:ascii="Times New Roman" w:cs="Times New Roman" w:eastAsia="Times New Roman" w:hAnsi="Times New Roman"/>
-          <w:b w:val="false"/>
-          <w:bCs w:val="false"/>
-          <w:i w:val="false"/>
-          <w:iCs w:val="false"/>
-          <w:color w:val="111111"/>
-          <w:sz w:val="21"/>
-          <w:szCs w:val="21"/>
+          <w:sz w:val="18"/>
+          <w:szCs w:val="18"/>
         </w:rPr>
         <w:t xml:space="preserve"/>
       </w:r>
@@ -6608,7 +6478,7 @@
           <w:bottom w:val="dotted" w:color="96A3B0" w:sz="6"/>
         </w:pBdr>
         <w:bidi/>
-        <w:spacing w:after="210" w:line="300"/>
+        <w:spacing w:after="84" w:line="220"/>
       </w:pPr>
       <w:r>
         <w:rPr>
@@ -6618,30 +6488,8 @@
           <w:i w:val="false"/>
           <w:iCs w:val="false"/>
           <w:color w:val="111111"/>
-          <w:sz w:val="21"/>
-          <w:szCs w:val="21"/>
-        </w:rPr>
-        <w:t xml:space="preserve"/>
-      </w:r>
-    </w:p>
-    <w:p>
-      <w:pPr>
-        <w:pBdr>
-          <w:bottom w:val="dotted" w:color="97A4B1" w:sz="6"/>
-        </w:pBdr>
-        <w:bidi/>
-        <w:spacing w:after="210" w:line="300"/>
-      </w:pPr>
-      <w:r>
-        <w:rPr>
-          <w:rFonts w:ascii="Times New Roman" w:cs="Times New Roman" w:eastAsia="Times New Roman" w:hAnsi="Times New Roman"/>
-          <w:b w:val="false"/>
-          <w:bCs w:val="false"/>
-          <w:i w:val="false"/>
-          <w:iCs w:val="false"/>
-          <w:color w:val="111111"/>
-          <w:sz w:val="21"/>
-          <w:szCs w:val="21"/>
+          <w:sz w:val="18"/>
+          <w:szCs w:val="18"/>
         </w:rPr>
         <w:t xml:space="preserve"/>
       </w:r>
@@ -6652,7 +6500,7 @@
           <w:bottom w:val="dotted" w:color="96A3B0" w:sz="6"/>
         </w:pBdr>
         <w:bidi/>
-        <w:spacing w:after="210" w:line="300"/>
+        <w:spacing w:after="84" w:line="220"/>
       </w:pPr>
       <w:r>
         <w:rPr>
@@ -6662,30 +6510,8 @@
           <w:i w:val="false"/>
           <w:iCs w:val="false"/>
           <w:color w:val="111111"/>
-          <w:sz w:val="21"/>
-          <w:szCs w:val="21"/>
-        </w:rPr>
-        <w:t xml:space="preserve"/>
-      </w:r>
-    </w:p>
-    <w:p>
-      <w:pPr>
-        <w:pBdr>
-          <w:bottom w:val="dotted" w:color="97A4B1" w:sz="6"/>
-        </w:pBdr>
-        <w:bidi/>
-        <w:spacing w:after="210" w:line="300"/>
-      </w:pPr>
-      <w:r>
-        <w:rPr>
-          <w:rFonts w:ascii="Times New Roman" w:cs="Times New Roman" w:eastAsia="Times New Roman" w:hAnsi="Times New Roman"/>
-          <w:b w:val="false"/>
-          <w:bCs w:val="false"/>
-          <w:i w:val="false"/>
-          <w:iCs w:val="false"/>
-          <w:color w:val="111111"/>
-          <w:sz w:val="21"/>
-          <w:szCs w:val="21"/>
+          <w:sz w:val="18"/>
+          <w:szCs w:val="18"/>
         </w:rPr>
         <w:t xml:space="preserve"/>
       </w:r>
@@ -6696,7 +6522,7 @@
           <w:bottom w:val="dotted" w:color="96A3B0" w:sz="6"/>
         </w:pBdr>
         <w:bidi/>
-        <w:spacing w:after="210" w:line="300"/>
+        <w:spacing w:after="84" w:line="220"/>
       </w:pPr>
       <w:r>
         <w:rPr>
@@ -6706,30 +6532,8 @@
           <w:i w:val="false"/>
           <w:iCs w:val="false"/>
           <w:color w:val="111111"/>
-          <w:sz w:val="21"/>
-          <w:szCs w:val="21"/>
-        </w:rPr>
-        <w:t xml:space="preserve"/>
-      </w:r>
-    </w:p>
-    <w:p>
-      <w:pPr>
-        <w:pBdr>
-          <w:bottom w:val="dotted" w:color="97A4B1" w:sz="6"/>
-        </w:pBdr>
-        <w:bidi/>
-        <w:spacing w:after="210" w:line="300"/>
-      </w:pPr>
-      <w:r>
-        <w:rPr>
-          <w:rFonts w:ascii="Times New Roman" w:cs="Times New Roman" w:eastAsia="Times New Roman" w:hAnsi="Times New Roman"/>
-          <w:b w:val="false"/>
-          <w:bCs w:val="false"/>
-          <w:i w:val="false"/>
-          <w:iCs w:val="false"/>
-          <w:color w:val="111111"/>
-          <w:sz w:val="21"/>
-          <w:szCs w:val="21"/>
+          <w:sz w:val="18"/>
+          <w:szCs w:val="18"/>
         </w:rPr>
         <w:t xml:space="preserve"/>
       </w:r>
@@ -6740,7 +6544,7 @@
           <w:bottom w:val="dotted" w:color="96A3B0" w:sz="6"/>
         </w:pBdr>
         <w:bidi/>
-        <w:spacing w:after="210" w:line="300"/>
+        <w:spacing w:after="84" w:line="220"/>
       </w:pPr>
       <w:r>
         <w:rPr>
@@ -6750,15 +6554,15 @@
           <w:i w:val="false"/>
           <w:iCs w:val="false"/>
           <w:color w:val="111111"/>
-          <w:sz w:val="21"/>
-          <w:szCs w:val="21"/>
+          <w:sz w:val="18"/>
+          <w:szCs w:val="18"/>
         </w:rPr>
         <w:t xml:space="preserve"/>
       </w:r>
     </w:p>
     <w:p>
       <w:pPr>
-        <w:spacing w:after="180"/>
+        <w:spacing w:after="72"/>
       </w:pPr>
       <w:r>
         <w:rPr>
@@ -6768,8 +6572,8 @@
           <w:i w:val="false"/>
           <w:iCs w:val="false"/>
           <w:color w:val="111111"/>
-          <w:sz w:val="21"/>
-          <w:szCs w:val="21"/>
+          <w:sz w:val="18"/>
+          <w:szCs w:val="18"/>
         </w:rPr>
         <w:t xml:space="preserve"/>
       </w:r>
@@ -6777,7 +6581,7 @@
     <w:p>
       <w:pPr>
         <w:keepNext w:val="false"/>
-        <w:spacing w:after="70" w:before="0" w:line="280"/>
+        <w:spacing w:after="28" w:before="0" w:line="220"/>
         <w:jc w:val="center"/>
       </w:pPr>
       <w:r>
@@ -6788,8 +6592,8 @@
           <w:i/>
           <w:iCs/>
           <w:color w:val="5B6772"/>
-          <w:sz w:val="19"/>
-          <w:szCs w:val="19"/>
+          <w:sz w:val="17"/>
+          <w:szCs w:val="17"/>
         </w:rPr>
         <w:t xml:space="preserve">Başarılar dilerim.</w:t>
       </w:r>
@@ -6797,7 +6601,7 @@
     <w:p>
       <w:pPr>
         <w:keepNext w:val="false"/>
-        <w:spacing w:after="70" w:before="0" w:line="280"/>
+        <w:spacing w:after="28" w:before="0" w:line="220"/>
         <w:jc w:val="center"/>
       </w:pPr>
       <w:r>
@@ -6808,8 +6612,8 @@
           <w:i w:val="false"/>
           <w:iCs w:val="false"/>
           <w:color w:val="5B6772"/>
-          <w:sz w:val="18"/>
-          <w:szCs w:val="18"/>
+          <w:sz w:val="16"/>
+          <w:szCs w:val="16"/>
         </w:rPr>
         <w:t xml:space="preserve">Arapça Öğretmeni</w:t>
       </w:r>
@@ -6824,7 +6628,7 @@
         <w:pBdr>
           <w:bottom w:val="single" w:color="3F4C58" w:sz="8"/>
         </w:pBdr>
-        <w:spacing w:after="40"/>
+        <w:spacing w:after="16"/>
         <w:jc w:val="center"/>
       </w:pPr>
       <w:r>
@@ -6835,8 +6639,8 @@
           <w:i w:val="false"/>
           <w:iCs w:val="false"/>
           <w:color w:val="15222E"/>
-          <w:sz w:val="24"/>
-          <w:szCs w:val="24"/>
+          <w:sz w:val="21"/>
+          <w:szCs w:val="21"/>
         </w:rPr>
         <w:t xml:space="preserve">CEVAP ANAHTARI VE PUANLAMA</w:t>
       </w:r>
@@ -6844,7 +6648,7 @@
     <w:p>
       <w:pPr>
         <w:keepNext w:val="false"/>
-        <w:spacing w:after="160" w:before="0" w:line="280"/>
+        <w:spacing w:after="64" w:before="0" w:line="220"/>
         <w:jc w:val="center"/>
       </w:pPr>
       <w:r>
@@ -6855,8 +6659,8 @@
           <w:i/>
           <w:iCs/>
           <w:color w:val="5B6772"/>
-          <w:sz w:val="18"/>
-          <w:szCs w:val="18"/>
+          <w:sz w:val="16"/>
+          <w:szCs w:val="16"/>
         </w:rPr>
         <w:t xml:space="preserve">9. Sınıf · 1. Dönem 1. Yazılı · Klasik · 1. Tema (HAYDİ TANIŞALIM)</w:t>
       </w:r>
@@ -6864,7 +6668,7 @@
     <w:p>
       <w:pPr>
         <w:keepNext w:val="false"/>
-        <w:spacing w:after="180" w:before="0" w:line="280"/>
+        <w:spacing w:after="72" w:before="0" w:line="220"/>
         <w:jc w:val="center"/>
       </w:pPr>
       <w:r>
@@ -6875,8 +6679,8 @@
           <w:i/>
           <w:iCs/>
           <w:color w:val="8A97A3"/>
-          <w:sz w:val="16"/>
-          <w:szCs w:val="16"/>
+          <w:sz w:val="14"/>
+          <w:szCs w:val="14"/>
         </w:rPr>
         <w:t xml:space="preserve">Bu sayfa öğrenciye verilmez.</w:t>
       </w:r>
@@ -6916,7 +6720,7 @@
           </w:tcPr>
           <w:p>
             <w:pPr>
-              <w:spacing w:after="0" w:line="270"/>
+              <w:spacing w:after="0" w:line="220"/>
               <w:jc w:val="center"/>
             </w:pPr>
             <w:r>
@@ -6927,8 +6731,8 @@
                 <w:i w:val="false"/>
                 <w:iCs w:val="false"/>
                 <w:color w:val="111111"/>
-                <w:sz w:val="18"/>
-                <w:szCs w:val="18"/>
+                <w:sz w:val="16"/>
+                <w:szCs w:val="16"/>
               </w:rPr>
               <w:t xml:space="preserve">Soru</w:t>
             </w:r>
@@ -6948,7 +6752,7 @@
           </w:tcPr>
           <w:p>
             <w:pPr>
-              <w:spacing w:after="0" w:line="270"/>
+              <w:spacing w:after="0" w:line="220"/>
               <w:jc w:val="center"/>
             </w:pPr>
             <w:r>
@@ -6959,8 +6763,8 @@
                 <w:i w:val="false"/>
                 <w:iCs w:val="false"/>
                 <w:color w:val="111111"/>
-                <w:sz w:val="18"/>
-                <w:szCs w:val="18"/>
+                <w:sz w:val="16"/>
+                <w:szCs w:val="16"/>
               </w:rPr>
               <w:t xml:space="preserve">Puan</w:t>
             </w:r>
@@ -6980,7 +6784,7 @@
           </w:tcPr>
           <w:p>
             <w:pPr>
-              <w:spacing w:after="0" w:line="270"/>
+              <w:spacing w:after="0" w:line="220"/>
               <w:jc w:val="center"/>
             </w:pPr>
             <w:r>
@@ -6991,8 +6795,8 @@
                 <w:i w:val="false"/>
                 <w:iCs w:val="false"/>
                 <w:color w:val="111111"/>
-                <w:sz w:val="18"/>
-                <w:szCs w:val="18"/>
+                <w:sz w:val="16"/>
+                <w:szCs w:val="16"/>
               </w:rPr>
               <w:t xml:space="preserve">Cevap</w:t>
             </w:r>
@@ -7013,7 +6817,7 @@
           </w:tcPr>
           <w:p>
             <w:pPr>
-              <w:spacing w:after="0" w:line="270"/>
+              <w:spacing w:after="0" w:line="220"/>
               <w:jc w:val="center"/>
             </w:pPr>
             <w:r>
@@ -7024,8 +6828,8 @@
                 <w:i w:val="false"/>
                 <w:iCs w:val="false"/>
                 <w:color w:val="111111"/>
-                <w:sz w:val="19"/>
-                <w:szCs w:val="19"/>
+                <w:sz w:val="17"/>
+                <w:szCs w:val="17"/>
               </w:rPr>
               <w:t xml:space="preserve">1</w:t>
             </w:r>
@@ -7044,19 +6848,19 @@
           </w:tcPr>
           <w:p>
             <w:pPr>
-              <w:spacing w:after="0" w:line="270"/>
-              <w:jc w:val="center"/>
-            </w:pPr>
-            <w:r>
-              <w:rPr>
-                <w:rFonts w:ascii="Times New Roman" w:cs="Times New Roman" w:eastAsia="Times New Roman" w:hAnsi="Times New Roman"/>
-                <w:b w:val="false"/>
-                <w:bCs w:val="false"/>
-                <w:i w:val="false"/>
-                <w:iCs w:val="false"/>
-                <w:color w:val="111111"/>
-                <w:sz w:val="19"/>
-                <w:szCs w:val="19"/>
+              <w:spacing w:after="0" w:line="220"/>
+              <w:jc w:val="center"/>
+            </w:pPr>
+            <w:r>
+              <w:rPr>
+                <w:rFonts w:ascii="Times New Roman" w:cs="Times New Roman" w:eastAsia="Times New Roman" w:hAnsi="Times New Roman"/>
+                <w:b w:val="false"/>
+                <w:bCs w:val="false"/>
+                <w:i w:val="false"/>
+                <w:iCs w:val="false"/>
+                <w:color w:val="111111"/>
+                <w:sz w:val="17"/>
+                <w:szCs w:val="17"/>
               </w:rPr>
               <w:t xml:space="preserve">12</w:t>
             </w:r>
@@ -7075,36 +6879,36 @@
           </w:tcPr>
           <w:p>
             <w:pPr>
-              <w:spacing w:after="0" w:line="270"/>
-            </w:pPr>
-            <w:r>
-              <w:rPr>
-                <w:rFonts w:ascii="Times New Roman" w:cs="Times New Roman" w:eastAsia="Times New Roman" w:hAnsi="Times New Roman"/>
-                <w:b w:val="false"/>
-                <w:bCs w:val="false"/>
-                <w:i w:val="false"/>
-                <w:iCs w:val="false"/>
-                <w:color w:val="111111"/>
-                <w:sz w:val="19"/>
-                <w:szCs w:val="19"/>
+              <w:spacing w:after="0" w:line="220"/>
+            </w:pPr>
+            <w:r>
+              <w:rPr>
+                <w:rFonts w:ascii="Times New Roman" w:cs="Times New Roman" w:eastAsia="Times New Roman" w:hAnsi="Times New Roman"/>
+                <w:b w:val="false"/>
+                <w:bCs w:val="false"/>
+                <w:i w:val="false"/>
+                <w:iCs w:val="false"/>
+                <w:color w:val="111111"/>
+                <w:sz w:val="17"/>
+                <w:szCs w:val="17"/>
               </w:rPr>
               <w:t xml:space="preserve">uyruk (milliyet) · meslek · yaş</w:t>
             </w:r>
           </w:p>
           <w:p>
             <w:pPr>
-              <w:spacing w:after="0" w:line="270"/>
-            </w:pPr>
-            <w:r>
-              <w:rPr>
-                <w:rFonts w:ascii="Times New Roman" w:cs="Times New Roman" w:eastAsia="Times New Roman" w:hAnsi="Times New Roman"/>
-                <w:b w:val="false"/>
-                <w:bCs w:val="false"/>
-                <w:i w:val="false"/>
-                <w:iCs w:val="false"/>
-                <w:color w:val="111111"/>
-                <w:sz w:val="19"/>
-                <w:szCs w:val="19"/>
+              <w:spacing w:after="0" w:line="220"/>
+            </w:pPr>
+            <w:r>
+              <w:rPr>
+                <w:rFonts w:ascii="Times New Roman" w:cs="Times New Roman" w:eastAsia="Times New Roman" w:hAnsi="Times New Roman"/>
+                <w:b w:val="false"/>
+                <w:bCs w:val="false"/>
+                <w:i w:val="false"/>
+                <w:iCs w:val="false"/>
+                <w:color w:val="111111"/>
+                <w:sz w:val="17"/>
+                <w:szCs w:val="17"/>
               </w:rPr>
               <w:t xml:space="preserve">öğretmen (kadın) · komşu · şehir</w:t>
             </w:r>
@@ -7125,7 +6929,7 @@
           </w:tcPr>
           <w:p>
             <w:pPr>
-              <w:spacing w:after="0" w:line="270"/>
+              <w:spacing w:after="0" w:line="220"/>
               <w:jc w:val="center"/>
             </w:pPr>
             <w:r>
@@ -7136,8 +6940,8 @@
                 <w:i w:val="false"/>
                 <w:iCs w:val="false"/>
                 <w:color w:val="111111"/>
-                <w:sz w:val="19"/>
-                <w:szCs w:val="19"/>
+                <w:sz w:val="17"/>
+                <w:szCs w:val="17"/>
               </w:rPr>
               <w:t xml:space="preserve">2</w:t>
             </w:r>
@@ -7156,19 +6960,19 @@
           </w:tcPr>
           <w:p>
             <w:pPr>
-              <w:spacing w:after="0" w:line="270"/>
-              <w:jc w:val="center"/>
-            </w:pPr>
-            <w:r>
-              <w:rPr>
-                <w:rFonts w:ascii="Times New Roman" w:cs="Times New Roman" w:eastAsia="Times New Roman" w:hAnsi="Times New Roman"/>
-                <w:b w:val="false"/>
-                <w:bCs w:val="false"/>
-                <w:i w:val="false"/>
-                <w:iCs w:val="false"/>
-                <w:color w:val="111111"/>
-                <w:sz w:val="19"/>
-                <w:szCs w:val="19"/>
+              <w:spacing w:after="0" w:line="220"/>
+              <w:jc w:val="center"/>
+            </w:pPr>
+            <w:r>
+              <w:rPr>
+                <w:rFonts w:ascii="Times New Roman" w:cs="Times New Roman" w:eastAsia="Times New Roman" w:hAnsi="Times New Roman"/>
+                <w:b w:val="false"/>
+                <w:bCs w:val="false"/>
+                <w:i w:val="false"/>
+                <w:iCs w:val="false"/>
+                <w:color w:val="111111"/>
+                <w:sz w:val="17"/>
+                <w:szCs w:val="17"/>
               </w:rPr>
               <w:t xml:space="preserve">12</w:t>
             </w:r>
@@ -7188,7 +6992,7 @@
           <w:p>
             <w:pPr>
               <w:bidi/>
-              <w:spacing w:after="0" w:line="320"/>
+              <w:spacing w:after="0" w:line="220"/>
             </w:pPr>
             <w:r>
               <w:rPr>
@@ -7196,8 +7000,8 @@
                 <w:b w:val="false"/>
                 <w:bCs w:val="false"/>
                 <w:color w:val="111111"/>
-                <w:sz w:val="27"/>
-                <w:szCs w:val="27"/>
+                <w:sz w:val="25"/>
+                <w:szCs w:val="25"/>
                 <w:rtl/>
               </w:rPr>
               <w:t xml:space="preserve">مَا اسْمُكَ؟ · أَنَا تُرْكِيٌّ. · مِنْ أَيْنَ أَنْتِ؟</w:t>
@@ -7206,7 +7010,7 @@
           <w:p>
             <w:pPr>
               <w:bidi/>
-              <w:spacing w:after="0" w:line="320"/>
+              <w:spacing w:after="0" w:line="220"/>
             </w:pPr>
             <w:r>
               <w:rPr>
@@ -7214,8 +7018,8 @@
                 <w:b w:val="false"/>
                 <w:bCs w:val="false"/>
                 <w:color w:val="111111"/>
-                <w:sz w:val="27"/>
-                <w:szCs w:val="27"/>
+                <w:sz w:val="25"/>
+                <w:szCs w:val="25"/>
                 <w:rtl/>
               </w:rPr>
               <w:t xml:space="preserve">كَمْ عُمْرُكَ؟ · هَذَا صَدِيقِي الْجَدِيدُ. · هُوَ لَيْسَ مُهَنْدِسًا.</w:t>
@@ -7237,7 +7041,7 @@
           </w:tcPr>
           <w:p>
             <w:pPr>
-              <w:spacing w:after="0" w:line="270"/>
+              <w:spacing w:after="0" w:line="220"/>
               <w:jc w:val="center"/>
             </w:pPr>
             <w:r>
@@ -7248,8 +7052,8 @@
                 <w:i w:val="false"/>
                 <w:iCs w:val="false"/>
                 <w:color w:val="111111"/>
-                <w:sz w:val="19"/>
-                <w:szCs w:val="19"/>
+                <w:sz w:val="17"/>
+                <w:szCs w:val="17"/>
               </w:rPr>
               <w:t xml:space="preserve">3</w:t>
             </w:r>
@@ -7268,19 +7072,19 @@
           </w:tcPr>
           <w:p>
             <w:pPr>
-              <w:spacing w:after="0" w:line="270"/>
-              <w:jc w:val="center"/>
-            </w:pPr>
-            <w:r>
-              <w:rPr>
-                <w:rFonts w:ascii="Times New Roman" w:cs="Times New Roman" w:eastAsia="Times New Roman" w:hAnsi="Times New Roman"/>
-                <w:b w:val="false"/>
-                <w:bCs w:val="false"/>
-                <w:i w:val="false"/>
-                <w:iCs w:val="false"/>
-                <w:color w:val="111111"/>
-                <w:sz w:val="19"/>
-                <w:szCs w:val="19"/>
+              <w:spacing w:after="0" w:line="220"/>
+              <w:jc w:val="center"/>
+            </w:pPr>
+            <w:r>
+              <w:rPr>
+                <w:rFonts w:ascii="Times New Roman" w:cs="Times New Roman" w:eastAsia="Times New Roman" w:hAnsi="Times New Roman"/>
+                <w:b w:val="false"/>
+                <w:bCs w:val="false"/>
+                <w:i w:val="false"/>
+                <w:iCs w:val="false"/>
+                <w:color w:val="111111"/>
+                <w:sz w:val="17"/>
+                <w:szCs w:val="17"/>
               </w:rPr>
               <w:t xml:space="preserve">12</w:t>
             </w:r>
@@ -7299,18 +7103,18 @@
           </w:tcPr>
           <w:p>
             <w:pPr>
-              <w:spacing w:after="0" w:line="270"/>
-            </w:pPr>
-            <w:r>
-              <w:rPr>
-                <w:rFonts w:ascii="Times New Roman" w:cs="Times New Roman" w:eastAsia="Times New Roman" w:hAnsi="Times New Roman"/>
-                <w:b w:val="false"/>
-                <w:bCs w:val="false"/>
-                <w:i w:val="false"/>
-                <w:iCs w:val="false"/>
-                <w:color w:val="111111"/>
-                <w:sz w:val="19"/>
-                <w:szCs w:val="19"/>
+              <w:spacing w:after="0" w:line="220"/>
+            </w:pPr>
+            <w:r>
+              <w:rPr>
+                <w:rFonts w:ascii="Times New Roman" w:cs="Times New Roman" w:eastAsia="Times New Roman" w:hAnsi="Times New Roman"/>
+                <w:b w:val="false"/>
+                <w:bCs w:val="false"/>
+                <w:i w:val="false"/>
+                <w:iCs w:val="false"/>
+                <w:color w:val="111111"/>
+                <w:sz w:val="17"/>
+                <w:szCs w:val="17"/>
               </w:rPr>
               <w:t xml:space="preserve">1 - c  ·  2 - a  ·  3 - f  ·  4 - d  ·  5 - e  ·  6 - b</w:t>
             </w:r>
@@ -7331,7 +7135,7 @@
           </w:tcPr>
           <w:p>
             <w:pPr>
-              <w:spacing w:after="0" w:line="270"/>
+              <w:spacing w:after="0" w:line="220"/>
               <w:jc w:val="center"/>
             </w:pPr>
             <w:r>
@@ -7342,8 +7146,8 @@
                 <w:i w:val="false"/>
                 <w:iCs w:val="false"/>
                 <w:color w:val="111111"/>
-                <w:sz w:val="19"/>
-                <w:szCs w:val="19"/>
+                <w:sz w:val="17"/>
+                <w:szCs w:val="17"/>
               </w:rPr>
               <w:t xml:space="preserve">4</w:t>
             </w:r>
@@ -7362,19 +7166,19 @@
           </w:tcPr>
           <w:p>
             <w:pPr>
-              <w:spacing w:after="0" w:line="270"/>
-              <w:jc w:val="center"/>
-            </w:pPr>
-            <w:r>
-              <w:rPr>
-                <w:rFonts w:ascii="Times New Roman" w:cs="Times New Roman" w:eastAsia="Times New Roman" w:hAnsi="Times New Roman"/>
-                <w:b w:val="false"/>
-                <w:bCs w:val="false"/>
-                <w:i w:val="false"/>
-                <w:iCs w:val="false"/>
-                <w:color w:val="111111"/>
-                <w:sz w:val="19"/>
-                <w:szCs w:val="19"/>
+              <w:spacing w:after="0" w:line="220"/>
+              <w:jc w:val="center"/>
+            </w:pPr>
+            <w:r>
+              <w:rPr>
+                <w:rFonts w:ascii="Times New Roman" w:cs="Times New Roman" w:eastAsia="Times New Roman" w:hAnsi="Times New Roman"/>
+                <w:b w:val="false"/>
+                <w:bCs w:val="false"/>
+                <w:i w:val="false"/>
+                <w:iCs w:val="false"/>
+                <w:color w:val="111111"/>
+                <w:sz w:val="17"/>
+                <w:szCs w:val="17"/>
               </w:rPr>
               <w:t xml:space="preserve">14</w:t>
             </w:r>
@@ -7394,7 +7198,7 @@
           <w:p>
             <w:pPr>
               <w:bidi/>
-              <w:spacing w:after="0" w:line="320"/>
+              <w:spacing w:after="0" w:line="220"/>
             </w:pPr>
             <w:r>
               <w:rPr>
@@ -7402,8 +7206,8 @@
                 <w:b w:val="false"/>
                 <w:bCs w:val="false"/>
                 <w:color w:val="111111"/>
-                <w:sz w:val="27"/>
-                <w:szCs w:val="27"/>
+                <w:sz w:val="25"/>
+                <w:szCs w:val="25"/>
                 <w:rtl/>
               </w:rPr>
               <w:t xml:space="preserve">مَا ، مِنْ ، أَنْتِ ، هُوَ ،</w:t>
@@ -7412,7 +7216,7 @@
           <w:p>
             <w:pPr>
               <w:bidi/>
-              <w:spacing w:after="0" w:line="320"/>
+              <w:spacing w:after="0" w:line="220"/>
             </w:pPr>
             <w:r>
               <w:rPr>
@@ -7420,8 +7224,8 @@
                 <w:b w:val="false"/>
                 <w:bCs w:val="false"/>
                 <w:color w:val="111111"/>
-                <w:sz w:val="27"/>
-                <w:szCs w:val="27"/>
+                <w:sz w:val="25"/>
+                <w:szCs w:val="25"/>
                 <w:rtl/>
               </w:rPr>
               <w:t xml:space="preserve">كَمْ ، لَيْسَ ، نَحْنُ</w:t>
@@ -7443,7 +7247,7 @@
           </w:tcPr>
           <w:p>
             <w:pPr>
-              <w:spacing w:after="0" w:line="270"/>
+              <w:spacing w:after="0" w:line="220"/>
               <w:jc w:val="center"/>
             </w:pPr>
             <w:r>
@@ -7454,8 +7258,8 @@
                 <w:i w:val="false"/>
                 <w:iCs w:val="false"/>
                 <w:color w:val="111111"/>
-                <w:sz w:val="19"/>
-                <w:szCs w:val="19"/>
+                <w:sz w:val="17"/>
+                <w:szCs w:val="17"/>
               </w:rPr>
               <w:t xml:space="preserve">5</w:t>
             </w:r>
@@ -7474,19 +7278,19 @@
           </w:tcPr>
           <w:p>
             <w:pPr>
-              <w:spacing w:after="0" w:line="270"/>
-              <w:jc w:val="center"/>
-            </w:pPr>
-            <w:r>
-              <w:rPr>
-                <w:rFonts w:ascii="Times New Roman" w:cs="Times New Roman" w:eastAsia="Times New Roman" w:hAnsi="Times New Roman"/>
-                <w:b w:val="false"/>
-                <w:bCs w:val="false"/>
-                <w:i w:val="false"/>
-                <w:iCs w:val="false"/>
-                <w:color w:val="111111"/>
-                <w:sz w:val="19"/>
-                <w:szCs w:val="19"/>
+              <w:spacing w:after="0" w:line="220"/>
+              <w:jc w:val="center"/>
+            </w:pPr>
+            <w:r>
+              <w:rPr>
+                <w:rFonts w:ascii="Times New Roman" w:cs="Times New Roman" w:eastAsia="Times New Roman" w:hAnsi="Times New Roman"/>
+                <w:b w:val="false"/>
+                <w:bCs w:val="false"/>
+                <w:i w:val="false"/>
+                <w:iCs w:val="false"/>
+                <w:color w:val="111111"/>
+                <w:sz w:val="17"/>
+                <w:szCs w:val="17"/>
               </w:rPr>
               <w:t xml:space="preserve">15</w:t>
             </w:r>
@@ -7505,18 +7309,18 @@
           </w:tcPr>
           <w:p>
             <w:pPr>
-              <w:spacing w:after="0" w:line="270"/>
-            </w:pPr>
-            <w:r>
-              <w:rPr>
-                <w:rFonts w:ascii="Times New Roman" w:cs="Times New Roman" w:eastAsia="Times New Roman" w:hAnsi="Times New Roman"/>
-                <w:b w:val="false"/>
-                <w:bCs w:val="false"/>
-                <w:i w:val="false"/>
-                <w:iCs w:val="false"/>
-                <w:color w:val="111111"/>
-                <w:sz w:val="19"/>
-                <w:szCs w:val="19"/>
+              <w:spacing w:after="0" w:line="220"/>
+            </w:pPr>
+            <w:r>
+              <w:rPr>
+                <w:rFonts w:ascii="Times New Roman" w:cs="Times New Roman" w:eastAsia="Times New Roman" w:hAnsi="Times New Roman"/>
+                <w:b w:val="false"/>
+                <w:bCs w:val="false"/>
+                <w:i w:val="false"/>
+                <w:iCs w:val="false"/>
+                <w:color w:val="111111"/>
+                <w:sz w:val="17"/>
+                <w:szCs w:val="17"/>
               </w:rPr>
               <w:t xml:space="preserve">1 - B  ·  2 - C  ·  3 - B  ·  4 - C  ·  5 - D</w:t>
             </w:r>
@@ -7537,7 +7341,7 @@
           </w:tcPr>
           <w:p>
             <w:pPr>
-              <w:spacing w:after="0" w:line="270"/>
+              <w:spacing w:after="0" w:line="220"/>
               <w:jc w:val="center"/>
             </w:pPr>
             <w:r>
@@ -7548,8 +7352,8 @@
                 <w:i w:val="false"/>
                 <w:iCs w:val="false"/>
                 <w:color w:val="111111"/>
-                <w:sz w:val="19"/>
-                <w:szCs w:val="19"/>
+                <w:sz w:val="17"/>
+                <w:szCs w:val="17"/>
               </w:rPr>
               <w:t xml:space="preserve">6</w:t>
             </w:r>
@@ -7568,19 +7372,19 @@
           </w:tcPr>
           <w:p>
             <w:pPr>
-              <w:spacing w:after="0" w:line="270"/>
-              <w:jc w:val="center"/>
-            </w:pPr>
-            <w:r>
-              <w:rPr>
-                <w:rFonts w:ascii="Times New Roman" w:cs="Times New Roman" w:eastAsia="Times New Roman" w:hAnsi="Times New Roman"/>
-                <w:b w:val="false"/>
-                <w:bCs w:val="false"/>
-                <w:i w:val="false"/>
-                <w:iCs w:val="false"/>
-                <w:color w:val="111111"/>
-                <w:sz w:val="19"/>
-                <w:szCs w:val="19"/>
+              <w:spacing w:after="0" w:line="220"/>
+              <w:jc w:val="center"/>
+            </w:pPr>
+            <w:r>
+              <w:rPr>
+                <w:rFonts w:ascii="Times New Roman" w:cs="Times New Roman" w:eastAsia="Times New Roman" w:hAnsi="Times New Roman"/>
+                <w:b w:val="false"/>
+                <w:bCs w:val="false"/>
+                <w:i w:val="false"/>
+                <w:iCs w:val="false"/>
+                <w:color w:val="111111"/>
+                <w:sz w:val="17"/>
+                <w:szCs w:val="17"/>
               </w:rPr>
               <w:t xml:space="preserve">10</w:t>
             </w:r>
@@ -7599,18 +7403,18 @@
           </w:tcPr>
           <w:p>
             <w:pPr>
-              <w:spacing w:after="0" w:line="270"/>
-            </w:pPr>
-            <w:r>
-              <w:rPr>
-                <w:rFonts w:ascii="Times New Roman" w:cs="Times New Roman" w:eastAsia="Times New Roman" w:hAnsi="Times New Roman"/>
-                <w:b w:val="false"/>
-                <w:bCs w:val="false"/>
-                <w:i w:val="false"/>
-                <w:iCs w:val="false"/>
-                <w:color w:val="111111"/>
-                <w:sz w:val="19"/>
-                <w:szCs w:val="19"/>
+              <w:spacing w:after="0" w:line="220"/>
+            </w:pPr>
+            <w:r>
+              <w:rPr>
+                <w:rFonts w:ascii="Times New Roman" w:cs="Times New Roman" w:eastAsia="Times New Roman" w:hAnsi="Times New Roman"/>
+                <w:b w:val="false"/>
+                <w:bCs w:val="false"/>
+                <w:i w:val="false"/>
+                <w:iCs w:val="false"/>
+                <w:color w:val="111111"/>
+                <w:sz w:val="17"/>
+                <w:szCs w:val="17"/>
               </w:rPr>
               <w:t xml:space="preserve">1 - D  ·  2 - Y  ·  3 - D  ·  4 - Y  ·  5 - D</w:t>
             </w:r>
@@ -7631,7 +7435,7 @@
           </w:tcPr>
           <w:p>
             <w:pPr>
-              <w:spacing w:after="0" w:line="270"/>
+              <w:spacing w:after="0" w:line="220"/>
               <w:jc w:val="center"/>
             </w:pPr>
             <w:r>
@@ -7642,8 +7446,8 @@
                 <w:i w:val="false"/>
                 <w:iCs w:val="false"/>
                 <w:color w:val="111111"/>
-                <w:sz w:val="19"/>
-                <w:szCs w:val="19"/>
+                <w:sz w:val="17"/>
+                <w:szCs w:val="17"/>
               </w:rPr>
               <w:t xml:space="preserve">7</w:t>
             </w:r>
@@ -7662,19 +7466,19 @@
           </w:tcPr>
           <w:p>
             <w:pPr>
-              <w:spacing w:after="0" w:line="270"/>
-              <w:jc w:val="center"/>
-            </w:pPr>
-            <w:r>
-              <w:rPr>
-                <w:rFonts w:ascii="Times New Roman" w:cs="Times New Roman" w:eastAsia="Times New Roman" w:hAnsi="Times New Roman"/>
-                <w:b w:val="false"/>
-                <w:bCs w:val="false"/>
-                <w:i w:val="false"/>
-                <w:iCs w:val="false"/>
-                <w:color w:val="111111"/>
-                <w:sz w:val="19"/>
-                <w:szCs w:val="19"/>
+              <w:spacing w:after="0" w:line="220"/>
+              <w:jc w:val="center"/>
+            </w:pPr>
+            <w:r>
+              <w:rPr>
+                <w:rFonts w:ascii="Times New Roman" w:cs="Times New Roman" w:eastAsia="Times New Roman" w:hAnsi="Times New Roman"/>
+                <w:b w:val="false"/>
+                <w:bCs w:val="false"/>
+                <w:i w:val="false"/>
+                <w:iCs w:val="false"/>
+                <w:color w:val="111111"/>
+                <w:sz w:val="17"/>
+                <w:szCs w:val="17"/>
               </w:rPr>
               <w:t xml:space="preserve">10</w:t>
             </w:r>
@@ -7694,7 +7498,7 @@
           <w:p>
             <w:pPr>
               <w:bidi/>
-              <w:spacing w:after="0" w:line="320"/>
+              <w:spacing w:after="0" w:line="220"/>
             </w:pPr>
             <w:r>
               <w:rPr>
@@ -7702,8 +7506,8 @@
                 <w:b w:val="false"/>
                 <w:bCs w:val="false"/>
                 <w:color w:val="111111"/>
-                <w:sz w:val="27"/>
-                <w:szCs w:val="27"/>
+                <w:sz w:val="25"/>
+                <w:szCs w:val="25"/>
                 <w:rtl/>
               </w:rPr>
               <w:t xml:space="preserve">أَنَا طَالِبٌ فِي الصَّفِّ التَّاسِعِ. · مِنْ أَيْنَ أَنْتَ؟</w:t>
@@ -7712,7 +7516,7 @@
           <w:p>
             <w:pPr>
               <w:bidi/>
-              <w:spacing w:after="0" w:line="320"/>
+              <w:spacing w:after="0" w:line="220"/>
             </w:pPr>
             <w:r>
               <w:rPr>
@@ -7720,8 +7524,8 @@
                 <w:b w:val="false"/>
                 <w:bCs w:val="false"/>
                 <w:color w:val="111111"/>
-                <w:sz w:val="27"/>
-                <w:szCs w:val="27"/>
+                <w:sz w:val="25"/>
+                <w:szCs w:val="25"/>
                 <w:rtl/>
               </w:rPr>
               <w:t xml:space="preserve">أَبِي طَبِيبٌ مَاهِرٌ. · كَمْ عُمْرُكِ يَا زَيْنَبُ؟</w:t>
@@ -7730,7 +7534,7 @@
           <w:p>
             <w:pPr>
               <w:bidi/>
-              <w:spacing w:after="0" w:line="320"/>
+              <w:spacing w:after="0" w:line="220"/>
             </w:pPr>
             <w:r>
               <w:rPr>
@@ -7738,8 +7542,8 @@
                 <w:b w:val="false"/>
                 <w:bCs w:val="false"/>
                 <w:color w:val="111111"/>
-                <w:sz w:val="27"/>
-                <w:szCs w:val="27"/>
+                <w:sz w:val="25"/>
+                <w:szCs w:val="25"/>
                 <w:rtl/>
               </w:rPr>
               <w:t xml:space="preserve">نَحْنُ مِنْ تُرْكِيَا.</w:t>
@@ -7761,7 +7565,7 @@
           </w:tcPr>
           <w:p>
             <w:pPr>
-              <w:spacing w:after="0" w:line="270"/>
+              <w:spacing w:after="0" w:line="220"/>
               <w:jc w:val="center"/>
             </w:pPr>
             <w:r>
@@ -7772,8 +7576,8 @@
                 <w:i w:val="false"/>
                 <w:iCs w:val="false"/>
                 <w:color w:val="111111"/>
-                <w:sz w:val="19"/>
-                <w:szCs w:val="19"/>
+                <w:sz w:val="17"/>
+                <w:szCs w:val="17"/>
               </w:rPr>
               <w:t xml:space="preserve">8</w:t>
             </w:r>
@@ -7792,19 +7596,19 @@
           </w:tcPr>
           <w:p>
             <w:pPr>
-              <w:spacing w:after="0" w:line="270"/>
-              <w:jc w:val="center"/>
-            </w:pPr>
-            <w:r>
-              <w:rPr>
-                <w:rFonts w:ascii="Times New Roman" w:cs="Times New Roman" w:eastAsia="Times New Roman" w:hAnsi="Times New Roman"/>
-                <w:b w:val="false"/>
-                <w:bCs w:val="false"/>
-                <w:i w:val="false"/>
-                <w:iCs w:val="false"/>
-                <w:color w:val="111111"/>
-                <w:sz w:val="19"/>
-                <w:szCs w:val="19"/>
+              <w:spacing w:after="0" w:line="220"/>
+              <w:jc w:val="center"/>
+            </w:pPr>
+            <w:r>
+              <w:rPr>
+                <w:rFonts w:ascii="Times New Roman" w:cs="Times New Roman" w:eastAsia="Times New Roman" w:hAnsi="Times New Roman"/>
+                <w:b w:val="false"/>
+                <w:bCs w:val="false"/>
+                <w:i w:val="false"/>
+                <w:iCs w:val="false"/>
+                <w:color w:val="111111"/>
+                <w:sz w:val="17"/>
+                <w:szCs w:val="17"/>
               </w:rPr>
               <w:t xml:space="preserve">15</w:t>
             </w:r>
@@ -7823,18 +7627,18 @@
           </w:tcPr>
           <w:p>
             <w:pPr>
-              <w:spacing w:after="0" w:line="270"/>
-            </w:pPr>
-            <w:r>
-              <w:rPr>
-                <w:rFonts w:ascii="Times New Roman" w:cs="Times New Roman" w:eastAsia="Times New Roman" w:hAnsi="Times New Roman"/>
-                <w:b w:val="false"/>
-                <w:bCs w:val="false"/>
-                <w:i w:val="false"/>
-                <w:iCs w:val="false"/>
-                <w:color w:val="111111"/>
-                <w:sz w:val="19"/>
-                <w:szCs w:val="19"/>
+              <w:spacing w:after="0" w:line="220"/>
+            </w:pPr>
+            <w:r>
+              <w:rPr>
+                <w:rFonts w:ascii="Times New Roman" w:cs="Times New Roman" w:eastAsia="Times New Roman" w:hAnsi="Times New Roman"/>
+                <w:b w:val="false"/>
+                <w:bCs w:val="false"/>
+                <w:i w:val="false"/>
+                <w:iCs w:val="false"/>
+                <w:color w:val="111111"/>
+                <w:sz w:val="17"/>
+                <w:szCs w:val="17"/>
               </w:rPr>
               <w:t xml:space="preserve">Dereceli puanlama anahtarına göre değerlendirilir.</w:t>
             </w:r>
@@ -7844,7 +7648,7 @@
     </w:tbl>
     <w:p>
       <w:pPr>
-        <w:spacing w:after="110"/>
+        <w:spacing w:after="44"/>
       </w:pPr>
       <w:r>
         <w:rPr>
@@ -7854,8 +7658,8 @@
           <w:i w:val="false"/>
           <w:iCs w:val="false"/>
           <w:color w:val="111111"/>
-          <w:sz w:val="21"/>
-          <w:szCs w:val="21"/>
+          <w:sz w:val="18"/>
+          <w:szCs w:val="18"/>
         </w:rPr>
         <w:t xml:space="preserve"/>
       </w:r>
@@ -7863,7 +7667,7 @@
     <w:p>
       <w:pPr>
         <w:keepNext w:val="false"/>
-        <w:spacing w:after="90" w:before="0" w:line="280"/>
+        <w:spacing w:after="36" w:before="0" w:line="220"/>
       </w:pPr>
       <w:r>
         <w:rPr>
@@ -7873,8 +7677,8 @@
           <w:i w:val="false"/>
           <w:iCs w:val="false"/>
           <w:color w:val="111111"/>
-          <w:sz w:val="20"/>
-          <w:szCs w:val="20"/>
+          <w:sz w:val="17"/>
+          <w:szCs w:val="17"/>
         </w:rPr>
         <w:t xml:space="preserve">8. soru (yazma görevi) için dereceli puanlama anahtarı</w:t>
       </w:r>
@@ -7914,7 +7718,7 @@
           </w:tcPr>
           <w:p>
             <w:pPr>
-              <w:spacing w:after="0" w:line="270"/>
+              <w:spacing w:after="0" w:line="220"/>
               <w:jc w:val="center"/>
             </w:pPr>
             <w:r>
@@ -7925,28 +7729,528 @@
                 <w:i w:val="false"/>
                 <w:iCs w:val="false"/>
                 <w:color w:val="111111"/>
+                <w:sz w:val="16"/>
+                <w:szCs w:val="16"/>
+              </w:rPr>
+              <w:t xml:space="preserve">Ölçüt</w:t>
+            </w:r>
+          </w:p>
+        </w:tc>
+        <w:tc>
+          <w:tcPr>
+            <w:tcW w:type="dxa" w:w="6164"/>
+            <w:shd w:fill="E7EEF5" w:color="auto" w:val="clear"/>
+            <w:tcMar>
+              <w:top w:type="dxa" w:w="60"/>
+              <w:left w:type="dxa" w:w="90"/>
+              <w:bottom w:type="dxa" w:w="60"/>
+              <w:right w:type="dxa" w:w="90"/>
+            </w:tcMar>
+            <w:vAlign w:val="center"/>
+          </w:tcPr>
+          <w:p>
+            <w:pPr>
+              <w:spacing w:after="0" w:line="220"/>
+              <w:jc w:val="center"/>
+            </w:pPr>
+            <w:r>
+              <w:rPr>
+                <w:rFonts w:ascii="Times New Roman" w:cs="Times New Roman" w:eastAsia="Times New Roman" w:hAnsi="Times New Roman"/>
+                <w:b/>
+                <w:bCs/>
+                <w:i w:val="false"/>
+                <w:iCs w:val="false"/>
+                <w:color w:val="111111"/>
+                <w:sz w:val="16"/>
+                <w:szCs w:val="16"/>
+              </w:rPr>
+              <w:t xml:space="preserve">Beklenen davranış</w:t>
+            </w:r>
+          </w:p>
+        </w:tc>
+        <w:tc>
+          <w:tcPr>
+            <w:tcW w:type="dxa" w:w="1100"/>
+            <w:shd w:fill="E7EEF5" w:color="auto" w:val="clear"/>
+            <w:tcMar>
+              <w:top w:type="dxa" w:w="60"/>
+              <w:left w:type="dxa" w:w="90"/>
+              <w:bottom w:type="dxa" w:w="60"/>
+              <w:right w:type="dxa" w:w="90"/>
+            </w:tcMar>
+            <w:vAlign w:val="center"/>
+          </w:tcPr>
+          <w:p>
+            <w:pPr>
+              <w:spacing w:after="0" w:line="220"/>
+              <w:jc w:val="center"/>
+            </w:pPr>
+            <w:r>
+              <w:rPr>
+                <w:rFonts w:ascii="Times New Roman" w:cs="Times New Roman" w:eastAsia="Times New Roman" w:hAnsi="Times New Roman"/>
+                <w:b/>
+                <w:bCs/>
+                <w:i w:val="false"/>
+                <w:iCs w:val="false"/>
+                <w:color w:val="111111"/>
+                <w:sz w:val="16"/>
+                <w:szCs w:val="16"/>
+              </w:rPr>
+              <w:t xml:space="preserve">Puan</w:t>
+            </w:r>
+          </w:p>
+        </w:tc>
+      </w:tr>
+      <w:tr>
+        <w:tc>
+          <w:tcPr>
+            <w:tcW w:type="dxa" w:w="2600"/>
+            <w:tcMar>
+              <w:top w:type="dxa" w:w="30"/>
+              <w:left w:type="dxa" w:w="90"/>
+              <w:bottom w:type="dxa" w:w="30"/>
+              <w:right w:type="dxa" w:w="90"/>
+            </w:tcMar>
+            <w:vAlign w:val="center"/>
+          </w:tcPr>
+          <w:p>
+            <w:pPr>
+              <w:spacing w:after="0" w:line="220"/>
+            </w:pPr>
+            <w:r>
+              <w:rPr>
+                <w:rFonts w:ascii="Times New Roman" w:cs="Times New Roman" w:eastAsia="Times New Roman" w:hAnsi="Times New Roman"/>
+                <w:b/>
+                <w:bCs/>
+                <w:i w:val="false"/>
+                <w:iCs w:val="false"/>
+                <w:color w:val="111111"/>
+                <w:sz w:val="17"/>
+                <w:szCs w:val="17"/>
+              </w:rPr>
+              <w:t xml:space="preserve">Görevin yerine getirilmesi</w:t>
+            </w:r>
+          </w:p>
+        </w:tc>
+        <w:tc>
+          <w:tcPr>
+            <w:tcW w:type="dxa" w:w="6164"/>
+            <w:tcMar>
+              <w:top w:type="dxa" w:w="30"/>
+              <w:left w:type="dxa" w:w="90"/>
+              <w:bottom w:type="dxa" w:w="30"/>
+              <w:right w:type="dxa" w:w="90"/>
+            </w:tcMar>
+            <w:vAlign w:val="center"/>
+          </w:tcPr>
+          <w:p>
+            <w:pPr>
+              <w:spacing w:after="0" w:line="220"/>
+            </w:pPr>
+            <w:r>
+              <w:rPr>
+                <w:rFonts w:ascii="Times New Roman" w:cs="Times New Roman" w:eastAsia="Times New Roman" w:hAnsi="Times New Roman"/>
+                <w:b w:val="false"/>
+                <w:bCs w:val="false"/>
+                <w:i w:val="false"/>
+                <w:iCs w:val="false"/>
+                <w:color w:val="111111"/>
+                <w:sz w:val="17"/>
+                <w:szCs w:val="17"/>
+              </w:rPr>
+              <w:t xml:space="preserve">İstenen beş bilgiyi (ad, yaş, sınıf, memleket, aile) kapsayan en az sekiz cümle yazar.</w:t>
+            </w:r>
+          </w:p>
+        </w:tc>
+        <w:tc>
+          <w:tcPr>
+            <w:tcW w:type="dxa" w:w="1100"/>
+            <w:tcMar>
+              <w:top w:type="dxa" w:w="30"/>
+              <w:left w:type="dxa" w:w="90"/>
+              <w:bottom w:type="dxa" w:w="30"/>
+              <w:right w:type="dxa" w:w="90"/>
+            </w:tcMar>
+            <w:vAlign w:val="center"/>
+          </w:tcPr>
+          <w:p>
+            <w:pPr>
+              <w:spacing w:after="0" w:line="220"/>
+              <w:jc w:val="center"/>
+            </w:pPr>
+            <w:r>
+              <w:rPr>
+                <w:rFonts w:ascii="Times New Roman" w:cs="Times New Roman" w:eastAsia="Times New Roman" w:hAnsi="Times New Roman"/>
+                <w:b w:val="false"/>
+                <w:bCs w:val="false"/>
+                <w:i w:val="false"/>
+                <w:iCs w:val="false"/>
+                <w:color w:val="111111"/>
+                <w:sz w:val="17"/>
+                <w:szCs w:val="17"/>
+              </w:rPr>
+              <w:t xml:space="preserve">5</w:t>
+            </w:r>
+          </w:p>
+        </w:tc>
+      </w:tr>
+      <w:tr>
+        <w:tc>
+          <w:tcPr>
+            <w:tcW w:type="dxa" w:w="2600"/>
+            <w:tcMar>
+              <w:top w:type="dxa" w:w="30"/>
+              <w:left w:type="dxa" w:w="90"/>
+              <w:bottom w:type="dxa" w:w="30"/>
+              <w:right w:type="dxa" w:w="90"/>
+            </w:tcMar>
+            <w:vAlign w:val="center"/>
+          </w:tcPr>
+          <w:p>
+            <w:pPr>
+              <w:spacing w:after="0" w:line="220"/>
+            </w:pPr>
+            <w:r>
+              <w:rPr>
+                <w:rFonts w:ascii="Times New Roman" w:cs="Times New Roman" w:eastAsia="Times New Roman" w:hAnsi="Times New Roman"/>
+                <w:b/>
+                <w:bCs/>
+                <w:i w:val="false"/>
+                <w:iCs w:val="false"/>
+                <w:color w:val="111111"/>
+                <w:sz w:val="17"/>
+                <w:szCs w:val="17"/>
+              </w:rPr>
+              <w:t xml:space="preserve">Söz varlığı</w:t>
+            </w:r>
+          </w:p>
+        </w:tc>
+        <w:tc>
+          <w:tcPr>
+            <w:tcW w:type="dxa" w:w="6164"/>
+            <w:tcMar>
+              <w:top w:type="dxa" w:w="30"/>
+              <w:left w:type="dxa" w:w="90"/>
+              <w:bottom w:type="dxa" w:w="30"/>
+              <w:right w:type="dxa" w:w="90"/>
+            </w:tcMar>
+            <w:vAlign w:val="center"/>
+          </w:tcPr>
+          <w:p>
+            <w:pPr>
+              <w:spacing w:after="0" w:line="220"/>
+            </w:pPr>
+            <w:r>
+              <w:rPr>
+                <w:rFonts w:ascii="Times New Roman" w:cs="Times New Roman" w:eastAsia="Times New Roman" w:hAnsi="Times New Roman"/>
+                <w:b w:val="false"/>
+                <w:bCs w:val="false"/>
+                <w:i w:val="false"/>
+                <w:iCs w:val="false"/>
+                <w:color w:val="111111"/>
+                <w:sz w:val="17"/>
+                <w:szCs w:val="17"/>
+              </w:rPr>
+              <w:t xml:space="preserve">Tanışmayla ilgili hedef sözcükleri bağlama uygun kullanır.</w:t>
+            </w:r>
+          </w:p>
+        </w:tc>
+        <w:tc>
+          <w:tcPr>
+            <w:tcW w:type="dxa" w:w="1100"/>
+            <w:tcMar>
+              <w:top w:type="dxa" w:w="30"/>
+              <w:left w:type="dxa" w:w="90"/>
+              <w:bottom w:type="dxa" w:w="30"/>
+              <w:right w:type="dxa" w:w="90"/>
+            </w:tcMar>
+            <w:vAlign w:val="center"/>
+          </w:tcPr>
+          <w:p>
+            <w:pPr>
+              <w:spacing w:after="0" w:line="220"/>
+              <w:jc w:val="center"/>
+            </w:pPr>
+            <w:r>
+              <w:rPr>
+                <w:rFonts w:ascii="Times New Roman" w:cs="Times New Roman" w:eastAsia="Times New Roman" w:hAnsi="Times New Roman"/>
+                <w:b w:val="false"/>
+                <w:bCs w:val="false"/>
+                <w:i w:val="false"/>
+                <w:iCs w:val="false"/>
+                <w:color w:val="111111"/>
+                <w:sz w:val="17"/>
+                <w:szCs w:val="17"/>
+              </w:rPr>
+              <w:t xml:space="preserve">4</w:t>
+            </w:r>
+          </w:p>
+        </w:tc>
+      </w:tr>
+      <w:tr>
+        <w:tc>
+          <w:tcPr>
+            <w:tcW w:type="dxa" w:w="2600"/>
+            <w:tcMar>
+              <w:top w:type="dxa" w:w="30"/>
+              <w:left w:type="dxa" w:w="90"/>
+              <w:bottom w:type="dxa" w:w="30"/>
+              <w:right w:type="dxa" w:w="90"/>
+            </w:tcMar>
+            <w:vAlign w:val="center"/>
+          </w:tcPr>
+          <w:p>
+            <w:pPr>
+              <w:spacing w:after="0" w:line="220"/>
+            </w:pPr>
+            <w:r>
+              <w:rPr>
+                <w:rFonts w:ascii="Times New Roman" w:cs="Times New Roman" w:eastAsia="Times New Roman" w:hAnsi="Times New Roman"/>
+                <w:b/>
+                <w:bCs/>
+                <w:i w:val="false"/>
+                <w:iCs w:val="false"/>
+                <w:color w:val="111111"/>
+                <w:sz w:val="17"/>
+                <w:szCs w:val="17"/>
+              </w:rPr>
+              <w:t xml:space="preserve">Dil bilgisi</w:t>
+            </w:r>
+          </w:p>
+        </w:tc>
+        <w:tc>
+          <w:tcPr>
+            <w:tcW w:type="dxa" w:w="6164"/>
+            <w:tcMar>
+              <w:top w:type="dxa" w:w="30"/>
+              <w:left w:type="dxa" w:w="90"/>
+              <w:bottom w:type="dxa" w:w="30"/>
+              <w:right w:type="dxa" w:w="90"/>
+            </w:tcMar>
+            <w:vAlign w:val="center"/>
+          </w:tcPr>
+          <w:p>
+            <w:pPr>
+              <w:spacing w:after="0" w:line="220"/>
+            </w:pPr>
+            <w:r>
+              <w:rPr>
+                <w:rFonts w:ascii="Times New Roman" w:cs="Times New Roman" w:eastAsia="Times New Roman" w:hAnsi="Times New Roman"/>
+                <w:b w:val="false"/>
+                <w:bCs w:val="false"/>
+                <w:i w:val="false"/>
+                <w:iCs w:val="false"/>
+                <w:color w:val="111111"/>
+                <w:sz w:val="17"/>
+                <w:szCs w:val="17"/>
+              </w:rPr>
+              <w:t xml:space="preserve">İsim cümlesini, munfasıl zamirleri ve nispet yapısını doğru kurar.</w:t>
+            </w:r>
+          </w:p>
+        </w:tc>
+        <w:tc>
+          <w:tcPr>
+            <w:tcW w:type="dxa" w:w="1100"/>
+            <w:tcMar>
+              <w:top w:type="dxa" w:w="30"/>
+              <w:left w:type="dxa" w:w="90"/>
+              <w:bottom w:type="dxa" w:w="30"/>
+              <w:right w:type="dxa" w:w="90"/>
+            </w:tcMar>
+            <w:vAlign w:val="center"/>
+          </w:tcPr>
+          <w:p>
+            <w:pPr>
+              <w:spacing w:after="0" w:line="220"/>
+              <w:jc w:val="center"/>
+            </w:pPr>
+            <w:r>
+              <w:rPr>
+                <w:rFonts w:ascii="Times New Roman" w:cs="Times New Roman" w:eastAsia="Times New Roman" w:hAnsi="Times New Roman"/>
+                <w:b w:val="false"/>
+                <w:bCs w:val="false"/>
+                <w:i w:val="false"/>
+                <w:iCs w:val="false"/>
+                <w:color w:val="111111"/>
+                <w:sz w:val="17"/>
+                <w:szCs w:val="17"/>
+              </w:rPr>
+              <w:t xml:space="preserve">3</w:t>
+            </w:r>
+          </w:p>
+        </w:tc>
+      </w:tr>
+      <w:tr>
+        <w:tc>
+          <w:tcPr>
+            <w:tcW w:type="dxa" w:w="2600"/>
+            <w:tcMar>
+              <w:top w:type="dxa" w:w="30"/>
+              <w:left w:type="dxa" w:w="90"/>
+              <w:bottom w:type="dxa" w:w="30"/>
+              <w:right w:type="dxa" w:w="90"/>
+            </w:tcMar>
+            <w:vAlign w:val="center"/>
+          </w:tcPr>
+          <w:p>
+            <w:pPr>
+              <w:spacing w:after="0" w:line="220"/>
+            </w:pPr>
+            <w:r>
+              <w:rPr>
+                <w:rFonts w:ascii="Times New Roman" w:cs="Times New Roman" w:eastAsia="Times New Roman" w:hAnsi="Times New Roman"/>
+                <w:b/>
+                <w:bCs/>
+                <w:i w:val="false"/>
+                <w:iCs w:val="false"/>
+                <w:color w:val="111111"/>
+                <w:sz w:val="17"/>
+                <w:szCs w:val="17"/>
+              </w:rPr>
+              <w:t xml:space="preserve">Yazım ve hareke</w:t>
+            </w:r>
+          </w:p>
+        </w:tc>
+        <w:tc>
+          <w:tcPr>
+            <w:tcW w:type="dxa" w:w="6164"/>
+            <w:tcMar>
+              <w:top w:type="dxa" w:w="30"/>
+              <w:left w:type="dxa" w:w="90"/>
+              <w:bottom w:type="dxa" w:w="30"/>
+              <w:right w:type="dxa" w:w="90"/>
+            </w:tcMar>
+            <w:vAlign w:val="center"/>
+          </w:tcPr>
+          <w:p>
+            <w:pPr>
+              <w:spacing w:after="0" w:line="220"/>
+            </w:pPr>
+            <w:r>
+              <w:rPr>
+                <w:rFonts w:ascii="Times New Roman" w:cs="Times New Roman" w:eastAsia="Times New Roman" w:hAnsi="Times New Roman"/>
+                <w:b w:val="false"/>
+                <w:bCs w:val="false"/>
+                <w:i w:val="false"/>
+                <w:iCs w:val="false"/>
+                <w:color w:val="111111"/>
+                <w:sz w:val="17"/>
+                <w:szCs w:val="17"/>
+              </w:rPr>
+              <w:t xml:space="preserve">Harf bitişimlerini ve harekeleri doğru yazar.</w:t>
+            </w:r>
+          </w:p>
+        </w:tc>
+        <w:tc>
+          <w:tcPr>
+            <w:tcW w:type="dxa" w:w="1100"/>
+            <w:tcMar>
+              <w:top w:type="dxa" w:w="30"/>
+              <w:left w:type="dxa" w:w="90"/>
+              <w:bottom w:type="dxa" w:w="30"/>
+              <w:right w:type="dxa" w:w="90"/>
+            </w:tcMar>
+            <w:vAlign w:val="center"/>
+          </w:tcPr>
+          <w:p>
+            <w:pPr>
+              <w:spacing w:after="0" w:line="220"/>
+              <w:jc w:val="center"/>
+            </w:pPr>
+            <w:r>
+              <w:rPr>
+                <w:rFonts w:ascii="Times New Roman" w:cs="Times New Roman" w:eastAsia="Times New Roman" w:hAnsi="Times New Roman"/>
+                <w:b w:val="false"/>
+                <w:bCs w:val="false"/>
+                <w:i w:val="false"/>
+                <w:iCs w:val="false"/>
+                <w:color w:val="111111"/>
+                <w:sz w:val="17"/>
+                <w:szCs w:val="17"/>
+              </w:rPr>
+              <w:t xml:space="preserve">3</w:t>
+            </w:r>
+          </w:p>
+        </w:tc>
+      </w:tr>
+      <w:tr>
+        <w:tc>
+          <w:tcPr>
+            <w:tcW w:type="dxa" w:w="2600"/>
+            <w:shd w:fill="D8E2EC" w:color="auto" w:val="clear"/>
+            <w:tcMar>
+              <w:top w:type="dxa" w:w="30"/>
+              <w:left w:type="dxa" w:w="90"/>
+              <w:bottom w:type="dxa" w:w="30"/>
+              <w:right w:type="dxa" w:w="90"/>
+            </w:tcMar>
+            <w:vAlign w:val="center"/>
+          </w:tcPr>
+          <w:p>
+            <w:pPr>
+              <w:spacing w:after="0" w:line="220"/>
+            </w:pPr>
+            <w:r>
+              <w:rPr>
+                <w:rFonts w:ascii="Times New Roman" w:cs="Times New Roman" w:eastAsia="Times New Roman" w:hAnsi="Times New Roman"/>
+                <w:b/>
+                <w:bCs/>
+                <w:i w:val="false"/>
+                <w:iCs w:val="false"/>
+                <w:color w:val="111111"/>
+                <w:sz w:val="17"/>
+                <w:szCs w:val="17"/>
+              </w:rPr>
+              <w:t xml:space="preserve">TOPLAM</w:t>
+            </w:r>
+          </w:p>
+        </w:tc>
+        <w:tc>
+          <w:tcPr>
+            <w:tcW w:type="dxa" w:w="6164"/>
+            <w:shd w:fill="D8E2EC" w:color="auto" w:val="clear"/>
+            <w:tcMar>
+              <w:top w:type="dxa" w:w="30"/>
+              <w:left w:type="dxa" w:w="90"/>
+              <w:bottom w:type="dxa" w:w="30"/>
+              <w:right w:type="dxa" w:w="90"/>
+            </w:tcMar>
+            <w:vAlign w:val="center"/>
+          </w:tcPr>
+          <w:p>
+            <w:pPr>
+              <w:spacing w:after="0" w:line="220"/>
+            </w:pPr>
+            <w:r>
+              <w:rPr>
+                <w:rFonts w:ascii="Times New Roman" w:cs="Times New Roman" w:eastAsia="Times New Roman" w:hAnsi="Times New Roman"/>
+                <w:b w:val="false"/>
+                <w:bCs w:val="false"/>
+                <w:i w:val="false"/>
+                <w:iCs w:val="false"/>
+                <w:color w:val="111111"/>
                 <w:sz w:val="18"/>
                 <w:szCs w:val="18"/>
               </w:rPr>
-              <w:t xml:space="preserve">Ölçüt</w:t>
-            </w:r>
-          </w:p>
-        </w:tc>
-        <w:tc>
-          <w:tcPr>
-            <w:tcW w:type="dxa" w:w="6164"/>
-            <w:shd w:fill="E7EEF5" w:color="auto" w:val="clear"/>
-            <w:tcMar>
-              <w:top w:type="dxa" w:w="60"/>
-              <w:left w:type="dxa" w:w="90"/>
-              <w:bottom w:type="dxa" w:w="60"/>
-              <w:right w:type="dxa" w:w="90"/>
-            </w:tcMar>
-            <w:vAlign w:val="center"/>
-          </w:tcPr>
-          <w:p>
-            <w:pPr>
-              <w:spacing w:after="0" w:line="270"/>
+              <w:t xml:space="preserve"/>
+            </w:r>
+          </w:p>
+        </w:tc>
+        <w:tc>
+          <w:tcPr>
+            <w:tcW w:type="dxa" w:w="1100"/>
+            <w:shd w:fill="D8E2EC" w:color="auto" w:val="clear"/>
+            <w:tcMar>
+              <w:top w:type="dxa" w:w="30"/>
+              <w:left w:type="dxa" w:w="90"/>
+              <w:bottom w:type="dxa" w:w="30"/>
+              <w:right w:type="dxa" w:w="90"/>
+            </w:tcMar>
+            <w:vAlign w:val="center"/>
+          </w:tcPr>
+          <w:p>
+            <w:pPr>
+              <w:spacing w:after="0" w:line="220"/>
               <w:jc w:val="center"/>
             </w:pPr>
             <w:r>
@@ -7957,508 +8261,8 @@
                 <w:i w:val="false"/>
                 <w:iCs w:val="false"/>
                 <w:color w:val="111111"/>
-                <w:sz w:val="18"/>
-                <w:szCs w:val="18"/>
-              </w:rPr>
-              <w:t xml:space="preserve">Beklenen davranış</w:t>
-            </w:r>
-          </w:p>
-        </w:tc>
-        <w:tc>
-          <w:tcPr>
-            <w:tcW w:type="dxa" w:w="1100"/>
-            <w:shd w:fill="E7EEF5" w:color="auto" w:val="clear"/>
-            <w:tcMar>
-              <w:top w:type="dxa" w:w="60"/>
-              <w:left w:type="dxa" w:w="90"/>
-              <w:bottom w:type="dxa" w:w="60"/>
-              <w:right w:type="dxa" w:w="90"/>
-            </w:tcMar>
-            <w:vAlign w:val="center"/>
-          </w:tcPr>
-          <w:p>
-            <w:pPr>
-              <w:spacing w:after="0" w:line="270"/>
-              <w:jc w:val="center"/>
-            </w:pPr>
-            <w:r>
-              <w:rPr>
-                <w:rFonts w:ascii="Times New Roman" w:cs="Times New Roman" w:eastAsia="Times New Roman" w:hAnsi="Times New Roman"/>
-                <w:b/>
-                <w:bCs/>
-                <w:i w:val="false"/>
-                <w:iCs w:val="false"/>
-                <w:color w:val="111111"/>
-                <w:sz w:val="18"/>
-                <w:szCs w:val="18"/>
-              </w:rPr>
-              <w:t xml:space="preserve">Puan</w:t>
-            </w:r>
-          </w:p>
-        </w:tc>
-      </w:tr>
-      <w:tr>
-        <w:tc>
-          <w:tcPr>
-            <w:tcW w:type="dxa" w:w="2600"/>
-            <w:tcMar>
-              <w:top w:type="dxa" w:w="30"/>
-              <w:left w:type="dxa" w:w="90"/>
-              <w:bottom w:type="dxa" w:w="30"/>
-              <w:right w:type="dxa" w:w="90"/>
-            </w:tcMar>
-            <w:vAlign w:val="center"/>
-          </w:tcPr>
-          <w:p>
-            <w:pPr>
-              <w:spacing w:after="0" w:line="270"/>
-            </w:pPr>
-            <w:r>
-              <w:rPr>
-                <w:rFonts w:ascii="Times New Roman" w:cs="Times New Roman" w:eastAsia="Times New Roman" w:hAnsi="Times New Roman"/>
-                <w:b/>
-                <w:bCs/>
-                <w:i w:val="false"/>
-                <w:iCs w:val="false"/>
-                <w:color w:val="111111"/>
-                <w:sz w:val="19"/>
-                <w:szCs w:val="19"/>
-              </w:rPr>
-              <w:t xml:space="preserve">Görevin yerine getirilmesi</w:t>
-            </w:r>
-          </w:p>
-        </w:tc>
-        <w:tc>
-          <w:tcPr>
-            <w:tcW w:type="dxa" w:w="6164"/>
-            <w:tcMar>
-              <w:top w:type="dxa" w:w="30"/>
-              <w:left w:type="dxa" w:w="90"/>
-              <w:bottom w:type="dxa" w:w="30"/>
-              <w:right w:type="dxa" w:w="90"/>
-            </w:tcMar>
-            <w:vAlign w:val="center"/>
-          </w:tcPr>
-          <w:p>
-            <w:pPr>
-              <w:spacing w:after="0" w:line="270"/>
-            </w:pPr>
-            <w:r>
-              <w:rPr>
-                <w:rFonts w:ascii="Times New Roman" w:cs="Times New Roman" w:eastAsia="Times New Roman" w:hAnsi="Times New Roman"/>
-                <w:b w:val="false"/>
-                <w:bCs w:val="false"/>
-                <w:i w:val="false"/>
-                <w:iCs w:val="false"/>
-                <w:color w:val="111111"/>
-                <w:sz w:val="19"/>
-                <w:szCs w:val="19"/>
-              </w:rPr>
-              <w:t xml:space="preserve">İstenen beş bilgiyi (ad, yaş, sınıf, memleket, aile) kapsayan en az sekiz cümle yazar.</w:t>
-            </w:r>
-          </w:p>
-        </w:tc>
-        <w:tc>
-          <w:tcPr>
-            <w:tcW w:type="dxa" w:w="1100"/>
-            <w:tcMar>
-              <w:top w:type="dxa" w:w="30"/>
-              <w:left w:type="dxa" w:w="90"/>
-              <w:bottom w:type="dxa" w:w="30"/>
-              <w:right w:type="dxa" w:w="90"/>
-            </w:tcMar>
-            <w:vAlign w:val="center"/>
-          </w:tcPr>
-          <w:p>
-            <w:pPr>
-              <w:spacing w:after="0" w:line="270"/>
-              <w:jc w:val="center"/>
-            </w:pPr>
-            <w:r>
-              <w:rPr>
-                <w:rFonts w:ascii="Times New Roman" w:cs="Times New Roman" w:eastAsia="Times New Roman" w:hAnsi="Times New Roman"/>
-                <w:b w:val="false"/>
-                <w:bCs w:val="false"/>
-                <w:i w:val="false"/>
-                <w:iCs w:val="false"/>
-                <w:color w:val="111111"/>
-                <w:sz w:val="19"/>
-                <w:szCs w:val="19"/>
-              </w:rPr>
-              <w:t xml:space="preserve">5</w:t>
-            </w:r>
-          </w:p>
-        </w:tc>
-      </w:tr>
-      <w:tr>
-        <w:tc>
-          <w:tcPr>
-            <w:tcW w:type="dxa" w:w="2600"/>
-            <w:tcMar>
-              <w:top w:type="dxa" w:w="30"/>
-              <w:left w:type="dxa" w:w="90"/>
-              <w:bottom w:type="dxa" w:w="30"/>
-              <w:right w:type="dxa" w:w="90"/>
-            </w:tcMar>
-            <w:vAlign w:val="center"/>
-          </w:tcPr>
-          <w:p>
-            <w:pPr>
-              <w:spacing w:after="0" w:line="270"/>
-            </w:pPr>
-            <w:r>
-              <w:rPr>
-                <w:rFonts w:ascii="Times New Roman" w:cs="Times New Roman" w:eastAsia="Times New Roman" w:hAnsi="Times New Roman"/>
-                <w:b/>
-                <w:bCs/>
-                <w:i w:val="false"/>
-                <w:iCs w:val="false"/>
-                <w:color w:val="111111"/>
-                <w:sz w:val="19"/>
-                <w:szCs w:val="19"/>
-              </w:rPr>
-              <w:t xml:space="preserve">Söz varlığı</w:t>
-            </w:r>
-          </w:p>
-        </w:tc>
-        <w:tc>
-          <w:tcPr>
-            <w:tcW w:type="dxa" w:w="6164"/>
-            <w:tcMar>
-              <w:top w:type="dxa" w:w="30"/>
-              <w:left w:type="dxa" w:w="90"/>
-              <w:bottom w:type="dxa" w:w="30"/>
-              <w:right w:type="dxa" w:w="90"/>
-            </w:tcMar>
-            <w:vAlign w:val="center"/>
-          </w:tcPr>
-          <w:p>
-            <w:pPr>
-              <w:spacing w:after="0" w:line="270"/>
-            </w:pPr>
-            <w:r>
-              <w:rPr>
-                <w:rFonts w:ascii="Times New Roman" w:cs="Times New Roman" w:eastAsia="Times New Roman" w:hAnsi="Times New Roman"/>
-                <w:b w:val="false"/>
-                <w:bCs w:val="false"/>
-                <w:i w:val="false"/>
-                <w:iCs w:val="false"/>
-                <w:color w:val="111111"/>
-                <w:sz w:val="19"/>
-                <w:szCs w:val="19"/>
-              </w:rPr>
-              <w:t xml:space="preserve">Tanışmayla ilgili hedef sözcükleri bağlama uygun kullanır.</w:t>
-            </w:r>
-          </w:p>
-        </w:tc>
-        <w:tc>
-          <w:tcPr>
-            <w:tcW w:type="dxa" w:w="1100"/>
-            <w:tcMar>
-              <w:top w:type="dxa" w:w="30"/>
-              <w:left w:type="dxa" w:w="90"/>
-              <w:bottom w:type="dxa" w:w="30"/>
-              <w:right w:type="dxa" w:w="90"/>
-            </w:tcMar>
-            <w:vAlign w:val="center"/>
-          </w:tcPr>
-          <w:p>
-            <w:pPr>
-              <w:spacing w:after="0" w:line="270"/>
-              <w:jc w:val="center"/>
-            </w:pPr>
-            <w:r>
-              <w:rPr>
-                <w:rFonts w:ascii="Times New Roman" w:cs="Times New Roman" w:eastAsia="Times New Roman" w:hAnsi="Times New Roman"/>
-                <w:b w:val="false"/>
-                <w:bCs w:val="false"/>
-                <w:i w:val="false"/>
-                <w:iCs w:val="false"/>
-                <w:color w:val="111111"/>
-                <w:sz w:val="19"/>
-                <w:szCs w:val="19"/>
-              </w:rPr>
-              <w:t xml:space="preserve">4</w:t>
-            </w:r>
-          </w:p>
-        </w:tc>
-      </w:tr>
-      <w:tr>
-        <w:tc>
-          <w:tcPr>
-            <w:tcW w:type="dxa" w:w="2600"/>
-            <w:tcMar>
-              <w:top w:type="dxa" w:w="30"/>
-              <w:left w:type="dxa" w:w="90"/>
-              <w:bottom w:type="dxa" w:w="30"/>
-              <w:right w:type="dxa" w:w="90"/>
-            </w:tcMar>
-            <w:vAlign w:val="center"/>
-          </w:tcPr>
-          <w:p>
-            <w:pPr>
-              <w:spacing w:after="0" w:line="270"/>
-            </w:pPr>
-            <w:r>
-              <w:rPr>
-                <w:rFonts w:ascii="Times New Roman" w:cs="Times New Roman" w:eastAsia="Times New Roman" w:hAnsi="Times New Roman"/>
-                <w:b/>
-                <w:bCs/>
-                <w:i w:val="false"/>
-                <w:iCs w:val="false"/>
-                <w:color w:val="111111"/>
-                <w:sz w:val="19"/>
-                <w:szCs w:val="19"/>
-              </w:rPr>
-              <w:t xml:space="preserve">Dil bilgisi</w:t>
-            </w:r>
-          </w:p>
-        </w:tc>
-        <w:tc>
-          <w:tcPr>
-            <w:tcW w:type="dxa" w:w="6164"/>
-            <w:tcMar>
-              <w:top w:type="dxa" w:w="30"/>
-              <w:left w:type="dxa" w:w="90"/>
-              <w:bottom w:type="dxa" w:w="30"/>
-              <w:right w:type="dxa" w:w="90"/>
-            </w:tcMar>
-            <w:vAlign w:val="center"/>
-          </w:tcPr>
-          <w:p>
-            <w:pPr>
-              <w:spacing w:after="0" w:line="270"/>
-            </w:pPr>
-            <w:r>
-              <w:rPr>
-                <w:rFonts w:ascii="Times New Roman" w:cs="Times New Roman" w:eastAsia="Times New Roman" w:hAnsi="Times New Roman"/>
-                <w:b w:val="false"/>
-                <w:bCs w:val="false"/>
-                <w:i w:val="false"/>
-                <w:iCs w:val="false"/>
-                <w:color w:val="111111"/>
-                <w:sz w:val="19"/>
-                <w:szCs w:val="19"/>
-              </w:rPr>
-              <w:t xml:space="preserve">İsim cümlesini, munfasıl zamirleri ve nispet yapısını doğru kurar.</w:t>
-            </w:r>
-          </w:p>
-        </w:tc>
-        <w:tc>
-          <w:tcPr>
-            <w:tcW w:type="dxa" w:w="1100"/>
-            <w:tcMar>
-              <w:top w:type="dxa" w:w="30"/>
-              <w:left w:type="dxa" w:w="90"/>
-              <w:bottom w:type="dxa" w:w="30"/>
-              <w:right w:type="dxa" w:w="90"/>
-            </w:tcMar>
-            <w:vAlign w:val="center"/>
-          </w:tcPr>
-          <w:p>
-            <w:pPr>
-              <w:spacing w:after="0" w:line="270"/>
-              <w:jc w:val="center"/>
-            </w:pPr>
-            <w:r>
-              <w:rPr>
-                <w:rFonts w:ascii="Times New Roman" w:cs="Times New Roman" w:eastAsia="Times New Roman" w:hAnsi="Times New Roman"/>
-                <w:b w:val="false"/>
-                <w:bCs w:val="false"/>
-                <w:i w:val="false"/>
-                <w:iCs w:val="false"/>
-                <w:color w:val="111111"/>
-                <w:sz w:val="19"/>
-                <w:szCs w:val="19"/>
-              </w:rPr>
-              <w:t xml:space="preserve">3</w:t>
-            </w:r>
-          </w:p>
-        </w:tc>
-      </w:tr>
-      <w:tr>
-        <w:tc>
-          <w:tcPr>
-            <w:tcW w:type="dxa" w:w="2600"/>
-            <w:tcMar>
-              <w:top w:type="dxa" w:w="30"/>
-              <w:left w:type="dxa" w:w="90"/>
-              <w:bottom w:type="dxa" w:w="30"/>
-              <w:right w:type="dxa" w:w="90"/>
-            </w:tcMar>
-            <w:vAlign w:val="center"/>
-          </w:tcPr>
-          <w:p>
-            <w:pPr>
-              <w:spacing w:after="0" w:line="270"/>
-            </w:pPr>
-            <w:r>
-              <w:rPr>
-                <w:rFonts w:ascii="Times New Roman" w:cs="Times New Roman" w:eastAsia="Times New Roman" w:hAnsi="Times New Roman"/>
-                <w:b/>
-                <w:bCs/>
-                <w:i w:val="false"/>
-                <w:iCs w:val="false"/>
-                <w:color w:val="111111"/>
-                <w:sz w:val="19"/>
-                <w:szCs w:val="19"/>
-              </w:rPr>
-              <w:t xml:space="preserve">Yazım ve hareke</w:t>
-            </w:r>
-          </w:p>
-        </w:tc>
-        <w:tc>
-          <w:tcPr>
-            <w:tcW w:type="dxa" w:w="6164"/>
-            <w:tcMar>
-              <w:top w:type="dxa" w:w="30"/>
-              <w:left w:type="dxa" w:w="90"/>
-              <w:bottom w:type="dxa" w:w="30"/>
-              <w:right w:type="dxa" w:w="90"/>
-            </w:tcMar>
-            <w:vAlign w:val="center"/>
-          </w:tcPr>
-          <w:p>
-            <w:pPr>
-              <w:spacing w:after="0" w:line="270"/>
-            </w:pPr>
-            <w:r>
-              <w:rPr>
-                <w:rFonts w:ascii="Times New Roman" w:cs="Times New Roman" w:eastAsia="Times New Roman" w:hAnsi="Times New Roman"/>
-                <w:b w:val="false"/>
-                <w:bCs w:val="false"/>
-                <w:i w:val="false"/>
-                <w:iCs w:val="false"/>
-                <w:color w:val="111111"/>
-                <w:sz w:val="19"/>
-                <w:szCs w:val="19"/>
-              </w:rPr>
-              <w:t xml:space="preserve">Harf bitişimlerini ve harekeleri doğru yazar.</w:t>
-            </w:r>
-          </w:p>
-        </w:tc>
-        <w:tc>
-          <w:tcPr>
-            <w:tcW w:type="dxa" w:w="1100"/>
-            <w:tcMar>
-              <w:top w:type="dxa" w:w="30"/>
-              <w:left w:type="dxa" w:w="90"/>
-              <w:bottom w:type="dxa" w:w="30"/>
-              <w:right w:type="dxa" w:w="90"/>
-            </w:tcMar>
-            <w:vAlign w:val="center"/>
-          </w:tcPr>
-          <w:p>
-            <w:pPr>
-              <w:spacing w:after="0" w:line="270"/>
-              <w:jc w:val="center"/>
-            </w:pPr>
-            <w:r>
-              <w:rPr>
-                <w:rFonts w:ascii="Times New Roman" w:cs="Times New Roman" w:eastAsia="Times New Roman" w:hAnsi="Times New Roman"/>
-                <w:b w:val="false"/>
-                <w:bCs w:val="false"/>
-                <w:i w:val="false"/>
-                <w:iCs w:val="false"/>
-                <w:color w:val="111111"/>
-                <w:sz w:val="19"/>
-                <w:szCs w:val="19"/>
-              </w:rPr>
-              <w:t xml:space="preserve">3</w:t>
-            </w:r>
-          </w:p>
-        </w:tc>
-      </w:tr>
-      <w:tr>
-        <w:tc>
-          <w:tcPr>
-            <w:tcW w:type="dxa" w:w="2600"/>
-            <w:shd w:fill="D8E2EC" w:color="auto" w:val="clear"/>
-            <w:tcMar>
-              <w:top w:type="dxa" w:w="30"/>
-              <w:left w:type="dxa" w:w="90"/>
-              <w:bottom w:type="dxa" w:w="30"/>
-              <w:right w:type="dxa" w:w="90"/>
-            </w:tcMar>
-            <w:vAlign w:val="center"/>
-          </w:tcPr>
-          <w:p>
-            <w:pPr>
-              <w:spacing w:after="0" w:line="270"/>
-            </w:pPr>
-            <w:r>
-              <w:rPr>
-                <w:rFonts w:ascii="Times New Roman" w:cs="Times New Roman" w:eastAsia="Times New Roman" w:hAnsi="Times New Roman"/>
-                <w:b/>
-                <w:bCs/>
-                <w:i w:val="false"/>
-                <w:iCs w:val="false"/>
-                <w:color w:val="111111"/>
-                <w:sz w:val="19"/>
-                <w:szCs w:val="19"/>
-              </w:rPr>
-              <w:t xml:space="preserve">TOPLAM</w:t>
-            </w:r>
-          </w:p>
-        </w:tc>
-        <w:tc>
-          <w:tcPr>
-            <w:tcW w:type="dxa" w:w="6164"/>
-            <w:shd w:fill="D8E2EC" w:color="auto" w:val="clear"/>
-            <w:tcMar>
-              <w:top w:type="dxa" w:w="30"/>
-              <w:left w:type="dxa" w:w="90"/>
-              <w:bottom w:type="dxa" w:w="30"/>
-              <w:right w:type="dxa" w:w="90"/>
-            </w:tcMar>
-            <w:vAlign w:val="center"/>
-          </w:tcPr>
-          <w:p>
-            <w:pPr>
-              <w:spacing w:after="0" w:line="270"/>
-            </w:pPr>
-            <w:r>
-              <w:rPr>
-                <w:rFonts w:ascii="Times New Roman" w:cs="Times New Roman" w:eastAsia="Times New Roman" w:hAnsi="Times New Roman"/>
-                <w:b w:val="false"/>
-                <w:bCs w:val="false"/>
-                <w:i w:val="false"/>
-                <w:iCs w:val="false"/>
-                <w:color w:val="111111"/>
-                <w:sz w:val="21"/>
-                <w:szCs w:val="21"/>
-              </w:rPr>
-              <w:t xml:space="preserve"/>
-            </w:r>
-          </w:p>
-        </w:tc>
-        <w:tc>
-          <w:tcPr>
-            <w:tcW w:type="dxa" w:w="1100"/>
-            <w:shd w:fill="D8E2EC" w:color="auto" w:val="clear"/>
-            <w:tcMar>
-              <w:top w:type="dxa" w:w="30"/>
-              <w:left w:type="dxa" w:w="90"/>
-              <w:bottom w:type="dxa" w:w="30"/>
-              <w:right w:type="dxa" w:w="90"/>
-            </w:tcMar>
-            <w:vAlign w:val="center"/>
-          </w:tcPr>
-          <w:p>
-            <w:pPr>
-              <w:spacing w:after="0" w:line="270"/>
-              <w:jc w:val="center"/>
-            </w:pPr>
-            <w:r>
-              <w:rPr>
-                <w:rFonts w:ascii="Times New Roman" w:cs="Times New Roman" w:eastAsia="Times New Roman" w:hAnsi="Times New Roman"/>
-                <w:b/>
-                <w:bCs/>
-                <w:i w:val="false"/>
-                <w:iCs w:val="false"/>
-                <w:color w:val="111111"/>
-                <w:sz w:val="19"/>
-                <w:szCs w:val="19"/>
+                <w:sz w:val="17"/>
+                <w:szCs w:val="17"/>
               </w:rPr>
               <w:t xml:space="preserve">15</w:t>
             </w:r>
@@ -8468,7 +8272,7 @@
     </w:tbl>
     <w:p>
       <w:pPr>
-        <w:spacing w:after="110"/>
+        <w:spacing w:after="44"/>
       </w:pPr>
       <w:r>
         <w:rPr>
@@ -8478,8 +8282,8 @@
           <w:i w:val="false"/>
           <w:iCs w:val="false"/>
           <w:color w:val="111111"/>
-          <w:sz w:val="21"/>
-          <w:szCs w:val="21"/>
+          <w:sz w:val="18"/>
+          <w:szCs w:val="18"/>
         </w:rPr>
         <w:t xml:space="preserve"/>
       </w:r>
@@ -8487,7 +8291,7 @@
     <w:p>
       <w:pPr>
         <w:keepNext w:val="false"/>
-        <w:spacing w:after="90" w:before="0" w:line="280"/>
+        <w:spacing w:after="36" w:before="0" w:line="220"/>
       </w:pPr>
       <w:r>
         <w:rPr>
@@ -8497,8 +8301,8 @@
           <w:i w:val="false"/>
           <w:iCs w:val="false"/>
           <w:color w:val="111111"/>
-          <w:sz w:val="20"/>
-          <w:szCs w:val="20"/>
+          <w:sz w:val="17"/>
+          <w:szCs w:val="17"/>
         </w:rPr>
         <w:t xml:space="preserve">Öğrenme çıktısı / kazanım dağılımı</w:t>
       </w:r>
@@ -8539,7 +8343,7 @@
           </w:tcPr>
           <w:p>
             <w:pPr>
-              <w:spacing w:after="0" w:line="270"/>
+              <w:spacing w:after="0" w:line="220"/>
               <w:jc w:val="center"/>
             </w:pPr>
             <w:r>
@@ -8550,8 +8354,8 @@
                 <w:i w:val="false"/>
                 <w:iCs w:val="false"/>
                 <w:color w:val="111111"/>
-                <w:sz w:val="18"/>
-                <w:szCs w:val="18"/>
+                <w:sz w:val="16"/>
+                <w:szCs w:val="16"/>
               </w:rPr>
               <w:t xml:space="preserve">Soru</w:t>
             </w:r>
@@ -8571,7 +8375,7 @@
           </w:tcPr>
           <w:p>
             <w:pPr>
-              <w:spacing w:after="0" w:line="270"/>
+              <w:spacing w:after="0" w:line="220"/>
               <w:jc w:val="center"/>
             </w:pPr>
             <w:r>
@@ -8582,8 +8386,8 @@
                 <w:i w:val="false"/>
                 <w:iCs w:val="false"/>
                 <w:color w:val="111111"/>
-                <w:sz w:val="18"/>
-                <w:szCs w:val="18"/>
+                <w:sz w:val="16"/>
+                <w:szCs w:val="16"/>
               </w:rPr>
               <w:t xml:space="preserve">Öğrenme çıktısı</w:t>
             </w:r>
@@ -8603,7 +8407,7 @@
           </w:tcPr>
           <w:p>
             <w:pPr>
-              <w:spacing w:after="0" w:line="270"/>
+              <w:spacing w:after="0" w:line="220"/>
               <w:jc w:val="center"/>
             </w:pPr>
             <w:r>
@@ -8614,8 +8418,8 @@
                 <w:i w:val="false"/>
                 <w:iCs w:val="false"/>
                 <w:color w:val="111111"/>
-                <w:sz w:val="18"/>
-                <w:szCs w:val="18"/>
+                <w:sz w:val="16"/>
+                <w:szCs w:val="16"/>
               </w:rPr>
               <w:t xml:space="preserve">Beceri alanı</w:t>
             </w:r>
@@ -8635,7 +8439,7 @@
           </w:tcPr>
           <w:p>
             <w:pPr>
-              <w:spacing w:after="0" w:line="270"/>
+              <w:spacing w:after="0" w:line="220"/>
               <w:jc w:val="center"/>
             </w:pPr>
             <w:r>
@@ -8646,8 +8450,8 @@
                 <w:i w:val="false"/>
                 <w:iCs w:val="false"/>
                 <w:color w:val="111111"/>
-                <w:sz w:val="18"/>
-                <w:szCs w:val="18"/>
+                <w:sz w:val="16"/>
+                <w:szCs w:val="16"/>
               </w:rPr>
               <w:t xml:space="preserve">Puan</w:t>
             </w:r>
@@ -8668,7 +8472,7 @@
           </w:tcPr>
           <w:p>
             <w:pPr>
-              <w:spacing w:after="0" w:line="270"/>
+              <w:spacing w:after="0" w:line="220"/>
               <w:jc w:val="center"/>
             </w:pPr>
             <w:r>
@@ -8679,8 +8483,8 @@
                 <w:i w:val="false"/>
                 <w:iCs w:val="false"/>
                 <w:color w:val="111111"/>
-                <w:sz w:val="18"/>
-                <w:szCs w:val="18"/>
+                <w:sz w:val="16"/>
+                <w:szCs w:val="16"/>
               </w:rPr>
               <w:t xml:space="preserve">1</w:t>
             </w:r>
@@ -8699,18 +8503,18 @@
           </w:tcPr>
           <w:p>
             <w:pPr>
-              <w:spacing w:after="0" w:line="270"/>
-            </w:pPr>
-            <w:r>
-              <w:rPr>
-                <w:rFonts w:ascii="Times New Roman" w:cs="Times New Roman" w:eastAsia="Times New Roman" w:hAnsi="Times New Roman"/>
-                <w:b w:val="false"/>
-                <w:bCs w:val="false"/>
-                <w:i w:val="false"/>
-                <w:iCs w:val="false"/>
-                <w:color w:val="111111"/>
-                <w:sz w:val="17"/>
-                <w:szCs w:val="17"/>
+              <w:spacing w:after="0" w:line="220"/>
+            </w:pPr>
+            <w:r>
+              <w:rPr>
+                <w:rFonts w:ascii="Times New Roman" w:cs="Times New Roman" w:eastAsia="Times New Roman" w:hAnsi="Times New Roman"/>
+                <w:b w:val="false"/>
+                <w:bCs w:val="false"/>
+                <w:i w:val="false"/>
+                <w:iCs w:val="false"/>
+                <w:color w:val="111111"/>
+                <w:sz w:val="15"/>
+                <w:szCs w:val="15"/>
               </w:rPr>
               <w:t xml:space="preserve">ARP.9.1.4.1 — Selamlaşma ve tanışmayla ilgili hedef sözcükleri kullanabilme</w:t>
             </w:r>
@@ -8729,19 +8533,19 @@
           </w:tcPr>
           <w:p>
             <w:pPr>
-              <w:spacing w:after="0" w:line="270"/>
-              <w:jc w:val="center"/>
-            </w:pPr>
-            <w:r>
-              <w:rPr>
-                <w:rFonts w:ascii="Times New Roman" w:cs="Times New Roman" w:eastAsia="Times New Roman" w:hAnsi="Times New Roman"/>
-                <w:b w:val="false"/>
-                <w:bCs w:val="false"/>
-                <w:i w:val="false"/>
-                <w:iCs w:val="false"/>
-                <w:color w:val="111111"/>
-                <w:sz w:val="17"/>
-                <w:szCs w:val="17"/>
+              <w:spacing w:after="0" w:line="220"/>
+              <w:jc w:val="center"/>
+            </w:pPr>
+            <w:r>
+              <w:rPr>
+                <w:rFonts w:ascii="Times New Roman" w:cs="Times New Roman" w:eastAsia="Times New Roman" w:hAnsi="Times New Roman"/>
+                <w:b w:val="false"/>
+                <w:bCs w:val="false"/>
+                <w:i w:val="false"/>
+                <w:iCs w:val="false"/>
+                <w:color w:val="111111"/>
+                <w:sz w:val="15"/>
+                <w:szCs w:val="15"/>
               </w:rPr>
               <w:t xml:space="preserve">Sözcük</w:t>
             </w:r>
@@ -8760,19 +8564,19 @@
           </w:tcPr>
           <w:p>
             <w:pPr>
-              <w:spacing w:after="0" w:line="270"/>
-              <w:jc w:val="center"/>
-            </w:pPr>
-            <w:r>
-              <w:rPr>
-                <w:rFonts w:ascii="Times New Roman" w:cs="Times New Roman" w:eastAsia="Times New Roman" w:hAnsi="Times New Roman"/>
-                <w:b w:val="false"/>
-                <w:bCs w:val="false"/>
-                <w:i w:val="false"/>
-                <w:iCs w:val="false"/>
-                <w:color w:val="111111"/>
-                <w:sz w:val="18"/>
-                <w:szCs w:val="18"/>
+              <w:spacing w:after="0" w:line="220"/>
+              <w:jc w:val="center"/>
+            </w:pPr>
+            <w:r>
+              <w:rPr>
+                <w:rFonts w:ascii="Times New Roman" w:cs="Times New Roman" w:eastAsia="Times New Roman" w:hAnsi="Times New Roman"/>
+                <w:b w:val="false"/>
+                <w:bCs w:val="false"/>
+                <w:i w:val="false"/>
+                <w:iCs w:val="false"/>
+                <w:color w:val="111111"/>
+                <w:sz w:val="16"/>
+                <w:szCs w:val="16"/>
               </w:rPr>
               <w:t xml:space="preserve">12</w:t>
             </w:r>
@@ -8793,7 +8597,7 @@
           </w:tcPr>
           <w:p>
             <w:pPr>
-              <w:spacing w:after="0" w:line="270"/>
+              <w:spacing w:after="0" w:line="220"/>
               <w:jc w:val="center"/>
             </w:pPr>
             <w:r>
@@ -8804,8 +8608,8 @@
                 <w:i w:val="false"/>
                 <w:iCs w:val="false"/>
                 <w:color w:val="111111"/>
-                <w:sz w:val="18"/>
-                <w:szCs w:val="18"/>
+                <w:sz w:val="16"/>
+                <w:szCs w:val="16"/>
               </w:rPr>
               <w:t xml:space="preserve">2</w:t>
             </w:r>
@@ -8824,18 +8628,18 @@
           </w:tcPr>
           <w:p>
             <w:pPr>
-              <w:spacing w:after="0" w:line="270"/>
-            </w:pPr>
-            <w:r>
-              <w:rPr>
-                <w:rFonts w:ascii="Times New Roman" w:cs="Times New Roman" w:eastAsia="Times New Roman" w:hAnsi="Times New Roman"/>
-                <w:b w:val="false"/>
-                <w:bCs w:val="false"/>
-                <w:i w:val="false"/>
-                <w:iCs w:val="false"/>
-                <w:color w:val="111111"/>
-                <w:sz w:val="17"/>
-                <w:szCs w:val="17"/>
+              <w:spacing w:after="0" w:line="220"/>
+            </w:pPr>
+            <w:r>
+              <w:rPr>
+                <w:rFonts w:ascii="Times New Roman" w:cs="Times New Roman" w:eastAsia="Times New Roman" w:hAnsi="Times New Roman"/>
+                <w:b w:val="false"/>
+                <w:bCs w:val="false"/>
+                <w:i w:val="false"/>
+                <w:iCs w:val="false"/>
+                <w:color w:val="111111"/>
+                <w:sz w:val="15"/>
+                <w:szCs w:val="15"/>
               </w:rPr>
               <w:t xml:space="preserve">ARP.9.1.7.1 — Hedef harfleri ve kelimeleri yazmaya hazırlık yapabilme</w:t>
             </w:r>
@@ -8854,19 +8658,19 @@
           </w:tcPr>
           <w:p>
             <w:pPr>
-              <w:spacing w:after="0" w:line="270"/>
-              <w:jc w:val="center"/>
-            </w:pPr>
-            <w:r>
-              <w:rPr>
-                <w:rFonts w:ascii="Times New Roman" w:cs="Times New Roman" w:eastAsia="Times New Roman" w:hAnsi="Times New Roman"/>
-                <w:b w:val="false"/>
-                <w:bCs w:val="false"/>
-                <w:i w:val="false"/>
-                <w:iCs w:val="false"/>
-                <w:color w:val="111111"/>
-                <w:sz w:val="17"/>
-                <w:szCs w:val="17"/>
+              <w:spacing w:after="0" w:line="220"/>
+              <w:jc w:val="center"/>
+            </w:pPr>
+            <w:r>
+              <w:rPr>
+                <w:rFonts w:ascii="Times New Roman" w:cs="Times New Roman" w:eastAsia="Times New Roman" w:hAnsi="Times New Roman"/>
+                <w:b w:val="false"/>
+                <w:bCs w:val="false"/>
+                <w:i w:val="false"/>
+                <w:iCs w:val="false"/>
+                <w:color w:val="111111"/>
+                <w:sz w:val="15"/>
+                <w:szCs w:val="15"/>
               </w:rPr>
               <w:t xml:space="preserve">Yazma</w:t>
             </w:r>
@@ -8885,19 +8689,19 @@
           </w:tcPr>
           <w:p>
             <w:pPr>
-              <w:spacing w:after="0" w:line="270"/>
-              <w:jc w:val="center"/>
-            </w:pPr>
-            <w:r>
-              <w:rPr>
-                <w:rFonts w:ascii="Times New Roman" w:cs="Times New Roman" w:eastAsia="Times New Roman" w:hAnsi="Times New Roman"/>
-                <w:b w:val="false"/>
-                <w:bCs w:val="false"/>
-                <w:i w:val="false"/>
-                <w:iCs w:val="false"/>
-                <w:color w:val="111111"/>
-                <w:sz w:val="18"/>
-                <w:szCs w:val="18"/>
+              <w:spacing w:after="0" w:line="220"/>
+              <w:jc w:val="center"/>
+            </w:pPr>
+            <w:r>
+              <w:rPr>
+                <w:rFonts w:ascii="Times New Roman" w:cs="Times New Roman" w:eastAsia="Times New Roman" w:hAnsi="Times New Roman"/>
+                <w:b w:val="false"/>
+                <w:bCs w:val="false"/>
+                <w:i w:val="false"/>
+                <w:iCs w:val="false"/>
+                <w:color w:val="111111"/>
+                <w:sz w:val="16"/>
+                <w:szCs w:val="16"/>
               </w:rPr>
               <w:t xml:space="preserve">12</w:t>
             </w:r>
@@ -8918,7 +8722,7 @@
           </w:tcPr>
           <w:p>
             <w:pPr>
-              <w:spacing w:after="0" w:line="270"/>
+              <w:spacing w:after="0" w:line="220"/>
               <w:jc w:val="center"/>
             </w:pPr>
             <w:r>
@@ -8929,8 +8733,8 @@
                 <w:i w:val="false"/>
                 <w:iCs w:val="false"/>
                 <w:color w:val="111111"/>
-                <w:sz w:val="18"/>
-                <w:szCs w:val="18"/>
+                <w:sz w:val="16"/>
+                <w:szCs w:val="16"/>
               </w:rPr>
               <w:t xml:space="preserve">3</w:t>
             </w:r>
@@ -8949,18 +8753,18 @@
           </w:tcPr>
           <w:p>
             <w:pPr>
-              <w:spacing w:after="0" w:line="270"/>
-            </w:pPr>
-            <w:r>
-              <w:rPr>
-                <w:rFonts w:ascii="Times New Roman" w:cs="Times New Roman" w:eastAsia="Times New Roman" w:hAnsi="Times New Roman"/>
-                <w:b w:val="false"/>
-                <w:bCs w:val="false"/>
-                <w:i w:val="false"/>
-                <w:iCs w:val="false"/>
-                <w:color w:val="111111"/>
-                <w:sz w:val="17"/>
-                <w:szCs w:val="17"/>
+              <w:spacing w:after="0" w:line="220"/>
+            </w:pPr>
+            <w:r>
+              <w:rPr>
+                <w:rFonts w:ascii="Times New Roman" w:cs="Times New Roman" w:eastAsia="Times New Roman" w:hAnsi="Times New Roman"/>
+                <w:b w:val="false"/>
+                <w:bCs w:val="false"/>
+                <w:i w:val="false"/>
+                <w:iCs w:val="false"/>
+                <w:color w:val="111111"/>
+                <w:sz w:val="15"/>
+                <w:szCs w:val="15"/>
               </w:rPr>
               <w:t xml:space="preserve">ARP.9.1.6.1 — Selamlaşma ve tanışmayla ilgili konuşmaya hazırlık yapabilme</w:t>
             </w:r>
@@ -8979,19 +8783,19 @@
           </w:tcPr>
           <w:p>
             <w:pPr>
-              <w:spacing w:after="0" w:line="270"/>
-              <w:jc w:val="center"/>
-            </w:pPr>
-            <w:r>
-              <w:rPr>
-                <w:rFonts w:ascii="Times New Roman" w:cs="Times New Roman" w:eastAsia="Times New Roman" w:hAnsi="Times New Roman"/>
-                <w:b w:val="false"/>
-                <w:bCs w:val="false"/>
-                <w:i w:val="false"/>
-                <w:iCs w:val="false"/>
-                <w:color w:val="111111"/>
-                <w:sz w:val="17"/>
-                <w:szCs w:val="17"/>
+              <w:spacing w:after="0" w:line="220"/>
+              <w:jc w:val="center"/>
+            </w:pPr>
+            <w:r>
+              <w:rPr>
+                <w:rFonts w:ascii="Times New Roman" w:cs="Times New Roman" w:eastAsia="Times New Roman" w:hAnsi="Times New Roman"/>
+                <w:b w:val="false"/>
+                <w:bCs w:val="false"/>
+                <w:i w:val="false"/>
+                <w:iCs w:val="false"/>
+                <w:color w:val="111111"/>
+                <w:sz w:val="15"/>
+                <w:szCs w:val="15"/>
               </w:rPr>
               <w:t xml:space="preserve">Konuşma</w:t>
             </w:r>
@@ -9010,19 +8814,19 @@
           </w:tcPr>
           <w:p>
             <w:pPr>
-              <w:spacing w:after="0" w:line="270"/>
-              <w:jc w:val="center"/>
-            </w:pPr>
-            <w:r>
-              <w:rPr>
-                <w:rFonts w:ascii="Times New Roman" w:cs="Times New Roman" w:eastAsia="Times New Roman" w:hAnsi="Times New Roman"/>
-                <w:b w:val="false"/>
-                <w:bCs w:val="false"/>
-                <w:i w:val="false"/>
-                <w:iCs w:val="false"/>
-                <w:color w:val="111111"/>
-                <w:sz w:val="18"/>
-                <w:szCs w:val="18"/>
+              <w:spacing w:after="0" w:line="220"/>
+              <w:jc w:val="center"/>
+            </w:pPr>
+            <w:r>
+              <w:rPr>
+                <w:rFonts w:ascii="Times New Roman" w:cs="Times New Roman" w:eastAsia="Times New Roman" w:hAnsi="Times New Roman"/>
+                <w:b w:val="false"/>
+                <w:bCs w:val="false"/>
+                <w:i w:val="false"/>
+                <w:iCs w:val="false"/>
+                <w:color w:val="111111"/>
+                <w:sz w:val="16"/>
+                <w:szCs w:val="16"/>
               </w:rPr>
               <w:t xml:space="preserve">12</w:t>
             </w:r>
@@ -9043,7 +8847,7 @@
           </w:tcPr>
           <w:p>
             <w:pPr>
-              <w:spacing w:after="0" w:line="270"/>
+              <w:spacing w:after="0" w:line="220"/>
               <w:jc w:val="center"/>
             </w:pPr>
             <w:r>
@@ -9054,8 +8858,8 @@
                 <w:i w:val="false"/>
                 <w:iCs w:val="false"/>
                 <w:color w:val="111111"/>
-                <w:sz w:val="18"/>
-                <w:szCs w:val="18"/>
+                <w:sz w:val="16"/>
+                <w:szCs w:val="16"/>
               </w:rPr>
               <w:t xml:space="preserve">4</w:t>
             </w:r>
@@ -9074,18 +8878,18 @@
           </w:tcPr>
           <w:p>
             <w:pPr>
-              <w:spacing w:after="0" w:line="270"/>
-            </w:pPr>
-            <w:r>
-              <w:rPr>
-                <w:rFonts w:ascii="Times New Roman" w:cs="Times New Roman" w:eastAsia="Times New Roman" w:hAnsi="Times New Roman"/>
-                <w:b w:val="false"/>
-                <w:bCs w:val="false"/>
-                <w:i w:val="false"/>
-                <w:iCs w:val="false"/>
-                <w:color w:val="111111"/>
-                <w:sz w:val="17"/>
-                <w:szCs w:val="17"/>
+              <w:spacing w:after="0" w:line="220"/>
+            </w:pPr>
+            <w:r>
+              <w:rPr>
+                <w:rFonts w:ascii="Times New Roman" w:cs="Times New Roman" w:eastAsia="Times New Roman" w:hAnsi="Times New Roman"/>
+                <w:b w:val="false"/>
+                <w:bCs w:val="false"/>
+                <w:i w:val="false"/>
+                <w:iCs w:val="false"/>
+                <w:color w:val="111111"/>
+                <w:sz w:val="15"/>
+                <w:szCs w:val="15"/>
               </w:rPr>
               <w:t xml:space="preserve">ARP.9.1.3.1 — Selamlaşma ve tanışmayla ilgili hedef dil yapılarını kullanabilme</w:t>
             </w:r>
@@ -9104,19 +8908,19 @@
           </w:tcPr>
           <w:p>
             <w:pPr>
-              <w:spacing w:after="0" w:line="270"/>
-              <w:jc w:val="center"/>
-            </w:pPr>
-            <w:r>
-              <w:rPr>
-                <w:rFonts w:ascii="Times New Roman" w:cs="Times New Roman" w:eastAsia="Times New Roman" w:hAnsi="Times New Roman"/>
-                <w:b w:val="false"/>
-                <w:bCs w:val="false"/>
-                <w:i w:val="false"/>
-                <w:iCs w:val="false"/>
-                <w:color w:val="111111"/>
-                <w:sz w:val="17"/>
-                <w:szCs w:val="17"/>
+              <w:spacing w:after="0" w:line="220"/>
+              <w:jc w:val="center"/>
+            </w:pPr>
+            <w:r>
+              <w:rPr>
+                <w:rFonts w:ascii="Times New Roman" w:cs="Times New Roman" w:eastAsia="Times New Roman" w:hAnsi="Times New Roman"/>
+                <w:b w:val="false"/>
+                <w:bCs w:val="false"/>
+                <w:i w:val="false"/>
+                <w:iCs w:val="false"/>
+                <w:color w:val="111111"/>
+                <w:sz w:val="15"/>
+                <w:szCs w:val="15"/>
               </w:rPr>
               <w:t xml:space="preserve">Dil Bilgisi</w:t>
             </w:r>
@@ -9135,19 +8939,19 @@
           </w:tcPr>
           <w:p>
             <w:pPr>
-              <w:spacing w:after="0" w:line="270"/>
-              <w:jc w:val="center"/>
-            </w:pPr>
-            <w:r>
-              <w:rPr>
-                <w:rFonts w:ascii="Times New Roman" w:cs="Times New Roman" w:eastAsia="Times New Roman" w:hAnsi="Times New Roman"/>
-                <w:b w:val="false"/>
-                <w:bCs w:val="false"/>
-                <w:i w:val="false"/>
-                <w:iCs w:val="false"/>
-                <w:color w:val="111111"/>
-                <w:sz w:val="18"/>
-                <w:szCs w:val="18"/>
+              <w:spacing w:after="0" w:line="220"/>
+              <w:jc w:val="center"/>
+            </w:pPr>
+            <w:r>
+              <w:rPr>
+                <w:rFonts w:ascii="Times New Roman" w:cs="Times New Roman" w:eastAsia="Times New Roman" w:hAnsi="Times New Roman"/>
+                <w:b w:val="false"/>
+                <w:bCs w:val="false"/>
+                <w:i w:val="false"/>
+                <w:iCs w:val="false"/>
+                <w:color w:val="111111"/>
+                <w:sz w:val="16"/>
+                <w:szCs w:val="16"/>
               </w:rPr>
               <w:t xml:space="preserve">14</w:t>
             </w:r>
@@ -9168,7 +8972,7 @@
           </w:tcPr>
           <w:p>
             <w:pPr>
-              <w:spacing w:after="0" w:line="270"/>
+              <w:spacing w:after="0" w:line="220"/>
               <w:jc w:val="center"/>
             </w:pPr>
             <w:r>
@@ -9179,8 +8983,8 @@
                 <w:i w:val="false"/>
                 <w:iCs w:val="false"/>
                 <w:color w:val="111111"/>
-                <w:sz w:val="18"/>
-                <w:szCs w:val="18"/>
+                <w:sz w:val="16"/>
+                <w:szCs w:val="16"/>
               </w:rPr>
               <w:t xml:space="preserve">5</w:t>
             </w:r>
@@ -9199,18 +9003,18 @@
           </w:tcPr>
           <w:p>
             <w:pPr>
-              <w:spacing w:after="0" w:line="270"/>
-            </w:pPr>
-            <w:r>
-              <w:rPr>
-                <w:rFonts w:ascii="Times New Roman" w:cs="Times New Roman" w:eastAsia="Times New Roman" w:hAnsi="Times New Roman"/>
-                <w:b w:val="false"/>
-                <w:bCs w:val="false"/>
-                <w:i w:val="false"/>
-                <w:iCs w:val="false"/>
-                <w:color w:val="111111"/>
-                <w:sz w:val="17"/>
-                <w:szCs w:val="17"/>
+              <w:spacing w:after="0" w:line="220"/>
+            </w:pPr>
+            <w:r>
+              <w:rPr>
+                <w:rFonts w:ascii="Times New Roman" w:cs="Times New Roman" w:eastAsia="Times New Roman" w:hAnsi="Times New Roman"/>
+                <w:b w:val="false"/>
+                <w:bCs w:val="false"/>
+                <w:i w:val="false"/>
+                <w:iCs w:val="false"/>
+                <w:color w:val="111111"/>
+                <w:sz w:val="15"/>
+                <w:szCs w:val="15"/>
               </w:rPr>
               <w:t xml:space="preserve">ARP.9.1.2.3 — Selamlaşma ve tanışmayla ilgili okuduğu içeriği anlamlandırabilme</w:t>
             </w:r>
@@ -9229,19 +9033,19 @@
           </w:tcPr>
           <w:p>
             <w:pPr>
-              <w:spacing w:after="0" w:line="270"/>
-              <w:jc w:val="center"/>
-            </w:pPr>
-            <w:r>
-              <w:rPr>
-                <w:rFonts w:ascii="Times New Roman" w:cs="Times New Roman" w:eastAsia="Times New Roman" w:hAnsi="Times New Roman"/>
-                <w:b w:val="false"/>
-                <w:bCs w:val="false"/>
-                <w:i w:val="false"/>
-                <w:iCs w:val="false"/>
-                <w:color w:val="111111"/>
-                <w:sz w:val="17"/>
-                <w:szCs w:val="17"/>
+              <w:spacing w:after="0" w:line="220"/>
+              <w:jc w:val="center"/>
+            </w:pPr>
+            <w:r>
+              <w:rPr>
+                <w:rFonts w:ascii="Times New Roman" w:cs="Times New Roman" w:eastAsia="Times New Roman" w:hAnsi="Times New Roman"/>
+                <w:b w:val="false"/>
+                <w:bCs w:val="false"/>
+                <w:i w:val="false"/>
+                <w:iCs w:val="false"/>
+                <w:color w:val="111111"/>
+                <w:sz w:val="15"/>
+                <w:szCs w:val="15"/>
               </w:rPr>
               <w:t xml:space="preserve">Okuma</w:t>
             </w:r>
@@ -9260,19 +9064,19 @@
           </w:tcPr>
           <w:p>
             <w:pPr>
-              <w:spacing w:after="0" w:line="270"/>
-              <w:jc w:val="center"/>
-            </w:pPr>
-            <w:r>
-              <w:rPr>
-                <w:rFonts w:ascii="Times New Roman" w:cs="Times New Roman" w:eastAsia="Times New Roman" w:hAnsi="Times New Roman"/>
-                <w:b w:val="false"/>
-                <w:bCs w:val="false"/>
-                <w:i w:val="false"/>
-                <w:iCs w:val="false"/>
-                <w:color w:val="111111"/>
-                <w:sz w:val="18"/>
-                <w:szCs w:val="18"/>
+              <w:spacing w:after="0" w:line="220"/>
+              <w:jc w:val="center"/>
+            </w:pPr>
+            <w:r>
+              <w:rPr>
+                <w:rFonts w:ascii="Times New Roman" w:cs="Times New Roman" w:eastAsia="Times New Roman" w:hAnsi="Times New Roman"/>
+                <w:b w:val="false"/>
+                <w:bCs w:val="false"/>
+                <w:i w:val="false"/>
+                <w:iCs w:val="false"/>
+                <w:color w:val="111111"/>
+                <w:sz w:val="16"/>
+                <w:szCs w:val="16"/>
               </w:rPr>
               <w:t xml:space="preserve">15</w:t>
             </w:r>
@@ -9293,7 +9097,7 @@
           </w:tcPr>
           <w:p>
             <w:pPr>
-              <w:spacing w:after="0" w:line="270"/>
+              <w:spacing w:after="0" w:line="220"/>
               <w:jc w:val="center"/>
             </w:pPr>
             <w:r>
@@ -9304,8 +9108,8 @@
                 <w:i w:val="false"/>
                 <w:iCs w:val="false"/>
                 <w:color w:val="111111"/>
-                <w:sz w:val="18"/>
-                <w:szCs w:val="18"/>
+                <w:sz w:val="16"/>
+                <w:szCs w:val="16"/>
               </w:rPr>
               <w:t xml:space="preserve">6</w:t>
             </w:r>
@@ -9324,18 +9128,18 @@
           </w:tcPr>
           <w:p>
             <w:pPr>
-              <w:spacing w:after="0" w:line="270"/>
-            </w:pPr>
-            <w:r>
-              <w:rPr>
-                <w:rFonts w:ascii="Times New Roman" w:cs="Times New Roman" w:eastAsia="Times New Roman" w:hAnsi="Times New Roman"/>
-                <w:b w:val="false"/>
-                <w:bCs w:val="false"/>
-                <w:i w:val="false"/>
-                <w:iCs w:val="false"/>
-                <w:color w:val="111111"/>
-                <w:sz w:val="17"/>
-                <w:szCs w:val="17"/>
+              <w:spacing w:after="0" w:line="220"/>
+            </w:pPr>
+            <w:r>
+              <w:rPr>
+                <w:rFonts w:ascii="Times New Roman" w:cs="Times New Roman" w:eastAsia="Times New Roman" w:hAnsi="Times New Roman"/>
+                <w:b w:val="false"/>
+                <w:bCs w:val="false"/>
+                <w:i w:val="false"/>
+                <w:iCs w:val="false"/>
+                <w:color w:val="111111"/>
+                <w:sz w:val="15"/>
+                <w:szCs w:val="15"/>
               </w:rPr>
               <w:t xml:space="preserve">ARP.9.1.5.1 — Hedef harfleri ve harekeleri sesletim unsurlarına uygun olarak seslendirebilme</w:t>
             </w:r>
@@ -9354,19 +9158,19 @@
           </w:tcPr>
           <w:p>
             <w:pPr>
-              <w:spacing w:after="0" w:line="270"/>
-              <w:jc w:val="center"/>
-            </w:pPr>
-            <w:r>
-              <w:rPr>
-                <w:rFonts w:ascii="Times New Roman" w:cs="Times New Roman" w:eastAsia="Times New Roman" w:hAnsi="Times New Roman"/>
-                <w:b w:val="false"/>
-                <w:bCs w:val="false"/>
-                <w:i w:val="false"/>
-                <w:iCs w:val="false"/>
-                <w:color w:val="111111"/>
-                <w:sz w:val="17"/>
-                <w:szCs w:val="17"/>
+              <w:spacing w:after="0" w:line="220"/>
+              <w:jc w:val="center"/>
+            </w:pPr>
+            <w:r>
+              <w:rPr>
+                <w:rFonts w:ascii="Times New Roman" w:cs="Times New Roman" w:eastAsia="Times New Roman" w:hAnsi="Times New Roman"/>
+                <w:b w:val="false"/>
+                <w:bCs w:val="false"/>
+                <w:i w:val="false"/>
+                <w:iCs w:val="false"/>
+                <w:color w:val="111111"/>
+                <w:sz w:val="15"/>
+                <w:szCs w:val="15"/>
               </w:rPr>
               <w:t xml:space="preserve">Sesletim</w:t>
             </w:r>
@@ -9385,19 +9189,19 @@
           </w:tcPr>
           <w:p>
             <w:pPr>
-              <w:spacing w:after="0" w:line="270"/>
-              <w:jc w:val="center"/>
-            </w:pPr>
-            <w:r>
-              <w:rPr>
-                <w:rFonts w:ascii="Times New Roman" w:cs="Times New Roman" w:eastAsia="Times New Roman" w:hAnsi="Times New Roman"/>
-                <w:b w:val="false"/>
-                <w:bCs w:val="false"/>
-                <w:i w:val="false"/>
-                <w:iCs w:val="false"/>
-                <w:color w:val="111111"/>
-                <w:sz w:val="18"/>
-                <w:szCs w:val="18"/>
+              <w:spacing w:after="0" w:line="220"/>
+              <w:jc w:val="center"/>
+            </w:pPr>
+            <w:r>
+              <w:rPr>
+                <w:rFonts w:ascii="Times New Roman" w:cs="Times New Roman" w:eastAsia="Times New Roman" w:hAnsi="Times New Roman"/>
+                <w:b w:val="false"/>
+                <w:bCs w:val="false"/>
+                <w:i w:val="false"/>
+                <w:iCs w:val="false"/>
+                <w:color w:val="111111"/>
+                <w:sz w:val="16"/>
+                <w:szCs w:val="16"/>
               </w:rPr>
               <w:t xml:space="preserve">10</w:t>
             </w:r>
@@ -9418,7 +9222,7 @@
           </w:tcPr>
           <w:p>
             <w:pPr>
-              <w:spacing w:after="0" w:line="270"/>
+              <w:spacing w:after="0" w:line="220"/>
               <w:jc w:val="center"/>
             </w:pPr>
             <w:r>
@@ -9429,8 +9233,8 @@
                 <w:i w:val="false"/>
                 <w:iCs w:val="false"/>
                 <w:color w:val="111111"/>
-                <w:sz w:val="18"/>
-                <w:szCs w:val="18"/>
+                <w:sz w:val="16"/>
+                <w:szCs w:val="16"/>
               </w:rPr>
               <w:t xml:space="preserve">7</w:t>
             </w:r>
@@ -9449,18 +9253,18 @@
           </w:tcPr>
           <w:p>
             <w:pPr>
-              <w:spacing w:after="0" w:line="270"/>
-            </w:pPr>
-            <w:r>
-              <w:rPr>
-                <w:rFonts w:ascii="Times New Roman" w:cs="Times New Roman" w:eastAsia="Times New Roman" w:hAnsi="Times New Roman"/>
-                <w:b w:val="false"/>
-                <w:bCs w:val="false"/>
-                <w:i w:val="false"/>
-                <w:iCs w:val="false"/>
-                <w:color w:val="111111"/>
-                <w:sz w:val="17"/>
-                <w:szCs w:val="17"/>
+              <w:spacing w:after="0" w:line="220"/>
+            </w:pPr>
+            <w:r>
+              <w:rPr>
+                <w:rFonts w:ascii="Times New Roman" w:cs="Times New Roman" w:eastAsia="Times New Roman" w:hAnsi="Times New Roman"/>
+                <w:b w:val="false"/>
+                <w:bCs w:val="false"/>
+                <w:i w:val="false"/>
+                <w:iCs w:val="false"/>
+                <w:color w:val="111111"/>
+                <w:sz w:val="15"/>
+                <w:szCs w:val="15"/>
               </w:rPr>
               <w:t xml:space="preserve">ARP.9.1.3.1 — Selamlaşma ve tanışmayla ilgili hedef dil yapılarını kullanabilme</w:t>
             </w:r>
@@ -9479,19 +9283,19 @@
           </w:tcPr>
           <w:p>
             <w:pPr>
-              <w:spacing w:after="0" w:line="270"/>
-              <w:jc w:val="center"/>
-            </w:pPr>
-            <w:r>
-              <w:rPr>
-                <w:rFonts w:ascii="Times New Roman" w:cs="Times New Roman" w:eastAsia="Times New Roman" w:hAnsi="Times New Roman"/>
-                <w:b w:val="false"/>
-                <w:bCs w:val="false"/>
-                <w:i w:val="false"/>
-                <w:iCs w:val="false"/>
-                <w:color w:val="111111"/>
-                <w:sz w:val="17"/>
-                <w:szCs w:val="17"/>
+              <w:spacing w:after="0" w:line="220"/>
+              <w:jc w:val="center"/>
+            </w:pPr>
+            <w:r>
+              <w:rPr>
+                <w:rFonts w:ascii="Times New Roman" w:cs="Times New Roman" w:eastAsia="Times New Roman" w:hAnsi="Times New Roman"/>
+                <w:b w:val="false"/>
+                <w:bCs w:val="false"/>
+                <w:i w:val="false"/>
+                <w:iCs w:val="false"/>
+                <w:color w:val="111111"/>
+                <w:sz w:val="15"/>
+                <w:szCs w:val="15"/>
               </w:rPr>
               <w:t xml:space="preserve">Dil Bilgisi</w:t>
             </w:r>
@@ -9510,19 +9314,19 @@
           </w:tcPr>
           <w:p>
             <w:pPr>
-              <w:spacing w:after="0" w:line="270"/>
-              <w:jc w:val="center"/>
-            </w:pPr>
-            <w:r>
-              <w:rPr>
-                <w:rFonts w:ascii="Times New Roman" w:cs="Times New Roman" w:eastAsia="Times New Roman" w:hAnsi="Times New Roman"/>
-                <w:b w:val="false"/>
-                <w:bCs w:val="false"/>
-                <w:i w:val="false"/>
-                <w:iCs w:val="false"/>
-                <w:color w:val="111111"/>
-                <w:sz w:val="18"/>
-                <w:szCs w:val="18"/>
+              <w:spacing w:after="0" w:line="220"/>
+              <w:jc w:val="center"/>
+            </w:pPr>
+            <w:r>
+              <w:rPr>
+                <w:rFonts w:ascii="Times New Roman" w:cs="Times New Roman" w:eastAsia="Times New Roman" w:hAnsi="Times New Roman"/>
+                <w:b w:val="false"/>
+                <w:bCs w:val="false"/>
+                <w:i w:val="false"/>
+                <w:iCs w:val="false"/>
+                <w:color w:val="111111"/>
+                <w:sz w:val="16"/>
+                <w:szCs w:val="16"/>
               </w:rPr>
               <w:t xml:space="preserve">10</w:t>
             </w:r>
@@ -9543,7 +9347,7 @@
           </w:tcPr>
           <w:p>
             <w:pPr>
-              <w:spacing w:after="0" w:line="270"/>
+              <w:spacing w:after="0" w:line="220"/>
               <w:jc w:val="center"/>
             </w:pPr>
             <w:r>
@@ -9554,8 +9358,8 @@
                 <w:i w:val="false"/>
                 <w:iCs w:val="false"/>
                 <w:color w:val="111111"/>
-                <w:sz w:val="18"/>
-                <w:szCs w:val="18"/>
+                <w:sz w:val="16"/>
+                <w:szCs w:val="16"/>
               </w:rPr>
               <w:t xml:space="preserve">8</w:t>
             </w:r>
@@ -9574,18 +9378,18 @@
           </w:tcPr>
           <w:p>
             <w:pPr>
-              <w:spacing w:after="0" w:line="270"/>
-            </w:pPr>
-            <w:r>
-              <w:rPr>
-                <w:rFonts w:ascii="Times New Roman" w:cs="Times New Roman" w:eastAsia="Times New Roman" w:hAnsi="Times New Roman"/>
-                <w:b w:val="false"/>
-                <w:bCs w:val="false"/>
-                <w:i w:val="false"/>
-                <w:iCs w:val="false"/>
-                <w:color w:val="111111"/>
-                <w:sz w:val="17"/>
-                <w:szCs w:val="17"/>
+              <w:spacing w:after="0" w:line="220"/>
+            </w:pPr>
+            <w:r>
+              <w:rPr>
+                <w:rFonts w:ascii="Times New Roman" w:cs="Times New Roman" w:eastAsia="Times New Roman" w:hAnsi="Times New Roman"/>
+                <w:b w:val="false"/>
+                <w:bCs w:val="false"/>
+                <w:i w:val="false"/>
+                <w:iCs w:val="false"/>
+                <w:color w:val="111111"/>
+                <w:sz w:val="15"/>
+                <w:szCs w:val="15"/>
               </w:rPr>
               <w:t xml:space="preserve">ARP.9.1.7.2 — Üniteyle ilgili yazı modelinden kopyalayabilme</w:t>
             </w:r>
@@ -9604,19 +9408,19 @@
           </w:tcPr>
           <w:p>
             <w:pPr>
-              <w:spacing w:after="0" w:line="270"/>
-              <w:jc w:val="center"/>
-            </w:pPr>
-            <w:r>
-              <w:rPr>
-                <w:rFonts w:ascii="Times New Roman" w:cs="Times New Roman" w:eastAsia="Times New Roman" w:hAnsi="Times New Roman"/>
-                <w:b w:val="false"/>
-                <w:bCs w:val="false"/>
-                <w:i w:val="false"/>
-                <w:iCs w:val="false"/>
-                <w:color w:val="111111"/>
-                <w:sz w:val="17"/>
-                <w:szCs w:val="17"/>
+              <w:spacing w:after="0" w:line="220"/>
+              <w:jc w:val="center"/>
+            </w:pPr>
+            <w:r>
+              <w:rPr>
+                <w:rFonts w:ascii="Times New Roman" w:cs="Times New Roman" w:eastAsia="Times New Roman" w:hAnsi="Times New Roman"/>
+                <w:b w:val="false"/>
+                <w:bCs w:val="false"/>
+                <w:i w:val="false"/>
+                <w:iCs w:val="false"/>
+                <w:color w:val="111111"/>
+                <w:sz w:val="15"/>
+                <w:szCs w:val="15"/>
               </w:rPr>
               <w:t xml:space="preserve">Yazma</w:t>
             </w:r>
@@ -9635,19 +9439,19 @@
           </w:tcPr>
           <w:p>
             <w:pPr>
-              <w:spacing w:after="0" w:line="270"/>
-              <w:jc w:val="center"/>
-            </w:pPr>
-            <w:r>
-              <w:rPr>
-                <w:rFonts w:ascii="Times New Roman" w:cs="Times New Roman" w:eastAsia="Times New Roman" w:hAnsi="Times New Roman"/>
-                <w:b w:val="false"/>
-                <w:bCs w:val="false"/>
-                <w:i w:val="false"/>
-                <w:iCs w:val="false"/>
-                <w:color w:val="111111"/>
-                <w:sz w:val="18"/>
-                <w:szCs w:val="18"/>
+              <w:spacing w:after="0" w:line="220"/>
+              <w:jc w:val="center"/>
+            </w:pPr>
+            <w:r>
+              <w:rPr>
+                <w:rFonts w:ascii="Times New Roman" w:cs="Times New Roman" w:eastAsia="Times New Roman" w:hAnsi="Times New Roman"/>
+                <w:b w:val="false"/>
+                <w:bCs w:val="false"/>
+                <w:i w:val="false"/>
+                <w:iCs w:val="false"/>
+                <w:color w:val="111111"/>
+                <w:sz w:val="16"/>
+                <w:szCs w:val="16"/>
               </w:rPr>
               <w:t xml:space="preserve">15</w:t>
             </w:r>
@@ -9657,7 +9461,7 @@
     </w:tbl>
     <w:p>
       <w:pPr>
-        <w:spacing w:after="60"/>
+        <w:spacing w:after="24"/>
       </w:pPr>
       <w:r>
         <w:rPr>
@@ -9667,8 +9471,8 @@
           <w:i w:val="false"/>
           <w:iCs w:val="false"/>
           <w:color w:val="111111"/>
-          <w:sz w:val="21"/>
-          <w:szCs w:val="21"/>
+          <w:sz w:val="18"/>
+          <w:szCs w:val="18"/>
         </w:rPr>
         <w:t xml:space="preserve"/>
       </w:r>
@@ -9712,44 +9516,26 @@
           </w:tcPr>
           <w:p>
             <w:pPr>
-              <w:spacing w:after="0" w:line="120"/>
-            </w:pPr>
-            <w:r>
-              <w:rPr>
-                <w:rFonts w:ascii="Times New Roman" w:cs="Times New Roman" w:eastAsia="Times New Roman" w:hAnsi="Times New Roman"/>
-                <w:b w:val="false"/>
-                <w:bCs w:val="false"/>
-                <w:i w:val="false"/>
-                <w:iCs w:val="false"/>
-                <w:color w:val="111111"/>
-                <w:sz w:val="6"/>
-                <w:szCs w:val="6"/>
-              </w:rPr>
-              <w:t xml:space="preserve"/>
-            </w:r>
-          </w:p>
-          <w:p>
-            <w:pPr>
-              <w:spacing w:after="25"/>
-              <w:jc w:val="center"/>
-            </w:pPr>
-            <w:r>
-              <w:rPr>
-                <w:rFonts w:ascii="Times New Roman" w:cs="Times New Roman" w:eastAsia="Times New Roman" w:hAnsi="Times New Roman"/>
-                <w:b w:val="false"/>
-                <w:bCs w:val="false"/>
-                <w:i w:val="false"/>
-                <w:iCs w:val="false"/>
-                <w:color w:val="111111"/>
-                <w:sz w:val="19"/>
-                <w:szCs w:val="19"/>
+              <w:spacing w:after="10"/>
+              <w:jc w:val="center"/>
+            </w:pPr>
+            <w:r>
+              <w:rPr>
+                <w:rFonts w:ascii="Times New Roman" w:cs="Times New Roman" w:eastAsia="Times New Roman" w:hAnsi="Times New Roman"/>
+                <w:b w:val="false"/>
+                <w:bCs w:val="false"/>
+                <w:i w:val="false"/>
+                <w:iCs w:val="false"/>
+                <w:color w:val="111111"/>
+                <w:sz w:val="17"/>
+                <w:szCs w:val="17"/>
               </w:rPr>
               <w:t xml:space="preserve">……………………………………</w:t>
             </w:r>
           </w:p>
           <w:p>
             <w:pPr>
-              <w:spacing w:after="8"/>
+              <w:spacing w:after="3"/>
               <w:jc w:val="center"/>
             </w:pPr>
             <w:r>
@@ -9760,8 +9546,8 @@
                 <w:i w:val="false"/>
                 <w:iCs w:val="false"/>
                 <w:color w:val="111111"/>
-                <w:sz w:val="19"/>
-                <w:szCs w:val="19"/>
+                <w:sz w:val="17"/>
+                <w:szCs w:val="17"/>
               </w:rPr>
               <w:t xml:space="preserve">Ders Öğretmeni</w:t>
             </w:r>
@@ -9779,8 +9565,8 @@
                 <w:i w:val="false"/>
                 <w:iCs w:val="false"/>
                 <w:color w:val="55636F"/>
-                <w:sz w:val="17"/>
-                <w:szCs w:val="17"/>
+                <w:sz w:val="15"/>
+                <w:szCs w:val="15"/>
               </w:rPr>
               <w:t xml:space="preserve">Arapça</w:t>
             </w:r>
@@ -9815,34 +9601,34 @@
                 <w:i w:val="false"/>
                 <w:iCs w:val="false"/>
                 <w:color w:val="111111"/>
-                <w:sz w:val="6"/>
-                <w:szCs w:val="6"/>
+                <w:sz w:val="12"/>
+                <w:szCs w:val="12"/>
               </w:rPr>
               <w:t xml:space="preserve"/>
             </w:r>
           </w:p>
           <w:p>
             <w:pPr>
-              <w:spacing w:after="25"/>
-              <w:jc w:val="center"/>
-            </w:pPr>
-            <w:r>
-              <w:rPr>
-                <w:rFonts w:ascii="Times New Roman" w:cs="Times New Roman" w:eastAsia="Times New Roman" w:hAnsi="Times New Roman"/>
-                <w:b w:val="false"/>
-                <w:bCs w:val="false"/>
-                <w:i w:val="false"/>
-                <w:iCs w:val="false"/>
-                <w:color w:val="111111"/>
-                <w:sz w:val="19"/>
-                <w:szCs w:val="19"/>
+              <w:spacing w:after="10"/>
+              <w:jc w:val="center"/>
+            </w:pPr>
+            <w:r>
+              <w:rPr>
+                <w:rFonts w:ascii="Times New Roman" w:cs="Times New Roman" w:eastAsia="Times New Roman" w:hAnsi="Times New Roman"/>
+                <w:b w:val="false"/>
+                <w:bCs w:val="false"/>
+                <w:i w:val="false"/>
+                <w:iCs w:val="false"/>
+                <w:color w:val="111111"/>
+                <w:sz w:val="17"/>
+                <w:szCs w:val="17"/>
               </w:rPr>
               <w:t xml:space="preserve">……………………………………</w:t>
             </w:r>
           </w:p>
           <w:p>
             <w:pPr>
-              <w:spacing w:after="8"/>
+              <w:spacing w:after="3"/>
               <w:jc w:val="center"/>
             </w:pPr>
             <w:r>
@@ -9853,8 +9639,8 @@
                 <w:i w:val="false"/>
                 <w:iCs w:val="false"/>
                 <w:color w:val="111111"/>
-                <w:sz w:val="19"/>
-                <w:szCs w:val="19"/>
+                <w:sz w:val="17"/>
+                <w:szCs w:val="17"/>
               </w:rPr>
               <w:t xml:space="preserve">Okul Müdürü</w:t>
             </w:r>
@@ -9872,8 +9658,8 @@
                 <w:i w:val="false"/>
                 <w:iCs w:val="false"/>
                 <w:color w:val="55636F"/>
-                <w:sz w:val="17"/>
-                <w:szCs w:val="17"/>
+                <w:sz w:val="15"/>
+                <w:szCs w:val="15"/>
               </w:rPr>
               <w:t xml:space="preserve"/>
             </w:r>
@@ -9884,7 +9670,7 @@
     <w:sectPr>
       <w:footerReference w:type="default" r:id="rId7"/>
       <w:pgSz w:w="11906" w:h="16838" w:orient="portrait"/>
-      <w:pgMar w:top="1021" w:right="1021" w:bottom="1021" w:left="1021" w:header="708" w:footer="708" w:gutter="0"/>
+      <w:pgMar w:top="480" w:right="480" w:bottom="480" w:left="480" w:header="454" w:footer="400" w:gutter="0"/>
       <w:pgNumType/>
       <w:docGrid w:linePitch="360"/>
     </w:sectPr>

--- a/dosyalar/sinavlar/9-sinif/arapca-9-1d1y-klasik.docx
+++ b/dosyalar/sinavlar/9-sinif/arapca-9-1d1y-klasik.docx
@@ -640,7 +640,7 @@
                 <w:szCs w:val="27"/>
                 <w:rtl/>
               </w:rPr>
-              <w:t xml:space="preserve">اَلْجِنْسِيَّةُ</w:t>
+              <w:t xml:space="preserve">اَلجِنْسِيَّةُ</w:t>
             </w:r>
           </w:p>
         </w:tc>
@@ -736,7 +736,7 @@
                 <w:szCs w:val="27"/>
                 <w:rtl/>
               </w:rPr>
-              <w:t xml:space="preserve">اَلْمِهْنَةُ</w:t>
+              <w:t xml:space="preserve">اَلمِهْنَةُ</w:t>
             </w:r>
           </w:p>
         </w:tc>
@@ -832,7 +832,7 @@
                 <w:szCs w:val="27"/>
                 <w:rtl/>
               </w:rPr>
-              <w:t xml:space="preserve">اَلْعُمْرُ</w:t>
+              <w:t xml:space="preserve">اَلعُمْرُ</w:t>
             </w:r>
           </w:p>
         </w:tc>
@@ -928,7 +928,7 @@
                 <w:szCs w:val="27"/>
                 <w:rtl/>
               </w:rPr>
-              <w:t xml:space="preserve">اَلْمُدَرِّسَةُ</w:t>
+              <w:t xml:space="preserve">اَلمُدَرِّسَةُ</w:t>
             </w:r>
           </w:p>
         </w:tc>
@@ -1024,7 +1024,7 @@
                 <w:szCs w:val="27"/>
                 <w:rtl/>
               </w:rPr>
-              <w:t xml:space="preserve">اَلْجَارُ</w:t>
+              <w:t xml:space="preserve">اَلجَارُ</w:t>
             </w:r>
           </w:p>
         </w:tc>
@@ -1120,7 +1120,7 @@
                 <w:szCs w:val="27"/>
                 <w:rtl/>
               </w:rPr>
-              <w:t xml:space="preserve">اَلْمَدِينَةُ</w:t>
+              <w:t xml:space="preserve">اَلمَدِينَةُ</w:t>
             </w:r>
           </w:p>
         </w:tc>
@@ -2275,7 +2275,7 @@
                 <w:szCs w:val="24"/>
                 <w:rtl/>
               </w:rPr>
-              <w:t xml:space="preserve">مِنْ أَيْنَ أَنْتَ؟</w:t>
+              <w:t xml:space="preserve">مِنْ أَيْن أَنْتَ؟</w:t>
             </w:r>
           </w:p>
         </w:tc>
@@ -2543,7 +2543,7 @@
                 <w:szCs w:val="24"/>
                 <w:rtl/>
               </w:rPr>
-              <w:t xml:space="preserve">اِسْمِي زَيْنَبُ.</w:t>
+              <w:t xml:space="preserve">اِسْمِي زَيْنَب.</w:t>
             </w:r>
           </w:p>
         </w:tc>
@@ -2785,7 +2785,7 @@
                 <w:szCs w:val="24"/>
                 <w:rtl/>
               </w:rPr>
-              <w:t xml:space="preserve">كَيْفَ حَالُكَ؟</w:t>
+              <w:t xml:space="preserve">كَيْف حَالُكَ؟</w:t>
             </w:r>
           </w:p>
         </w:tc>
@@ -2883,7 +2883,7 @@
                 <w:szCs w:val="24"/>
                 <w:rtl/>
               </w:rPr>
-              <w:t xml:space="preserve">بِخَيْرٍ، اَلْحَمْدُ لِلَّهِ.</w:t>
+              <w:t xml:space="preserve">بِخَيْرٍ، اَلحَمْدُ لِلَّهِ.</w:t>
             </w:r>
           </w:p>
         </w:tc>
@@ -3384,7 +3384,7 @@
                 <w:szCs w:val="25"/>
                 <w:rtl/>
               </w:rPr>
-              <w:t xml:space="preserve">أَنَا ……………………… مَدِينَةِ إِسْطَنْبُولَ.</w:t>
+              <w:t xml:space="preserve">أَنَا ……………………… مَدِينَةِ إِسْطَنْبُول.</w:t>
             </w:r>
           </w:p>
         </w:tc>
@@ -3456,7 +3456,7 @@
                 <w:szCs w:val="25"/>
                 <w:rtl/>
               </w:rPr>
-              <w:t xml:space="preserve">هَلْ ……………………… طَالِبَةٌ فِي هَذِهِ الْمَدْرَسَةِ؟</w:t>
+              <w:t xml:space="preserve">هَلْ ……………………… طَالِبَةٌ فِي هَذِهِ المَدْرَسَةِ؟</w:t>
             </w:r>
           </w:p>
         </w:tc>
@@ -3600,7 +3600,7 @@
                 <w:szCs w:val="25"/>
                 <w:rtl/>
               </w:rPr>
-              <w:t xml:space="preserve">……………………… عُمْرُكَ يَا مُرَادُ؟</w:t>
+              <w:t xml:space="preserve">……………………… عُمْرُكَ يَا مُرَاد؟</w:t>
             </w:r>
           </w:p>
         </w:tc>
@@ -3672,7 +3672,7 @@
                 <w:szCs w:val="25"/>
                 <w:rtl/>
               </w:rPr>
-              <w:t xml:space="preserve">أَحْمَدُ ……………………… مُدَرِّسًا، هُوَ طَالِبٌ.</w:t>
+              <w:t xml:space="preserve">أَحْمَد ……………………… مُدَرِّسًا، هُوَ طَالِبٌ.</w:t>
             </w:r>
           </w:p>
         </w:tc>
@@ -3744,7 +3744,7 @@
                 <w:szCs w:val="25"/>
                 <w:rtl/>
               </w:rPr>
-              <w:t xml:space="preserve">……………………… طُلَّابٌ فِي الصَّفِّ التَّاسِعِ.</w:t>
+              <w:t xml:space="preserve">……………………… طُلَّابٌ فِي الصَّفِّ التَّاسِعِ.</w:t>
             </w:r>
           </w:p>
         </w:tc>
@@ -3851,7 +3851,7 @@
           <w:sz w:val="17"/>
           <w:szCs w:val="17"/>
         </w:rPr>
-        <w:t xml:space="preserve">1.  «أَنَا تُرْكِيٌّ» cümlesini bir kız öğrenci nasıl kurar?</w:t>
+        <w:t xml:space="preserve">1.  «أَنَا تُرْكِيٌّ» cümlesini bir kız öğrenci nasıl kurar?</w:t>
       </w:r>
     </w:p>
     <w:tbl>
@@ -3920,7 +3920,7 @@
                 <w:szCs w:val="25"/>
                 <w:rtl/>
               </w:rPr>
-              <w:t xml:space="preserve">أَنَا تُرْكِيٌّ</w:t>
+              <w:t xml:space="preserve">أَنَا تُرْكِيٌّ</w:t>
             </w:r>
           </w:p>
         </w:tc>
@@ -3970,7 +3970,7 @@
                 <w:szCs w:val="25"/>
                 <w:rtl/>
               </w:rPr>
-              <w:t xml:space="preserve">أَنَا تُرْكِيَّةٌ</w:t>
+              <w:t xml:space="preserve">أَنَا تُرْكِيَّة</w:t>
             </w:r>
           </w:p>
         </w:tc>
@@ -4025,7 +4025,7 @@
                 <w:szCs w:val="25"/>
                 <w:rtl/>
               </w:rPr>
-              <w:t xml:space="preserve">أَنْتِ تُرْكِيَّةٌ</w:t>
+              <w:t xml:space="preserve">أَنْتِ تُرْكِيَّة</w:t>
             </w:r>
           </w:p>
         </w:tc>
@@ -4075,7 +4075,7 @@
                 <w:szCs w:val="25"/>
                 <w:rtl/>
               </w:rPr>
-              <w:t xml:space="preserve">هِيَ تُرْكِيَّةٌ</w:t>
+              <w:t xml:space="preserve">هِيَ تُرْكِيَّة</w:t>
             </w:r>
           </w:p>
         </w:tc>
@@ -4167,7 +4167,7 @@
                 <w:szCs w:val="25"/>
                 <w:rtl/>
               </w:rPr>
-              <w:t xml:space="preserve">اَلْقَمَرُ</w:t>
+              <w:t xml:space="preserve">اَلقَمَرُ</w:t>
             </w:r>
           </w:p>
         </w:tc>
@@ -4217,7 +4217,7 @@
                 <w:szCs w:val="25"/>
                 <w:rtl/>
               </w:rPr>
-              <w:t xml:space="preserve">اَلْمَدْرَسَةُ</w:t>
+              <w:t xml:space="preserve">اَلمَدْرَسَةُ</w:t>
             </w:r>
           </w:p>
         </w:tc>
@@ -4272,7 +4272,7 @@
                 <w:szCs w:val="25"/>
                 <w:rtl/>
               </w:rPr>
-              <w:t xml:space="preserve">اَلشَّمْسُ</w:t>
+              <w:t xml:space="preserve">اَلشَّمْسُ</w:t>
             </w:r>
           </w:p>
         </w:tc>
@@ -4322,7 +4322,7 @@
                 <w:szCs w:val="25"/>
                 <w:rtl/>
               </w:rPr>
-              <w:t xml:space="preserve">اَلْكِتَابُ</w:t>
+              <w:t xml:space="preserve">اَلكِتَابُ</w:t>
             </w:r>
           </w:p>
         </w:tc>
@@ -4345,7 +4345,7 @@
           <w:sz w:val="17"/>
           <w:szCs w:val="17"/>
         </w:rPr>
-        <w:t xml:space="preserve">3.  «مِنْ أَيْنَ أَنْتَ» sorusuna en uygun cevap hangisidir?</w:t>
+        <w:t xml:space="preserve">3.  «مِنْ أَيْن أَنْتَ» sorusuna en uygun cevap hangisidir?</w:t>
       </w:r>
     </w:p>
     <w:tbl>
@@ -4414,7 +4414,7 @@
                 <w:szCs w:val="25"/>
                 <w:rtl/>
               </w:rPr>
-              <w:t xml:space="preserve">اِسْمِي خَالِدٌ</w:t>
+              <w:t xml:space="preserve">اِسْمِي خَالِد</w:t>
             </w:r>
           </w:p>
         </w:tc>
@@ -4519,7 +4519,7 @@
                 <w:szCs w:val="25"/>
                 <w:rtl/>
               </w:rPr>
-              <w:t xml:space="preserve">عُمْرِي سِتَّةَ عَشَرَ عَامًا</w:t>
+              <w:t xml:space="preserve">عُمْرِي سِتَّةَ عَشَرَ عَامًا</w:t>
             </w:r>
           </w:p>
         </w:tc>
@@ -4661,7 +4661,7 @@
                 <w:szCs w:val="25"/>
                 <w:rtl/>
               </w:rPr>
-              <w:t xml:space="preserve">ذَهَبَ الطَّالِبُ إِلَى الْمَدْرَسَةِ</w:t>
+              <w:t xml:space="preserve">ذَهَبَ الطَّالِبُ إِلَى المَدْرَسَةِ</w:t>
             </w:r>
           </w:p>
         </w:tc>
@@ -4711,7 +4711,7 @@
                 <w:szCs w:val="25"/>
                 <w:rtl/>
               </w:rPr>
-              <w:t xml:space="preserve">يَكْتُبُ عُمَرُ الدَّرْسَ</w:t>
+              <w:t xml:space="preserve">يَكْتُبُ عُمَر الدَّرْسَ</w:t>
             </w:r>
           </w:p>
         </w:tc>
@@ -4766,7 +4766,7 @@
                 <w:szCs w:val="25"/>
                 <w:rtl/>
               </w:rPr>
-              <w:t xml:space="preserve">اَلْمُدَرِّسُ فِي الصَّفِّ</w:t>
+              <w:t xml:space="preserve">اَلمُدَرِّسُ فِي الصَّفِّ</w:t>
             </w:r>
           </w:p>
         </w:tc>
@@ -4816,7 +4816,7 @@
                 <w:szCs w:val="25"/>
                 <w:rtl/>
               </w:rPr>
-              <w:t xml:space="preserve">قَرَأْتُ الْكِتَابَ</w:t>
+              <w:t xml:space="preserve">قَرَأْتُ الكِتَابَ</w:t>
             </w:r>
           </w:p>
         </w:tc>
@@ -4839,7 +4839,7 @@
           <w:sz w:val="17"/>
           <w:szCs w:val="17"/>
         </w:rPr>
-        <w:t xml:space="preserve">5.  «هَذِهِ صَدِيقَتِي، هِيَ مِصْرِيَّةٌ» cümlesi için aşağıdakilerden hangisi söylenemez?</w:t>
+        <w:t xml:space="preserve">5.  «هَذِهِ صَدِيقَتِي، هِيَ مِصْرِيَّةٌ» cümlesi için aşağıdakilerden hangisi söylenemez?</w:t>
       </w:r>
     </w:p>
     <w:tbl>
@@ -5361,7 +5361,7 @@
                 <w:szCs w:val="25"/>
                 <w:rtl/>
               </w:rPr>
-              <w:t xml:space="preserve">اَلشَّمْسُ</w:t>
+              <w:t xml:space="preserve">اَلشَّمْسُ</w:t>
             </w:r>
           </w:p>
         </w:tc>
@@ -5469,7 +5469,7 @@
                 <w:szCs w:val="25"/>
                 <w:rtl/>
               </w:rPr>
-              <w:t xml:space="preserve">اَلْقَمَرُ</w:t>
+              <w:t xml:space="preserve">اَلقَمَرُ</w:t>
             </w:r>
           </w:p>
         </w:tc>
@@ -5577,7 +5577,7 @@
                 <w:szCs w:val="25"/>
                 <w:rtl/>
               </w:rPr>
-              <w:t xml:space="preserve">اَلطَّالِبُ</w:t>
+              <w:t xml:space="preserve">اَلطَّالِبُ</w:t>
             </w:r>
           </w:p>
         </w:tc>
@@ -5685,7 +5685,7 @@
                 <w:szCs w:val="25"/>
                 <w:rtl/>
               </w:rPr>
-              <w:t xml:space="preserve">اَلْمَدْرَسَةُ</w:t>
+              <w:t xml:space="preserve">اَلمَدْرَسَةُ</w:t>
             </w:r>
           </w:p>
         </w:tc>
@@ -5793,7 +5793,7 @@
                 <w:szCs w:val="25"/>
                 <w:rtl/>
               </w:rPr>
-              <w:t xml:space="preserve">اَلنَّاسُ</w:t>
+              <w:t xml:space="preserve">اَلنَّاسُ</w:t>
             </w:r>
           </w:p>
         </w:tc>
@@ -6008,7 +6008,7 @@
                 <w:szCs w:val="25"/>
                 <w:rtl/>
               </w:rPr>
-              <w:t xml:space="preserve">التَّاسِعِ  ـ  فِي  ـ  أَنَا  ـ  الصَّفِّ  ـ  طَالِبٌ</w:t>
+              <w:t xml:space="preserve">التَّاسِعِ  ـ  فِي  ـ  أَنَا  ـ  الصَّفِّ  ـ  طَالِبٌ</w:t>
             </w:r>
           </w:p>
         </w:tc>
@@ -6080,7 +6080,7 @@
                 <w:szCs w:val="25"/>
                 <w:rtl/>
               </w:rPr>
-              <w:t xml:space="preserve">أَنْتَ  ـ  أَيْنَ  ـ  مِنْ</w:t>
+              <w:t xml:space="preserve">أَنْتَ  ـ  أَيْن  ـ  مِنْ</w:t>
             </w:r>
           </w:p>
         </w:tc>
@@ -6224,7 +6224,7 @@
                 <w:szCs w:val="25"/>
                 <w:rtl/>
               </w:rPr>
-              <w:t xml:space="preserve">عُمْرُكِ  ـ  يَا  ـ  كَمْ  ـ  زَيْنَبُ</w:t>
+              <w:t xml:space="preserve">عُمْرُكِ  ـ  يَا  ـ  كَمْ  ـ  زَيْنَب</w:t>
             </w:r>
           </w:p>
         </w:tc>
@@ -6448,7 +6448,7 @@
                 <w:szCs w:val="27"/>
                 <w:rtl/>
               </w:rPr>
-              <w:t xml:space="preserve">اِسْمِي   —   عُمْرِي   —   أَنَا مِنْ   —   اَلصَّفُّ التَّاسِعُ   —   مِهْنَةُ   —   صَدِيقِي   —   تُرْكِيٌّ</w:t>
+              <w:t xml:space="preserve">اِسْمِي   —   عُمْرِي   —   أَنَا مِن   —   اَلصَّفُّ التَّاسِعُ   —   مِهْنَةُ   —   صَدِيقِي   —   تُرْكِيٌّ</w:t>
             </w:r>
           </w:p>
         </w:tc>
@@ -7004,7 +7004,7 @@
                 <w:szCs w:val="25"/>
                 <w:rtl/>
               </w:rPr>
-              <w:t xml:space="preserve">مَا اسْمُكَ؟ · أَنَا تُرْكِيٌّ. · مِنْ أَيْنَ أَنْتِ؟</w:t>
+              <w:t xml:space="preserve">مَا اسْمُكَ؟ · أَنَا تُرْكِيٌّ. · مِنْ أَيْن أَنْتِ؟</w:t>
             </w:r>
           </w:p>
           <w:p>
@@ -7022,7 +7022,7 @@
                 <w:szCs w:val="25"/>
                 <w:rtl/>
               </w:rPr>
-              <w:t xml:space="preserve">كَمْ عُمْرُكَ؟ · هَذَا صَدِيقِي الْجَدِيدُ. · هُوَ لَيْسَ مُهَنْدِسًا.</w:t>
+              <w:t xml:space="preserve">كَمْ عُمْرُكَ؟ · هَذَا صَدِيقِي الجَدِيدُ. · هُوَ لَيْسَ مُهَنْدِسًا.</w:t>
             </w:r>
           </w:p>
         </w:tc>
@@ -7510,7 +7510,7 @@
                 <w:szCs w:val="25"/>
                 <w:rtl/>
               </w:rPr>
-              <w:t xml:space="preserve">أَنَا طَالِبٌ فِي الصَّفِّ التَّاسِعِ. · مِنْ أَيْنَ أَنْتَ؟</w:t>
+              <w:t xml:space="preserve">أَنَا طَالِبٌ فِي الصَّفِّ التَّاسِعِ. · مِنْ أَيْن أَنْتَ؟</w:t>
             </w:r>
           </w:p>
           <w:p>
@@ -7528,7 +7528,7 @@
                 <w:szCs w:val="25"/>
                 <w:rtl/>
               </w:rPr>
-              <w:t xml:space="preserve">أَبِي طَبِيبٌ مَاهِرٌ. · كَمْ عُمْرُكِ يَا زَيْنَبُ؟</w:t>
+              <w:t xml:space="preserve">أَبِي طَبِيبٌ مَاهِرٌ. · كَمْ عُمْرُكِ يَا زَيْنَب؟</w:t>
             </w:r>
           </w:p>
           <w:p>

--- a/dosyalar/sinavlar/9-sinif/arapca-9-1d1y-klasik.docx
+++ b/dosyalar/sinavlar/9-sinif/arapca-9-1d1y-klasik.docx
@@ -632,7 +632,7 @@
             </w:pPr>
             <w:r>
               <w:rPr>
-                <w:rFonts w:ascii="Markazi Text" w:cs="Markazi Text" w:eastAsia="Markazi Text" w:hAnsi="Markazi Text"/>
+                <w:rFonts w:ascii="Arakom" w:cs="Arakom" w:eastAsia="Arakom" w:hAnsi="Arakom"/>
                 <w:b w:val="false"/>
                 <w:bCs w:val="false"/>
                 <w:color w:val="111111"/>
@@ -728,7 +728,7 @@
             </w:pPr>
             <w:r>
               <w:rPr>
-                <w:rFonts w:ascii="Markazi Text" w:cs="Markazi Text" w:eastAsia="Markazi Text" w:hAnsi="Markazi Text"/>
+                <w:rFonts w:ascii="Arakom" w:cs="Arakom" w:eastAsia="Arakom" w:hAnsi="Arakom"/>
                 <w:b w:val="false"/>
                 <w:bCs w:val="false"/>
                 <w:color w:val="111111"/>
@@ -824,7 +824,7 @@
             </w:pPr>
             <w:r>
               <w:rPr>
-                <w:rFonts w:ascii="Markazi Text" w:cs="Markazi Text" w:eastAsia="Markazi Text" w:hAnsi="Markazi Text"/>
+                <w:rFonts w:ascii="Arakom" w:cs="Arakom" w:eastAsia="Arakom" w:hAnsi="Arakom"/>
                 <w:b w:val="false"/>
                 <w:bCs w:val="false"/>
                 <w:color w:val="111111"/>
@@ -920,7 +920,7 @@
             </w:pPr>
             <w:r>
               <w:rPr>
-                <w:rFonts w:ascii="Markazi Text" w:cs="Markazi Text" w:eastAsia="Markazi Text" w:hAnsi="Markazi Text"/>
+                <w:rFonts w:ascii="Arakom" w:cs="Arakom" w:eastAsia="Arakom" w:hAnsi="Arakom"/>
                 <w:b w:val="false"/>
                 <w:bCs w:val="false"/>
                 <w:color w:val="111111"/>
@@ -1016,7 +1016,7 @@
             </w:pPr>
             <w:r>
               <w:rPr>
-                <w:rFonts w:ascii="Markazi Text" w:cs="Markazi Text" w:eastAsia="Markazi Text" w:hAnsi="Markazi Text"/>
+                <w:rFonts w:ascii="Arakom" w:cs="Arakom" w:eastAsia="Arakom" w:hAnsi="Arakom"/>
                 <w:b w:val="false"/>
                 <w:bCs w:val="false"/>
                 <w:color w:val="111111"/>
@@ -1112,7 +1112,7 @@
             </w:pPr>
             <w:r>
               <w:rPr>
-                <w:rFonts w:ascii="Markazi Text" w:cs="Markazi Text" w:eastAsia="Markazi Text" w:hAnsi="Markazi Text"/>
+                <w:rFonts w:ascii="Arakom" w:cs="Arakom" w:eastAsia="Arakom" w:hAnsi="Arakom"/>
                 <w:b w:val="false"/>
                 <w:bCs w:val="false"/>
                 <w:color w:val="111111"/>
@@ -1441,7 +1441,7 @@
             </w:pPr>
             <w:r>
               <w:rPr>
-                <w:rFonts w:ascii="Markazi Text" w:cs="Markazi Text" w:eastAsia="Markazi Text" w:hAnsi="Markazi Text"/>
+                <w:rFonts w:ascii="Arakom" w:cs="Arakom" w:eastAsia="Arakom" w:hAnsi="Arakom"/>
                 <w:b w:val="false"/>
                 <w:bCs w:val="false"/>
                 <w:color w:val="111111"/>
@@ -1537,7 +1537,7 @@
             </w:pPr>
             <w:r>
               <w:rPr>
-                <w:rFonts w:ascii="Markazi Text" w:cs="Markazi Text" w:eastAsia="Markazi Text" w:hAnsi="Markazi Text"/>
+                <w:rFonts w:ascii="Arakom" w:cs="Arakom" w:eastAsia="Arakom" w:hAnsi="Arakom"/>
                 <w:b w:val="false"/>
                 <w:bCs w:val="false"/>
                 <w:color w:val="111111"/>
@@ -1633,7 +1633,7 @@
             </w:pPr>
             <w:r>
               <w:rPr>
-                <w:rFonts w:ascii="Markazi Text" w:cs="Markazi Text" w:eastAsia="Markazi Text" w:hAnsi="Markazi Text"/>
+                <w:rFonts w:ascii="Arakom" w:cs="Arakom" w:eastAsia="Arakom" w:hAnsi="Arakom"/>
                 <w:b w:val="false"/>
                 <w:bCs w:val="false"/>
                 <w:color w:val="111111"/>
@@ -1729,7 +1729,7 @@
             </w:pPr>
             <w:r>
               <w:rPr>
-                <w:rFonts w:ascii="Markazi Text" w:cs="Markazi Text" w:eastAsia="Markazi Text" w:hAnsi="Markazi Text"/>
+                <w:rFonts w:ascii="Arakom" w:cs="Arakom" w:eastAsia="Arakom" w:hAnsi="Arakom"/>
                 <w:b w:val="false"/>
                 <w:bCs w:val="false"/>
                 <w:color w:val="111111"/>
@@ -1825,7 +1825,7 @@
             </w:pPr>
             <w:r>
               <w:rPr>
-                <w:rFonts w:ascii="Markazi Text" w:cs="Markazi Text" w:eastAsia="Markazi Text" w:hAnsi="Markazi Text"/>
+                <w:rFonts w:ascii="Arakom" w:cs="Arakom" w:eastAsia="Arakom" w:hAnsi="Arakom"/>
                 <w:b w:val="false"/>
                 <w:bCs w:val="false"/>
                 <w:color w:val="111111"/>
@@ -1921,7 +1921,7 @@
             </w:pPr>
             <w:r>
               <w:rPr>
-                <w:rFonts w:ascii="Markazi Text" w:cs="Markazi Text" w:eastAsia="Markazi Text" w:hAnsi="Markazi Text"/>
+                <w:rFonts w:ascii="Arakom" w:cs="Arakom" w:eastAsia="Arakom" w:hAnsi="Arakom"/>
                 <w:b w:val="false"/>
                 <w:bCs w:val="false"/>
                 <w:color w:val="111111"/>
@@ -2097,7 +2097,7 @@
             </w:pPr>
             <w:r>
               <w:rPr>
-                <w:rFonts w:ascii="Markazi Text" w:cs="Markazi Text" w:eastAsia="Markazi Text" w:hAnsi="Markazi Text"/>
+                <w:rFonts w:ascii="Arakom" w:cs="Arakom" w:eastAsia="Arakom" w:hAnsi="Arakom"/>
                 <w:b w:val="false"/>
                 <w:bCs w:val="false"/>
                 <w:color w:val="111111"/>
@@ -2195,7 +2195,7 @@
             </w:pPr>
             <w:r>
               <w:rPr>
-                <w:rFonts w:ascii="Markazi Text" w:cs="Markazi Text" w:eastAsia="Markazi Text" w:hAnsi="Markazi Text"/>
+                <w:rFonts w:ascii="Arakom" w:cs="Arakom" w:eastAsia="Arakom" w:hAnsi="Arakom"/>
                 <w:b w:val="false"/>
                 <w:bCs w:val="false"/>
                 <w:color w:val="111111"/>
@@ -2267,7 +2267,7 @@
             </w:pPr>
             <w:r>
               <w:rPr>
-                <w:rFonts w:ascii="Markazi Text" w:cs="Markazi Text" w:eastAsia="Markazi Text" w:hAnsi="Markazi Text"/>
+                <w:rFonts w:ascii="Arakom" w:cs="Arakom" w:eastAsia="Arakom" w:hAnsi="Arakom"/>
                 <w:b w:val="false"/>
                 <w:bCs w:val="false"/>
                 <w:color w:val="111111"/>
@@ -2365,7 +2365,7 @@
             </w:pPr>
             <w:r>
               <w:rPr>
-                <w:rFonts w:ascii="Markazi Text" w:cs="Markazi Text" w:eastAsia="Markazi Text" w:hAnsi="Markazi Text"/>
+                <w:rFonts w:ascii="Arakom" w:cs="Arakom" w:eastAsia="Arakom" w:hAnsi="Arakom"/>
                 <w:b w:val="false"/>
                 <w:bCs w:val="false"/>
                 <w:color w:val="111111"/>
@@ -2437,7 +2437,7 @@
             </w:pPr>
             <w:r>
               <w:rPr>
-                <w:rFonts w:ascii="Markazi Text" w:cs="Markazi Text" w:eastAsia="Markazi Text" w:hAnsi="Markazi Text"/>
+                <w:rFonts w:ascii="Arakom" w:cs="Arakom" w:eastAsia="Arakom" w:hAnsi="Arakom"/>
                 <w:b w:val="false"/>
                 <w:bCs w:val="false"/>
                 <w:color w:val="111111"/>
@@ -2535,7 +2535,7 @@
             </w:pPr>
             <w:r>
               <w:rPr>
-                <w:rFonts w:ascii="Markazi Text" w:cs="Markazi Text" w:eastAsia="Markazi Text" w:hAnsi="Markazi Text"/>
+                <w:rFonts w:ascii="Arakom" w:cs="Arakom" w:eastAsia="Arakom" w:hAnsi="Arakom"/>
                 <w:b w:val="false"/>
                 <w:bCs w:val="false"/>
                 <w:color w:val="111111"/>
@@ -2607,7 +2607,7 @@
             </w:pPr>
             <w:r>
               <w:rPr>
-                <w:rFonts w:ascii="Markazi Text" w:cs="Markazi Text" w:eastAsia="Markazi Text" w:hAnsi="Markazi Text"/>
+                <w:rFonts w:ascii="Arakom" w:cs="Arakom" w:eastAsia="Arakom" w:hAnsi="Arakom"/>
                 <w:b w:val="false"/>
                 <w:bCs w:val="false"/>
                 <w:color w:val="111111"/>
@@ -2705,7 +2705,7 @@
             </w:pPr>
             <w:r>
               <w:rPr>
-                <w:rFonts w:ascii="Markazi Text" w:cs="Markazi Text" w:eastAsia="Markazi Text" w:hAnsi="Markazi Text"/>
+                <w:rFonts w:ascii="Arakom" w:cs="Arakom" w:eastAsia="Arakom" w:hAnsi="Arakom"/>
                 <w:b w:val="false"/>
                 <w:bCs w:val="false"/>
                 <w:color w:val="111111"/>
@@ -2777,7 +2777,7 @@
             </w:pPr>
             <w:r>
               <w:rPr>
-                <w:rFonts w:ascii="Markazi Text" w:cs="Markazi Text" w:eastAsia="Markazi Text" w:hAnsi="Markazi Text"/>
+                <w:rFonts w:ascii="Arakom" w:cs="Arakom" w:eastAsia="Arakom" w:hAnsi="Arakom"/>
                 <w:b w:val="false"/>
                 <w:bCs w:val="false"/>
                 <w:color w:val="111111"/>
@@ -2875,7 +2875,7 @@
             </w:pPr>
             <w:r>
               <w:rPr>
-                <w:rFonts w:ascii="Markazi Text" w:cs="Markazi Text" w:eastAsia="Markazi Text" w:hAnsi="Markazi Text"/>
+                <w:rFonts w:ascii="Arakom" w:cs="Arakom" w:eastAsia="Arakom" w:hAnsi="Arakom"/>
                 <w:b w:val="false"/>
                 <w:bCs w:val="false"/>
                 <w:color w:val="111111"/>
@@ -2947,7 +2947,7 @@
             </w:pPr>
             <w:r>
               <w:rPr>
-                <w:rFonts w:ascii="Markazi Text" w:cs="Markazi Text" w:eastAsia="Markazi Text" w:hAnsi="Markazi Text"/>
+                <w:rFonts w:ascii="Arakom" w:cs="Arakom" w:eastAsia="Arakom" w:hAnsi="Arakom"/>
                 <w:b w:val="false"/>
                 <w:bCs w:val="false"/>
                 <w:color w:val="111111"/>
@@ -3045,7 +3045,7 @@
             </w:pPr>
             <w:r>
               <w:rPr>
-                <w:rFonts w:ascii="Markazi Text" w:cs="Markazi Text" w:eastAsia="Markazi Text" w:hAnsi="Markazi Text"/>
+                <w:rFonts w:ascii="Arakom" w:cs="Arakom" w:eastAsia="Arakom" w:hAnsi="Arakom"/>
                 <w:b w:val="false"/>
                 <w:bCs w:val="false"/>
                 <w:color w:val="111111"/>
@@ -3197,7 +3197,7 @@
             </w:pPr>
             <w:r>
               <w:rPr>
-                <w:rFonts w:ascii="Markazi Text" w:cs="Markazi Text" w:eastAsia="Markazi Text" w:hAnsi="Markazi Text"/>
+                <w:rFonts w:ascii="Arakom" w:cs="Arakom" w:eastAsia="Arakom" w:hAnsi="Arakom"/>
                 <w:b w:val="false"/>
                 <w:bCs w:val="false"/>
                 <w:color w:val="111111"/>
@@ -3304,7 +3304,7 @@
             </w:pPr>
             <w:r>
               <w:rPr>
-                <w:rFonts w:ascii="Markazi Text" w:cs="Markazi Text" w:eastAsia="Markazi Text" w:hAnsi="Markazi Text"/>
+                <w:rFonts w:ascii="Arakom" w:cs="Arakom" w:eastAsia="Arakom" w:hAnsi="Arakom"/>
                 <w:b w:val="false"/>
                 <w:bCs w:val="false"/>
                 <w:color w:val="111111"/>
@@ -3376,7 +3376,7 @@
             </w:pPr>
             <w:r>
               <w:rPr>
-                <w:rFonts w:ascii="Markazi Text" w:cs="Markazi Text" w:eastAsia="Markazi Text" w:hAnsi="Markazi Text"/>
+                <w:rFonts w:ascii="Arakom" w:cs="Arakom" w:eastAsia="Arakom" w:hAnsi="Arakom"/>
                 <w:b w:val="false"/>
                 <w:bCs w:val="false"/>
                 <w:color w:val="111111"/>
@@ -3448,7 +3448,7 @@
             </w:pPr>
             <w:r>
               <w:rPr>
-                <w:rFonts w:ascii="Markazi Text" w:cs="Markazi Text" w:eastAsia="Markazi Text" w:hAnsi="Markazi Text"/>
+                <w:rFonts w:ascii="Arakom" w:cs="Arakom" w:eastAsia="Arakom" w:hAnsi="Arakom"/>
                 <w:b w:val="false"/>
                 <w:bCs w:val="false"/>
                 <w:color w:val="111111"/>
@@ -3520,7 +3520,7 @@
             </w:pPr>
             <w:r>
               <w:rPr>
-                <w:rFonts w:ascii="Markazi Text" w:cs="Markazi Text" w:eastAsia="Markazi Text" w:hAnsi="Markazi Text"/>
+                <w:rFonts w:ascii="Arakom" w:cs="Arakom" w:eastAsia="Arakom" w:hAnsi="Arakom"/>
                 <w:b w:val="false"/>
                 <w:bCs w:val="false"/>
                 <w:color w:val="111111"/>
@@ -3592,7 +3592,7 @@
             </w:pPr>
             <w:r>
               <w:rPr>
-                <w:rFonts w:ascii="Markazi Text" w:cs="Markazi Text" w:eastAsia="Markazi Text" w:hAnsi="Markazi Text"/>
+                <w:rFonts w:ascii="Arakom" w:cs="Arakom" w:eastAsia="Arakom" w:hAnsi="Arakom"/>
                 <w:b w:val="false"/>
                 <w:bCs w:val="false"/>
                 <w:color w:val="111111"/>
@@ -3664,7 +3664,7 @@
             </w:pPr>
             <w:r>
               <w:rPr>
-                <w:rFonts w:ascii="Markazi Text" w:cs="Markazi Text" w:eastAsia="Markazi Text" w:hAnsi="Markazi Text"/>
+                <w:rFonts w:ascii="Arakom" w:cs="Arakom" w:eastAsia="Arakom" w:hAnsi="Arakom"/>
                 <w:b w:val="false"/>
                 <w:bCs w:val="false"/>
                 <w:color w:val="111111"/>
@@ -3736,7 +3736,7 @@
             </w:pPr>
             <w:r>
               <w:rPr>
-                <w:rFonts w:ascii="Markazi Text" w:cs="Markazi Text" w:eastAsia="Markazi Text" w:hAnsi="Markazi Text"/>
+                <w:rFonts w:ascii="Arakom" w:cs="Arakom" w:eastAsia="Arakom" w:hAnsi="Arakom"/>
                 <w:b w:val="false"/>
                 <w:bCs w:val="false"/>
                 <w:color w:val="111111"/>
@@ -3912,7 +3912,7 @@
             </w:r>
             <w:r>
               <w:rPr>
-                <w:rFonts w:ascii="Markazi Text" w:cs="Markazi Text" w:eastAsia="Markazi Text" w:hAnsi="Markazi Text"/>
+                <w:rFonts w:ascii="Arakom" w:cs="Arakom" w:eastAsia="Arakom" w:hAnsi="Arakom"/>
                 <w:b w:val="false"/>
                 <w:bCs w:val="false"/>
                 <w:color w:val="111111"/>
@@ -3962,7 +3962,7 @@
             </w:r>
             <w:r>
               <w:rPr>
-                <w:rFonts w:ascii="Markazi Text" w:cs="Markazi Text" w:eastAsia="Markazi Text" w:hAnsi="Markazi Text"/>
+                <w:rFonts w:ascii="Arakom" w:cs="Arakom" w:eastAsia="Arakom" w:hAnsi="Arakom"/>
                 <w:b w:val="false"/>
                 <w:bCs w:val="false"/>
                 <w:color w:val="111111"/>
@@ -4017,7 +4017,7 @@
             </w:r>
             <w:r>
               <w:rPr>
-                <w:rFonts w:ascii="Markazi Text" w:cs="Markazi Text" w:eastAsia="Markazi Text" w:hAnsi="Markazi Text"/>
+                <w:rFonts w:ascii="Arakom" w:cs="Arakom" w:eastAsia="Arakom" w:hAnsi="Arakom"/>
                 <w:b w:val="false"/>
                 <w:bCs w:val="false"/>
                 <w:color w:val="111111"/>
@@ -4067,7 +4067,7 @@
             </w:r>
             <w:r>
               <w:rPr>
-                <w:rFonts w:ascii="Markazi Text" w:cs="Markazi Text" w:eastAsia="Markazi Text" w:hAnsi="Markazi Text"/>
+                <w:rFonts w:ascii="Arakom" w:cs="Arakom" w:eastAsia="Arakom" w:hAnsi="Arakom"/>
                 <w:b w:val="false"/>
                 <w:bCs w:val="false"/>
                 <w:color w:val="111111"/>
@@ -4159,7 +4159,7 @@
             </w:r>
             <w:r>
               <w:rPr>
-                <w:rFonts w:ascii="Markazi Text" w:cs="Markazi Text" w:eastAsia="Markazi Text" w:hAnsi="Markazi Text"/>
+                <w:rFonts w:ascii="Arakom" w:cs="Arakom" w:eastAsia="Arakom" w:hAnsi="Arakom"/>
                 <w:b w:val="false"/>
                 <w:bCs w:val="false"/>
                 <w:color w:val="111111"/>
@@ -4209,7 +4209,7 @@
             </w:r>
             <w:r>
               <w:rPr>
-                <w:rFonts w:ascii="Markazi Text" w:cs="Markazi Text" w:eastAsia="Markazi Text" w:hAnsi="Markazi Text"/>
+                <w:rFonts w:ascii="Arakom" w:cs="Arakom" w:eastAsia="Arakom" w:hAnsi="Arakom"/>
                 <w:b w:val="false"/>
                 <w:bCs w:val="false"/>
                 <w:color w:val="111111"/>
@@ -4264,7 +4264,7 @@
             </w:r>
             <w:r>
               <w:rPr>
-                <w:rFonts w:ascii="Markazi Text" w:cs="Markazi Text" w:eastAsia="Markazi Text" w:hAnsi="Markazi Text"/>
+                <w:rFonts w:ascii="Arakom" w:cs="Arakom" w:eastAsia="Arakom" w:hAnsi="Arakom"/>
                 <w:b w:val="false"/>
                 <w:bCs w:val="false"/>
                 <w:color w:val="111111"/>
@@ -4314,7 +4314,7 @@
             </w:r>
             <w:r>
               <w:rPr>
-                <w:rFonts w:ascii="Markazi Text" w:cs="Markazi Text" w:eastAsia="Markazi Text" w:hAnsi="Markazi Text"/>
+                <w:rFonts w:ascii="Arakom" w:cs="Arakom" w:eastAsia="Arakom" w:hAnsi="Arakom"/>
                 <w:b w:val="false"/>
                 <w:bCs w:val="false"/>
                 <w:color w:val="111111"/>
@@ -4406,7 +4406,7 @@
             </w:r>
             <w:r>
               <w:rPr>
-                <w:rFonts w:ascii="Markazi Text" w:cs="Markazi Text" w:eastAsia="Markazi Text" w:hAnsi="Markazi Text"/>
+                <w:rFonts w:ascii="Arakom" w:cs="Arakom" w:eastAsia="Arakom" w:hAnsi="Arakom"/>
                 <w:b w:val="false"/>
                 <w:bCs w:val="false"/>
                 <w:color w:val="111111"/>
@@ -4456,7 +4456,7 @@
             </w:r>
             <w:r>
               <w:rPr>
-                <w:rFonts w:ascii="Markazi Text" w:cs="Markazi Text" w:eastAsia="Markazi Text" w:hAnsi="Markazi Text"/>
+                <w:rFonts w:ascii="Arakom" w:cs="Arakom" w:eastAsia="Arakom" w:hAnsi="Arakom"/>
                 <w:b w:val="false"/>
                 <w:bCs w:val="false"/>
                 <w:color w:val="111111"/>
@@ -4511,7 +4511,7 @@
             </w:r>
             <w:r>
               <w:rPr>
-                <w:rFonts w:ascii="Markazi Text" w:cs="Markazi Text" w:eastAsia="Markazi Text" w:hAnsi="Markazi Text"/>
+                <w:rFonts w:ascii="Arakom" w:cs="Arakom" w:eastAsia="Arakom" w:hAnsi="Arakom"/>
                 <w:b w:val="false"/>
                 <w:bCs w:val="false"/>
                 <w:color w:val="111111"/>
@@ -4561,7 +4561,7 @@
             </w:r>
             <w:r>
               <w:rPr>
-                <w:rFonts w:ascii="Markazi Text" w:cs="Markazi Text" w:eastAsia="Markazi Text" w:hAnsi="Markazi Text"/>
+                <w:rFonts w:ascii="Arakom" w:cs="Arakom" w:eastAsia="Arakom" w:hAnsi="Arakom"/>
                 <w:b w:val="false"/>
                 <w:bCs w:val="false"/>
                 <w:color w:val="111111"/>
@@ -4653,7 +4653,7 @@
             </w:r>
             <w:r>
               <w:rPr>
-                <w:rFonts w:ascii="Markazi Text" w:cs="Markazi Text" w:eastAsia="Markazi Text" w:hAnsi="Markazi Text"/>
+                <w:rFonts w:ascii="Arakom" w:cs="Arakom" w:eastAsia="Arakom" w:hAnsi="Arakom"/>
                 <w:b w:val="false"/>
                 <w:bCs w:val="false"/>
                 <w:color w:val="111111"/>
@@ -4703,7 +4703,7 @@
             </w:r>
             <w:r>
               <w:rPr>
-                <w:rFonts w:ascii="Markazi Text" w:cs="Markazi Text" w:eastAsia="Markazi Text" w:hAnsi="Markazi Text"/>
+                <w:rFonts w:ascii="Arakom" w:cs="Arakom" w:eastAsia="Arakom" w:hAnsi="Arakom"/>
                 <w:b w:val="false"/>
                 <w:bCs w:val="false"/>
                 <w:color w:val="111111"/>
@@ -4758,7 +4758,7 @@
             </w:r>
             <w:r>
               <w:rPr>
-                <w:rFonts w:ascii="Markazi Text" w:cs="Markazi Text" w:eastAsia="Markazi Text" w:hAnsi="Markazi Text"/>
+                <w:rFonts w:ascii="Arakom" w:cs="Arakom" w:eastAsia="Arakom" w:hAnsi="Arakom"/>
                 <w:b w:val="false"/>
                 <w:bCs w:val="false"/>
                 <w:color w:val="111111"/>
@@ -4808,7 +4808,7 @@
             </w:r>
             <w:r>
               <w:rPr>
-                <w:rFonts w:ascii="Markazi Text" w:cs="Markazi Text" w:eastAsia="Markazi Text" w:hAnsi="Markazi Text"/>
+                <w:rFonts w:ascii="Arakom" w:cs="Arakom" w:eastAsia="Arakom" w:hAnsi="Arakom"/>
                 <w:b w:val="false"/>
                 <w:bCs w:val="false"/>
                 <w:color w:val="111111"/>
@@ -5353,7 +5353,7 @@
             </w:pPr>
             <w:r>
               <w:rPr>
-                <w:rFonts w:ascii="Markazi Text" w:cs="Markazi Text" w:eastAsia="Markazi Text" w:hAnsi="Markazi Text"/>
+                <w:rFonts w:ascii="Arakom" w:cs="Arakom" w:eastAsia="Arakom" w:hAnsi="Arakom"/>
                 <w:b w:val="false"/>
                 <w:bCs w:val="false"/>
                 <w:color w:val="111111"/>
@@ -5461,7 +5461,7 @@
             </w:pPr>
             <w:r>
               <w:rPr>
-                <w:rFonts w:ascii="Markazi Text" w:cs="Markazi Text" w:eastAsia="Markazi Text" w:hAnsi="Markazi Text"/>
+                <w:rFonts w:ascii="Arakom" w:cs="Arakom" w:eastAsia="Arakom" w:hAnsi="Arakom"/>
                 <w:b w:val="false"/>
                 <w:bCs w:val="false"/>
                 <w:color w:val="111111"/>
@@ -5569,7 +5569,7 @@
             </w:pPr>
             <w:r>
               <w:rPr>
-                <w:rFonts w:ascii="Markazi Text" w:cs="Markazi Text" w:eastAsia="Markazi Text" w:hAnsi="Markazi Text"/>
+                <w:rFonts w:ascii="Arakom" w:cs="Arakom" w:eastAsia="Arakom" w:hAnsi="Arakom"/>
                 <w:b w:val="false"/>
                 <w:bCs w:val="false"/>
                 <w:color w:val="111111"/>
@@ -5677,7 +5677,7 @@
             </w:pPr>
             <w:r>
               <w:rPr>
-                <w:rFonts w:ascii="Markazi Text" w:cs="Markazi Text" w:eastAsia="Markazi Text" w:hAnsi="Markazi Text"/>
+                <w:rFonts w:ascii="Arakom" w:cs="Arakom" w:eastAsia="Arakom" w:hAnsi="Arakom"/>
                 <w:b w:val="false"/>
                 <w:bCs w:val="false"/>
                 <w:color w:val="111111"/>
@@ -5785,7 +5785,7 @@
             </w:pPr>
             <w:r>
               <w:rPr>
-                <w:rFonts w:ascii="Markazi Text" w:cs="Markazi Text" w:eastAsia="Markazi Text" w:hAnsi="Markazi Text"/>
+                <w:rFonts w:ascii="Arakom" w:cs="Arakom" w:eastAsia="Arakom" w:hAnsi="Arakom"/>
                 <w:b w:val="false"/>
                 <w:bCs w:val="false"/>
                 <w:color w:val="111111"/>
@@ -6000,7 +6000,7 @@
             </w:pPr>
             <w:r>
               <w:rPr>
-                <w:rFonts w:ascii="Markazi Text" w:cs="Markazi Text" w:eastAsia="Markazi Text" w:hAnsi="Markazi Text"/>
+                <w:rFonts w:ascii="Arakom" w:cs="Arakom" w:eastAsia="Arakom" w:hAnsi="Arakom"/>
                 <w:b w:val="false"/>
                 <w:bCs w:val="false"/>
                 <w:color w:val="111111"/>
@@ -6072,7 +6072,7 @@
             </w:pPr>
             <w:r>
               <w:rPr>
-                <w:rFonts w:ascii="Markazi Text" w:cs="Markazi Text" w:eastAsia="Markazi Text" w:hAnsi="Markazi Text"/>
+                <w:rFonts w:ascii="Arakom" w:cs="Arakom" w:eastAsia="Arakom" w:hAnsi="Arakom"/>
                 <w:b w:val="false"/>
                 <w:bCs w:val="false"/>
                 <w:color w:val="111111"/>
@@ -6144,7 +6144,7 @@
             </w:pPr>
             <w:r>
               <w:rPr>
-                <w:rFonts w:ascii="Markazi Text" w:cs="Markazi Text" w:eastAsia="Markazi Text" w:hAnsi="Markazi Text"/>
+                <w:rFonts w:ascii="Arakom" w:cs="Arakom" w:eastAsia="Arakom" w:hAnsi="Arakom"/>
                 <w:b w:val="false"/>
                 <w:bCs w:val="false"/>
                 <w:color w:val="111111"/>
@@ -6216,7 +6216,7 @@
             </w:pPr>
             <w:r>
               <w:rPr>
-                <w:rFonts w:ascii="Markazi Text" w:cs="Markazi Text" w:eastAsia="Markazi Text" w:hAnsi="Markazi Text"/>
+                <w:rFonts w:ascii="Arakom" w:cs="Arakom" w:eastAsia="Arakom" w:hAnsi="Arakom"/>
                 <w:b w:val="false"/>
                 <w:bCs w:val="false"/>
                 <w:color w:val="111111"/>
@@ -6288,7 +6288,7 @@
             </w:pPr>
             <w:r>
               <w:rPr>
-                <w:rFonts w:ascii="Markazi Text" w:cs="Markazi Text" w:eastAsia="Markazi Text" w:hAnsi="Markazi Text"/>
+                <w:rFonts w:ascii="Arakom" w:cs="Arakom" w:eastAsia="Arakom" w:hAnsi="Arakom"/>
                 <w:b w:val="false"/>
                 <w:bCs w:val="false"/>
                 <w:color w:val="111111"/>
@@ -6440,7 +6440,7 @@
             </w:pPr>
             <w:r>
               <w:rPr>
-                <w:rFonts w:ascii="Markazi Text" w:cs="Markazi Text" w:eastAsia="Markazi Text" w:hAnsi="Markazi Text"/>
+                <w:rFonts w:ascii="Arakom" w:cs="Arakom" w:eastAsia="Arakom" w:hAnsi="Arakom"/>
                 <w:b w:val="false"/>
                 <w:bCs w:val="false"/>
                 <w:color w:val="111111"/>
@@ -6996,7 +6996,7 @@
             </w:pPr>
             <w:r>
               <w:rPr>
-                <w:rFonts w:ascii="Markazi Text" w:cs="Markazi Text" w:eastAsia="Markazi Text" w:hAnsi="Markazi Text"/>
+                <w:rFonts w:ascii="Arakom" w:cs="Arakom" w:eastAsia="Arakom" w:hAnsi="Arakom"/>
                 <w:b w:val="false"/>
                 <w:bCs w:val="false"/>
                 <w:color w:val="111111"/>
@@ -7014,7 +7014,7 @@
             </w:pPr>
             <w:r>
               <w:rPr>
-                <w:rFonts w:ascii="Markazi Text" w:cs="Markazi Text" w:eastAsia="Markazi Text" w:hAnsi="Markazi Text"/>
+                <w:rFonts w:ascii="Arakom" w:cs="Arakom" w:eastAsia="Arakom" w:hAnsi="Arakom"/>
                 <w:b w:val="false"/>
                 <w:bCs w:val="false"/>
                 <w:color w:val="111111"/>
@@ -7202,7 +7202,7 @@
             </w:pPr>
             <w:r>
               <w:rPr>
-                <w:rFonts w:ascii="Markazi Text" w:cs="Markazi Text" w:eastAsia="Markazi Text" w:hAnsi="Markazi Text"/>
+                <w:rFonts w:ascii="Arakom" w:cs="Arakom" w:eastAsia="Arakom" w:hAnsi="Arakom"/>
                 <w:b w:val="false"/>
                 <w:bCs w:val="false"/>
                 <w:color w:val="111111"/>
@@ -7220,7 +7220,7 @@
             </w:pPr>
             <w:r>
               <w:rPr>
-                <w:rFonts w:ascii="Markazi Text" w:cs="Markazi Text" w:eastAsia="Markazi Text" w:hAnsi="Markazi Text"/>
+                <w:rFonts w:ascii="Arakom" w:cs="Arakom" w:eastAsia="Arakom" w:hAnsi="Arakom"/>
                 <w:b w:val="false"/>
                 <w:bCs w:val="false"/>
                 <w:color w:val="111111"/>
@@ -7502,7 +7502,7 @@
             </w:pPr>
             <w:r>
               <w:rPr>
-                <w:rFonts w:ascii="Markazi Text" w:cs="Markazi Text" w:eastAsia="Markazi Text" w:hAnsi="Markazi Text"/>
+                <w:rFonts w:ascii="Arakom" w:cs="Arakom" w:eastAsia="Arakom" w:hAnsi="Arakom"/>
                 <w:b w:val="false"/>
                 <w:bCs w:val="false"/>
                 <w:color w:val="111111"/>
@@ -7520,7 +7520,7 @@
             </w:pPr>
             <w:r>
               <w:rPr>
-                <w:rFonts w:ascii="Markazi Text" w:cs="Markazi Text" w:eastAsia="Markazi Text" w:hAnsi="Markazi Text"/>
+                <w:rFonts w:ascii="Arakom" w:cs="Arakom" w:eastAsia="Arakom" w:hAnsi="Arakom"/>
                 <w:b w:val="false"/>
                 <w:bCs w:val="false"/>
                 <w:color w:val="111111"/>
@@ -7538,7 +7538,7 @@
             </w:pPr>
             <w:r>
               <w:rPr>
-                <w:rFonts w:ascii="Markazi Text" w:cs="Markazi Text" w:eastAsia="Markazi Text" w:hAnsi="Markazi Text"/>
+                <w:rFonts w:ascii="Arakom" w:cs="Arakom" w:eastAsia="Arakom" w:hAnsi="Arakom"/>
                 <w:b w:val="false"/>
                 <w:bCs w:val="false"/>
                 <w:color w:val="111111"/>
